--- a/word/表29 VV-ECMO监测与管理规范：每日管理规范（E）.docx
+++ b/word/表29 VV-ECMO监测与管理规范：每日管理规范（E）.docx
@@ -130,18 +130,22 @@
           <w:p>
             <w:pPr>
               <w:snapToGrid w:val="0"/>
-              <w:spacing w:after="0" w:line="240" w:lineRule="auto"/>
-              <w:rPr>
-                <w:rFonts w:ascii="Times New Roman Regular" w:hAnsi="Times New Roman Regular" w:cs="Times New Roman Regular"/>
-                <w:b/>
-                <w:bCs/>
-              </w:rPr>
-            </w:pPr>
-            <w:r>
-              <w:rPr>
-                <w:rFonts w:ascii="Times New Roman Regular" w:hAnsi="Times New Roman Regular" w:cs="Times New Roman Regular"/>
-                <w:b/>
-                <w:bCs/>
+              <w:spacing w:after="0" w:line="207" w:lineRule="exact"/>
+              <w:rPr>
+                <w:rFonts w:ascii="Times New Roman Regular" w:hAnsi="Times New Roman Regular" w:cs="Times New Roman Regular"/>
+                <w:b/>
+                <w:bCs/>
+                <w:w w:val="70"/>
+                <w:sz w:val="18"/>
+              </w:rPr>
+            </w:pPr>
+            <w:r>
+              <w:rPr>
+                <w:rFonts w:ascii="Times New Roman Regular" w:hAnsi="Times New Roman Regular" w:cs="Times New Roman Regular"/>
+                <w:b/>
+                <w:bCs/>
+                <w:w w:val="70"/>
+                <w:sz w:val="18"/>
               </w:rPr>
               <w:t>四、每日管理规范：</w:t>
             </w:r>
@@ -150,6 +154,8 @@
                 <w:rFonts w:ascii="Times New Roman Regular" w:hAnsi="Times New Roman Regular" w:cs="Times New Roman Regular"/>
                 <w:b/>
                 <w:bCs/>
+                <w:w w:val="70"/>
+                <w:sz w:val="18"/>
               </w:rPr>
               <w:t xml:space="preserve">ABCDE-VV </w:t>
             </w:r>
@@ -158,6 +164,8 @@
                 <w:rFonts w:ascii="Times New Roman Regular" w:hAnsi="Times New Roman Regular" w:cs="Times New Roman Regular"/>
                 <w:b/>
                 <w:bCs/>
+                <w:w w:val="70"/>
+                <w:sz w:val="18"/>
               </w:rPr>
               <w:t>标准化流程</w:t>
             </w:r>
@@ -166,6 +174,8 @@
                 <w:rFonts w:ascii="Times New Roman Regular" w:hAnsi="Times New Roman Regular" w:cs="Times New Roman Regular"/>
                 <w:b/>
                 <w:bCs/>
+                <w:w w:val="70"/>
+                <w:sz w:val="18"/>
               </w:rPr>
               <w:tab/>
             </w:r>
@@ -182,12 +192,13 @@
           <w:p>
             <w:pPr>
               <w:snapToGrid w:val="0"/>
-              <w:spacing w:after="0" w:line="240" w:lineRule="auto"/>
-              <w:rPr>
-                <w:rFonts w:ascii="Times New Roman Regular" w:hAnsi="Times New Roman Regular" w:cs="Times New Roman Regular"/>
-                <w:b/>
-                <w:bCs/>
-                <w:sz w:val="21"/>
+              <w:spacing w:after="0" w:line="207" w:lineRule="exact"/>
+              <w:rPr>
+                <w:rFonts w:ascii="Times New Roman Regular" w:hAnsi="Times New Roman Regular" w:cs="Times New Roman Regular"/>
+                <w:b/>
+                <w:bCs/>
+                <w:w w:val="70"/>
+                <w:sz w:val="18"/>
                 <w:szCs w:val="21"/>
               </w:rPr>
             </w:pPr>
@@ -196,7 +207,8 @@
                 <w:rFonts w:ascii="Times New Roman Regular" w:hAnsi="Times New Roman Regular" w:cs="Times New Roman Regular"/>
                 <w:b/>
                 <w:bCs/>
-                <w:sz w:val="21"/>
+                <w:w w:val="70"/>
+                <w:sz w:val="18"/>
                 <w:szCs w:val="21"/>
               </w:rPr>
               <w:t>E — Echo &amp; Lung Ultrasound</w:t>
@@ -206,7 +218,8 @@
                 <w:rFonts w:ascii="Times New Roman Regular" w:hAnsi="Times New Roman Regular" w:cs="Times New Roman Regular"/>
                 <w:b/>
                 <w:bCs/>
-                <w:sz w:val="21"/>
+                <w:w w:val="70"/>
+                <w:sz w:val="18"/>
                 <w:szCs w:val="21"/>
               </w:rPr>
               <w:t>（床旁超声评估</w:t>
@@ -216,7 +229,8 @@
                 <w:rFonts w:ascii="Times New Roman Regular" w:hAnsi="Times New Roman Regular" w:cs="Times New Roman Regular"/>
                 <w:b/>
                 <w:bCs/>
-                <w:sz w:val="21"/>
+                <w:w w:val="70"/>
+                <w:sz w:val="18"/>
                 <w:szCs w:val="21"/>
               </w:rPr>
               <w:t>·</w:t>
@@ -226,7 +240,8 @@
                 <w:rFonts w:ascii="Times New Roman Regular" w:hAnsi="Times New Roman Regular" w:cs="Times New Roman Regular"/>
                 <w:b/>
                 <w:bCs/>
-                <w:sz w:val="21"/>
+                <w:w w:val="70"/>
+                <w:sz w:val="18"/>
                 <w:szCs w:val="21"/>
               </w:rPr>
               <w:t>每日必做）</w:t>
@@ -236,7 +251,8 @@
                 <w:rFonts w:ascii="Times New Roman Regular" w:hAnsi="Times New Roman Regular" w:cs="Times New Roman Regular"/>
                 <w:b/>
                 <w:bCs/>
-                <w:sz w:val="21"/>
+                <w:w w:val="70"/>
+                <w:sz w:val="18"/>
                 <w:szCs w:val="21"/>
               </w:rPr>
               <w:t>:</w:t>
@@ -246,7 +262,8 @@
                 <w:rFonts w:ascii="Times New Roman Regular" w:hAnsi="Times New Roman Regular" w:cs="Times New Roman Regular"/>
                 <w:b/>
                 <w:bCs/>
-                <w:sz w:val="21"/>
+                <w:w w:val="70"/>
+                <w:sz w:val="18"/>
                 <w:szCs w:val="21"/>
               </w:rPr>
               <w:tab/>
@@ -257,7 +274,8 @@
                 <w:rFonts w:ascii="Times New Roman Regular" w:hAnsi="Times New Roman Regular" w:cs="Times New Roman Regular"/>
                 <w:b/>
                 <w:bCs/>
-                <w:sz w:val="21"/>
+                <w:w w:val="70"/>
+                <w:sz w:val="18"/>
                 <w:szCs w:val="21"/>
               </w:rPr>
               <w:t>肺部超声</w:t>
@@ -267,7 +285,8 @@
                 <w:rFonts w:ascii="Times New Roman Regular" w:hAnsi="Times New Roman Regular" w:cs="Times New Roman Regular"/>
                 <w:b/>
                 <w:bCs/>
-                <w:sz w:val="21"/>
+                <w:w w:val="70"/>
+                <w:sz w:val="18"/>
                 <w:szCs w:val="21"/>
               </w:rPr>
               <w:tab/>
@@ -277,7 +296,8 @@
                 <w:rFonts w:ascii="Times New Roman Regular" w:hAnsi="Times New Roman Regular" w:cs="Times New Roman Regular"/>
                 <w:b/>
                 <w:bCs/>
-                <w:sz w:val="21"/>
+                <w:w w:val="70"/>
+                <w:sz w:val="18"/>
                 <w:szCs w:val="21"/>
               </w:rPr>
               <w:tab/>
@@ -287,7 +307,8 @@
                 <w:rFonts w:ascii="Times New Roman Regular" w:hAnsi="Times New Roman Regular" w:cs="Times New Roman Regular"/>
                 <w:b/>
                 <w:bCs/>
-                <w:sz w:val="21"/>
+                <w:w w:val="70"/>
+                <w:sz w:val="18"/>
                 <w:szCs w:val="21"/>
               </w:rPr>
               <w:tab/>
@@ -305,16 +326,20 @@
           <w:p>
             <w:pPr>
               <w:snapToGrid w:val="0"/>
-              <w:spacing w:after="0" w:line="240" w:lineRule="auto"/>
-              <w:rPr>
-                <w:rFonts w:ascii="Times New Roman Regular" w:hAnsi="Times New Roman Regular" w:cs="Times New Roman Regular"/>
-                <w:b/>
-                <w:bCs/>
-              </w:rPr>
-            </w:pPr>
-            <w:r>
-              <w:rPr>
-                <w:rFonts w:ascii="Times New Roman Regular" w:hAnsi="Times New Roman Regular" w:cs="Times New Roman Regular"/>
+              <w:spacing w:after="0" w:line="207" w:lineRule="exact"/>
+              <w:rPr>
+                <w:rFonts w:ascii="Times New Roman Regular" w:hAnsi="Times New Roman Regular" w:cs="Times New Roman Regular"/>
+                <w:b/>
+                <w:bCs/>
+                <w:w w:val="70"/>
+                <w:sz w:val="18"/>
+              </w:rPr>
+            </w:pPr>
+            <w:r>
+              <w:rPr>
+                <w:rFonts w:ascii="Times New Roman Regular" w:hAnsi="Times New Roman Regular" w:cs="Times New Roman Regular"/>
+                <w:w w:val="70"/>
+                <w:sz w:val="18"/>
               </w:rPr>
               <w:t>超声征象</w:t>
             </w:r>
@@ -329,19 +354,22 @@
           <w:p>
             <w:pPr>
               <w:snapToGrid w:val="0"/>
-              <w:spacing w:after="0" w:line="240" w:lineRule="auto"/>
+              <w:spacing w:after="0" w:line="207" w:lineRule="exact"/>
               <w:jc w:val="center"/>
               <w:rPr>
                 <w:rFonts w:ascii="Times New Roman Regular" w:hAnsi="Times New Roman Regular" w:cs="Times New Roman Regular"/>
                 <w:b/>
                 <w:bCs/>
-                <w:sz w:val="21"/>
+                <w:w w:val="70"/>
+                <w:sz w:val="18"/>
                 <w:szCs w:val="21"/>
               </w:rPr>
             </w:pPr>
             <w:r>
               <w:rPr>
                 <w:rFonts w:ascii="Times New Roman Regular" w:hAnsi="Times New Roman Regular" w:cs="Times New Roman Regular"/>
+                <w:w w:val="70"/>
+                <w:sz w:val="18"/>
               </w:rPr>
               <w:t>表现</w:t>
             </w:r>
@@ -356,19 +384,22 @@
           <w:p>
             <w:pPr>
               <w:snapToGrid w:val="0"/>
-              <w:spacing w:after="0" w:line="240" w:lineRule="auto"/>
+              <w:spacing w:after="0" w:line="207" w:lineRule="exact"/>
               <w:jc w:val="center"/>
               <w:rPr>
                 <w:rFonts w:ascii="Times New Roman Regular" w:hAnsi="Times New Roman Regular" w:cs="Times New Roman Regular"/>
                 <w:b/>
                 <w:bCs/>
-                <w:sz w:val="21"/>
+                <w:w w:val="70"/>
+                <w:sz w:val="18"/>
                 <w:szCs w:val="21"/>
               </w:rPr>
             </w:pPr>
             <w:r>
               <w:rPr>
                 <w:rFonts w:ascii="Times New Roman Regular" w:hAnsi="Times New Roman Regular" w:cs="Times New Roman Regular"/>
+                <w:w w:val="70"/>
+                <w:sz w:val="18"/>
               </w:rPr>
               <w:t>意义</w:t>
             </w:r>
@@ -382,19 +413,22 @@
           <w:p>
             <w:pPr>
               <w:snapToGrid w:val="0"/>
-              <w:spacing w:after="0" w:line="240" w:lineRule="auto"/>
+              <w:spacing w:after="0" w:line="207" w:lineRule="exact"/>
               <w:jc w:val="center"/>
               <w:rPr>
                 <w:rFonts w:ascii="Times New Roman Regular" w:hAnsi="Times New Roman Regular" w:cs="Times New Roman Regular"/>
                 <w:b/>
                 <w:bCs/>
-                <w:sz w:val="21"/>
+                <w:w w:val="70"/>
+                <w:sz w:val="18"/>
                 <w:szCs w:val="21"/>
               </w:rPr>
             </w:pPr>
             <w:r>
               <w:rPr>
                 <w:rFonts w:ascii="Times New Roman Regular" w:hAnsi="Times New Roman Regular" w:cs="Times New Roman Regular"/>
+                <w:w w:val="70"/>
+                <w:sz w:val="18"/>
               </w:rPr>
               <w:t>趋势指示</w:t>
             </w:r>
@@ -411,20 +445,26 @@
           <w:p>
             <w:pPr>
               <w:snapToGrid w:val="0"/>
-              <w:spacing w:after="0" w:line="240" w:lineRule="auto"/>
-              <w:rPr>
-                <w:rFonts w:ascii="Times New Roman Regular" w:hAnsi="Times New Roman Regular" w:cs="Times New Roman Regular"/>
-              </w:rPr>
-            </w:pPr>
-            <w:r>
-              <w:rPr>
-                <w:rFonts w:ascii="Times New Roman Regular" w:hAnsi="Times New Roman Regular" w:cs="Times New Roman Regular"/>
+              <w:spacing w:after="0" w:line="207" w:lineRule="exact"/>
+              <w:rPr>
+                <w:rFonts w:ascii="Times New Roman Regular" w:hAnsi="Times New Roman Regular" w:cs="Times New Roman Regular"/>
+                <w:w w:val="70"/>
+                <w:sz w:val="18"/>
+              </w:rPr>
+            </w:pPr>
+            <w:r>
+              <w:rPr>
+                <w:rFonts w:ascii="Times New Roman Regular" w:hAnsi="Times New Roman Regular" w:cs="Times New Roman Regular"/>
+                <w:w w:val="70"/>
+                <w:sz w:val="18"/>
               </w:rPr>
               <w:t xml:space="preserve">A </w:t>
             </w:r>
             <w:r>
               <w:rPr>
                 <w:rFonts w:ascii="Times New Roman Regular" w:hAnsi="Times New Roman Regular" w:cs="Times New Roman Regular"/>
+                <w:w w:val="70"/>
+                <w:sz w:val="18"/>
               </w:rPr>
               <w:t>线</w:t>
             </w:r>
@@ -439,16 +479,19 @@
           <w:p>
             <w:pPr>
               <w:snapToGrid w:val="0"/>
-              <w:spacing w:after="0" w:line="240" w:lineRule="auto"/>
-              <w:rPr>
-                <w:rFonts w:ascii="Times New Roman Regular" w:hAnsi="Times New Roman Regular" w:cs="Times New Roman Regular"/>
-                <w:sz w:val="21"/>
+              <w:spacing w:after="0" w:line="207" w:lineRule="exact"/>
+              <w:rPr>
+                <w:rFonts w:ascii="Times New Roman Regular" w:hAnsi="Times New Roman Regular" w:cs="Times New Roman Regular"/>
+                <w:w w:val="70"/>
+                <w:sz w:val="18"/>
                 <w:szCs w:val="21"/>
               </w:rPr>
             </w:pPr>
             <w:r>
               <w:rPr>
                 <w:rFonts w:ascii="Times New Roman Regular" w:hAnsi="Times New Roman Regular" w:cs="Times New Roman Regular"/>
+                <w:w w:val="70"/>
+                <w:sz w:val="18"/>
               </w:rPr>
               <w:t>胸膜线下方等距平行高回声线</w:t>
             </w:r>
@@ -463,17 +506,20 @@
           <w:p>
             <w:pPr>
               <w:snapToGrid w:val="0"/>
-              <w:spacing w:after="0" w:line="240" w:lineRule="auto"/>
+              <w:spacing w:after="0" w:line="207" w:lineRule="exact"/>
               <w:jc w:val="center"/>
               <w:rPr>
                 <w:rFonts w:ascii="Times New Roman Regular" w:hAnsi="Times New Roman Regular" w:cs="Times New Roman Regular"/>
-                <w:sz w:val="21"/>
+                <w:w w:val="70"/>
+                <w:sz w:val="18"/>
                 <w:szCs w:val="21"/>
               </w:rPr>
             </w:pPr>
             <w:r>
               <w:rPr>
                 <w:rFonts w:ascii="Times New Roman Regular" w:hAnsi="Times New Roman Regular" w:cs="Times New Roman Regular"/>
+                <w:w w:val="70"/>
+                <w:sz w:val="18"/>
               </w:rPr>
               <w:t>正常充气肺组织</w:t>
             </w:r>
@@ -487,17 +533,20 @@
           <w:p>
             <w:pPr>
               <w:snapToGrid w:val="0"/>
-              <w:spacing w:after="0" w:line="240" w:lineRule="auto"/>
+              <w:spacing w:after="0" w:line="207" w:lineRule="exact"/>
               <w:jc w:val="center"/>
               <w:rPr>
                 <w:rFonts w:ascii="Times New Roman Regular" w:hAnsi="Times New Roman Regular" w:cs="Times New Roman Regular"/>
-                <w:sz w:val="21"/>
+                <w:w w:val="70"/>
+                <w:sz w:val="18"/>
                 <w:szCs w:val="21"/>
               </w:rPr>
             </w:pPr>
             <w:r>
               <w:rPr>
                 <w:rFonts w:ascii="Times New Roman Regular" w:hAnsi="Times New Roman Regular" w:cs="Times New Roman Regular"/>
+                <w:w w:val="70"/>
+                <w:sz w:val="18"/>
               </w:rPr>
               <w:t>越多越好</w:t>
             </w:r>
@@ -514,44 +563,58 @@
           <w:p>
             <w:pPr>
               <w:snapToGrid w:val="0"/>
-              <w:spacing w:after="0" w:line="240" w:lineRule="auto"/>
-              <w:rPr>
-                <w:rFonts w:ascii="Times New Roman Regular" w:hAnsi="Times New Roman Regular" w:cs="Times New Roman Regular"/>
-              </w:rPr>
-            </w:pPr>
-            <w:r>
-              <w:rPr>
-                <w:rFonts w:ascii="Times New Roman Regular" w:hAnsi="Times New Roman Regular" w:cs="Times New Roman Regular"/>
+              <w:spacing w:after="0" w:line="207" w:lineRule="exact"/>
+              <w:rPr>
+                <w:rFonts w:ascii="Times New Roman Regular" w:hAnsi="Times New Roman Regular" w:cs="Times New Roman Regular"/>
+                <w:w w:val="70"/>
+                <w:sz w:val="18"/>
+              </w:rPr>
+            </w:pPr>
+            <w:r>
+              <w:rPr>
+                <w:rFonts w:ascii="Times New Roman Regular" w:hAnsi="Times New Roman Regular" w:cs="Times New Roman Regular"/>
+                <w:w w:val="70"/>
+                <w:sz w:val="18"/>
               </w:rPr>
               <w:t xml:space="preserve">B </w:t>
             </w:r>
             <w:r>
               <w:rPr>
                 <w:rFonts w:ascii="Times New Roman Regular" w:hAnsi="Times New Roman Regular" w:cs="Times New Roman Regular"/>
+                <w:w w:val="70"/>
+                <w:sz w:val="18"/>
               </w:rPr>
               <w:t>线（</w:t>
             </w:r>
             <w:r>
               <w:rPr>
                 <w:rFonts w:ascii="Times New Roman Regular" w:hAnsi="Times New Roman Regular" w:cs="Times New Roman Regular"/>
+                <w:w w:val="70"/>
+                <w:sz w:val="18"/>
               </w:rPr>
               <w:t>&lt; 3</w:t>
             </w:r>
             <w:r>
               <w:rPr>
                 <w:rFonts w:ascii="Times New Roman Regular" w:hAnsi="Times New Roman Regular" w:cs="Times New Roman Regular"/>
+                <w:w w:val="70"/>
+                <w:sz w:val="18"/>
               </w:rPr>
               <w:t>条</w:t>
             </w:r>
             <w:r>
               <w:rPr>
                 <w:rFonts w:ascii="Times New Roman Regular" w:hAnsi="Times New Roman Regular" w:cs="Times New Roman Regular"/>
+                <w:w w:val="70"/>
+                <w:sz w:val="18"/>
               </w:rPr>
               <w:t>/</w:t>
             </w:r>
             <w:r>
               <w:rPr>
                 <w:rFonts w:ascii="Times New Roman Regular" w:hAnsi="Times New Roman Regular" w:cs="Times New Roman Regular"/>
+                <w:w w:val="70"/>
+                <w:sz w:val="18"/>
               </w:rPr>
               <w:t>肋间）</w:t>
             </w:r>
@@ -566,16 +629,19 @@
           <w:p>
             <w:pPr>
               <w:snapToGrid w:val="0"/>
-              <w:spacing w:after="0" w:line="240" w:lineRule="auto"/>
-              <w:rPr>
-                <w:rFonts w:ascii="Times New Roman Regular" w:hAnsi="Times New Roman Regular" w:cs="Times New Roman Regular"/>
-                <w:sz w:val="21"/>
+              <w:spacing w:after="0" w:line="207" w:lineRule="exact"/>
+              <w:rPr>
+                <w:rFonts w:ascii="Times New Roman Regular" w:hAnsi="Times New Roman Regular" w:cs="Times New Roman Regular"/>
+                <w:w w:val="70"/>
+                <w:sz w:val="18"/>
                 <w:szCs w:val="21"/>
               </w:rPr>
             </w:pPr>
             <w:r>
               <w:rPr>
                 <w:rFonts w:ascii="Times New Roman Regular" w:hAnsi="Times New Roman Regular" w:cs="Times New Roman Regular"/>
+                <w:w w:val="70"/>
+                <w:sz w:val="18"/>
               </w:rPr>
               <w:t>从胸膜线放射至屏幕底的垂直高回声线</w:t>
             </w:r>
@@ -590,17 +656,20 @@
           <w:p>
             <w:pPr>
               <w:snapToGrid w:val="0"/>
-              <w:spacing w:after="0" w:line="240" w:lineRule="auto"/>
+              <w:spacing w:after="0" w:line="207" w:lineRule="exact"/>
               <w:jc w:val="center"/>
               <w:rPr>
                 <w:rFonts w:ascii="Times New Roman Regular" w:hAnsi="Times New Roman Regular" w:cs="Times New Roman Regular"/>
-                <w:sz w:val="21"/>
+                <w:w w:val="70"/>
+                <w:sz w:val="18"/>
                 <w:szCs w:val="21"/>
               </w:rPr>
             </w:pPr>
             <w:r>
               <w:rPr>
                 <w:rFonts w:ascii="Times New Roman Regular" w:hAnsi="Times New Roman Regular" w:cs="Times New Roman Regular"/>
+                <w:w w:val="70"/>
+                <w:sz w:val="18"/>
               </w:rPr>
               <w:t>轻度间质水肿</w:t>
             </w:r>
@@ -614,17 +683,20 @@
           <w:p>
             <w:pPr>
               <w:snapToGrid w:val="0"/>
-              <w:spacing w:after="0" w:line="240" w:lineRule="auto"/>
+              <w:spacing w:after="0" w:line="207" w:lineRule="exact"/>
               <w:jc w:val="center"/>
               <w:rPr>
                 <w:rFonts w:ascii="Times New Roman Regular" w:hAnsi="Times New Roman Regular" w:cs="Times New Roman Regular"/>
-                <w:sz w:val="21"/>
+                <w:w w:val="70"/>
+                <w:sz w:val="18"/>
                 <w:szCs w:val="21"/>
               </w:rPr>
             </w:pPr>
             <w:r>
               <w:rPr>
                 <w:rFonts w:ascii="Times New Roman Regular" w:hAnsi="Times New Roman Regular" w:cs="Times New Roman Regular"/>
+                <w:w w:val="70"/>
+                <w:sz w:val="18"/>
               </w:rPr>
               <w:t>可接受状态</w:t>
             </w:r>
@@ -641,68 +713,90 @@
           <w:p>
             <w:pPr>
               <w:snapToGrid w:val="0"/>
-              <w:spacing w:after="0" w:line="240" w:lineRule="auto"/>
-              <w:rPr>
-                <w:rFonts w:ascii="Times New Roman Regular" w:hAnsi="Times New Roman Regular" w:cs="Times New Roman Regular"/>
-              </w:rPr>
-            </w:pPr>
-            <w:r>
-              <w:rPr>
-                <w:rFonts w:ascii="Times New Roman Regular" w:hAnsi="Times New Roman Regular" w:cs="Times New Roman Regular"/>
+              <w:spacing w:after="0" w:line="207" w:lineRule="exact"/>
+              <w:rPr>
+                <w:rFonts w:ascii="Times New Roman Regular" w:hAnsi="Times New Roman Regular" w:cs="Times New Roman Regular"/>
+                <w:w w:val="70"/>
+                <w:sz w:val="18"/>
+              </w:rPr>
+            </w:pPr>
+            <w:r>
+              <w:rPr>
+                <w:rFonts w:ascii="Times New Roman Regular" w:hAnsi="Times New Roman Regular" w:cs="Times New Roman Regular"/>
+                <w:w w:val="70"/>
+                <w:sz w:val="18"/>
               </w:rPr>
               <w:t xml:space="preserve">B </w:t>
             </w:r>
             <w:r>
               <w:rPr>
                 <w:rFonts w:ascii="Times New Roman Regular" w:hAnsi="Times New Roman Regular" w:cs="Times New Roman Regular"/>
+                <w:w w:val="70"/>
+                <w:sz w:val="18"/>
               </w:rPr>
               <w:t>线（</w:t>
             </w:r>
             <w:r>
               <w:rPr>
                 <w:rFonts w:ascii="Times New Roman Regular" w:hAnsi="Times New Roman Regular" w:cs="Times New Roman Regular"/>
+                <w:w w:val="70"/>
+                <w:sz w:val="18"/>
               </w:rPr>
               <w:t xml:space="preserve">≥3 </w:t>
             </w:r>
             <w:r>
               <w:rPr>
                 <w:rFonts w:ascii="Times New Roman Regular" w:hAnsi="Times New Roman Regular" w:cs="Times New Roman Regular"/>
+                <w:w w:val="70"/>
+                <w:sz w:val="18"/>
               </w:rPr>
               <w:t>条</w:t>
             </w:r>
             <w:r>
               <w:rPr>
                 <w:rFonts w:ascii="Times New Roman Regular" w:hAnsi="Times New Roman Regular" w:cs="Times New Roman Regular"/>
+                <w:w w:val="70"/>
+                <w:sz w:val="18"/>
               </w:rPr>
               <w:t>/</w:t>
             </w:r>
             <w:r>
               <w:rPr>
                 <w:rFonts w:ascii="Times New Roman Regular" w:hAnsi="Times New Roman Regular" w:cs="Times New Roman Regular"/>
+                <w:w w:val="70"/>
+                <w:sz w:val="18"/>
               </w:rPr>
               <w:t>肋间或融合</w:t>
             </w:r>
             <w:r>
               <w:rPr>
                 <w:rFonts w:ascii="Times New Roman Regular" w:hAnsi="Times New Roman Regular" w:cs="Times New Roman Regular"/>
+                <w:w w:val="70"/>
+                <w:sz w:val="18"/>
               </w:rPr>
               <w:t>"</w:t>
             </w:r>
             <w:r>
               <w:rPr>
                 <w:rFonts w:ascii="Times New Roman Regular" w:hAnsi="Times New Roman Regular" w:cs="Times New Roman Regular"/>
+                <w:w w:val="70"/>
+                <w:sz w:val="18"/>
               </w:rPr>
               <w:t>瀑布征</w:t>
             </w:r>
             <w:r>
               <w:rPr>
                 <w:rFonts w:ascii="Times New Roman Regular" w:hAnsi="Times New Roman Regular" w:cs="Times New Roman Regular"/>
+                <w:w w:val="70"/>
+                <w:sz w:val="18"/>
               </w:rPr>
               <w:t>"</w:t>
             </w:r>
             <w:r>
               <w:rPr>
                 <w:rFonts w:ascii="Times New Roman Regular" w:hAnsi="Times New Roman Regular" w:cs="Times New Roman Regular"/>
+                <w:w w:val="70"/>
+                <w:sz w:val="18"/>
               </w:rPr>
               <w:t>）</w:t>
             </w:r>
@@ -717,28 +811,35 @@
           <w:p>
             <w:pPr>
               <w:snapToGrid w:val="0"/>
-              <w:spacing w:after="0" w:line="240" w:lineRule="auto"/>
-              <w:rPr>
-                <w:rFonts w:ascii="Times New Roman Regular" w:hAnsi="Times New Roman Regular" w:cs="Times New Roman Regular"/>
-                <w:sz w:val="21"/>
+              <w:spacing w:after="0" w:line="207" w:lineRule="exact"/>
+              <w:rPr>
+                <w:rFonts w:ascii="Times New Roman Regular" w:hAnsi="Times New Roman Regular" w:cs="Times New Roman Regular"/>
+                <w:w w:val="70"/>
+                <w:sz w:val="18"/>
                 <w:szCs w:val="21"/>
               </w:rPr>
             </w:pPr>
             <w:r>
               <w:rPr>
                 <w:rFonts w:ascii="Times New Roman Regular" w:hAnsi="Times New Roman Regular" w:cs="Times New Roman Regular"/>
+                <w:w w:val="70"/>
+                <w:sz w:val="18"/>
               </w:rPr>
               <w:t>密集、融合的</w:t>
             </w:r>
             <w:r>
               <w:rPr>
                 <w:rFonts w:ascii="Times New Roman Regular" w:hAnsi="Times New Roman Regular" w:cs="Times New Roman Regular"/>
+                <w:w w:val="70"/>
+                <w:sz w:val="18"/>
               </w:rPr>
               <w:t xml:space="preserve"> B </w:t>
             </w:r>
             <w:r>
               <w:rPr>
                 <w:rFonts w:ascii="Times New Roman Regular" w:hAnsi="Times New Roman Regular" w:cs="Times New Roman Regular"/>
+                <w:w w:val="70"/>
+                <w:sz w:val="18"/>
               </w:rPr>
               <w:t>线</w:t>
             </w:r>
@@ -753,41 +854,52 @@
           <w:p>
             <w:pPr>
               <w:snapToGrid w:val="0"/>
-              <w:spacing w:after="0" w:line="240" w:lineRule="auto"/>
+              <w:spacing w:after="0" w:line="207" w:lineRule="exact"/>
               <w:jc w:val="center"/>
               <w:rPr>
                 <w:rFonts w:ascii="Times New Roman Regular" w:hAnsi="Times New Roman Regular" w:cs="Times New Roman Regular"/>
-                <w:sz w:val="21"/>
+                <w:w w:val="70"/>
+                <w:sz w:val="18"/>
                 <w:szCs w:val="21"/>
               </w:rPr>
             </w:pPr>
             <w:r>
               <w:rPr>
                 <w:rFonts w:ascii="Times New Roman Regular" w:hAnsi="Times New Roman Regular" w:cs="Times New Roman Regular"/>
+                <w:w w:val="70"/>
+                <w:sz w:val="18"/>
               </w:rPr>
               <w:t>中</w:t>
             </w:r>
             <w:r>
               <w:rPr>
                 <w:rFonts w:ascii="Times New Roman Regular" w:hAnsi="Times New Roman Regular" w:cs="Times New Roman Regular"/>
+                <w:w w:val="70"/>
+                <w:sz w:val="18"/>
               </w:rPr>
               <w:t>-</w:t>
             </w:r>
             <w:r>
               <w:rPr>
                 <w:rFonts w:ascii="Times New Roman Regular" w:hAnsi="Times New Roman Regular" w:cs="Times New Roman Regular"/>
+                <w:w w:val="70"/>
+                <w:sz w:val="18"/>
               </w:rPr>
               <w:t>重度间质水肿</w:t>
             </w:r>
             <w:r>
               <w:rPr>
                 <w:rFonts w:ascii="Times New Roman Regular" w:hAnsi="Times New Roman Regular" w:cs="Times New Roman Regular"/>
+                <w:w w:val="70"/>
+                <w:sz w:val="18"/>
               </w:rPr>
               <w:t xml:space="preserve">/ARDS </w:t>
             </w:r>
             <w:r>
               <w:rPr>
                 <w:rFonts w:ascii="Times New Roman Regular" w:hAnsi="Times New Roman Regular" w:cs="Times New Roman Regular"/>
+                <w:w w:val="70"/>
+                <w:sz w:val="18"/>
               </w:rPr>
               <w:t>渗出</w:t>
             </w:r>
@@ -801,29 +913,36 @@
           <w:p>
             <w:pPr>
               <w:snapToGrid w:val="0"/>
-              <w:spacing w:after="0" w:line="240" w:lineRule="auto"/>
+              <w:spacing w:after="0" w:line="207" w:lineRule="exact"/>
               <w:jc w:val="center"/>
               <w:rPr>
                 <w:rFonts w:ascii="Times New Roman Regular" w:hAnsi="Times New Roman Regular" w:cs="Times New Roman Regular"/>
-                <w:sz w:val="21"/>
+                <w:w w:val="70"/>
+                <w:sz w:val="18"/>
                 <w:szCs w:val="21"/>
               </w:rPr>
             </w:pPr>
             <w:r>
               <w:rPr>
                 <w:rFonts w:ascii="Times New Roman Regular" w:hAnsi="Times New Roman Regular" w:cs="Times New Roman Regular"/>
+                <w:w w:val="70"/>
+                <w:sz w:val="18"/>
               </w:rPr>
               <w:t>仍需要</w:t>
             </w:r>
             <w:r>
               <w:rPr>
                 <w:rFonts w:ascii="Times New Roman Regular" w:hAnsi="Times New Roman Regular" w:cs="Times New Roman Regular"/>
+                <w:w w:val="70"/>
+                <w:sz w:val="18"/>
               </w:rPr>
               <w:t>ECMO</w:t>
             </w:r>
             <w:r>
               <w:rPr>
                 <w:rFonts w:ascii="Times New Roman Regular" w:hAnsi="Times New Roman Regular" w:cs="Times New Roman Regular"/>
+                <w:w w:val="70"/>
+                <w:sz w:val="18"/>
               </w:rPr>
               <w:t>支持</w:t>
             </w:r>
@@ -840,26 +959,34 @@
           <w:p>
             <w:pPr>
               <w:snapToGrid w:val="0"/>
-              <w:spacing w:after="0" w:line="240" w:lineRule="auto"/>
-              <w:rPr>
-                <w:rFonts w:ascii="Times New Roman Regular" w:hAnsi="Times New Roman Regular" w:cs="Times New Roman Regular"/>
-              </w:rPr>
-            </w:pPr>
-            <w:r>
-              <w:rPr>
-                <w:rFonts w:ascii="Times New Roman Regular" w:hAnsi="Times New Roman Regular" w:cs="Times New Roman Regular"/>
+              <w:spacing w:after="0" w:line="207" w:lineRule="exact"/>
+              <w:rPr>
+                <w:rFonts w:ascii="Times New Roman Regular" w:hAnsi="Times New Roman Regular" w:cs="Times New Roman Regular"/>
+                <w:w w:val="70"/>
+                <w:sz w:val="18"/>
+              </w:rPr>
+            </w:pPr>
+            <w:r>
+              <w:rPr>
+                <w:rFonts w:ascii="Times New Roman Regular" w:hAnsi="Times New Roman Regular" w:cs="Times New Roman Regular"/>
+                <w:w w:val="70"/>
+                <w:sz w:val="18"/>
               </w:rPr>
               <w:t>实变（斑片状</w:t>
             </w:r>
             <w:r>
               <w:rPr>
                 <w:rFonts w:ascii="Times New Roman Regular" w:hAnsi="Times New Roman Regular" w:cs="Times New Roman Regular"/>
+                <w:w w:val="70"/>
+                <w:sz w:val="18"/>
               </w:rPr>
               <w:t>+</w:t>
             </w:r>
             <w:r>
               <w:rPr>
                 <w:rFonts w:ascii="Times New Roman Regular" w:hAnsi="Times New Roman Regular" w:cs="Times New Roman Regular"/>
+                <w:w w:val="70"/>
+                <w:sz w:val="18"/>
               </w:rPr>
               <w:t>动态支气管充气征）</w:t>
             </w:r>
@@ -874,14 +1001,18 @@
           <w:p>
             <w:pPr>
               <w:snapToGrid w:val="0"/>
-              <w:spacing w:after="0" w:line="240" w:lineRule="auto"/>
-              <w:rPr>
-                <w:rFonts w:ascii="Times New Roman Regular" w:hAnsi="Times New Roman Regular" w:cs="Times New Roman Regular"/>
-              </w:rPr>
-            </w:pPr>
-            <w:r>
-              <w:rPr>
-                <w:rFonts w:ascii="Times New Roman Regular" w:hAnsi="Times New Roman Regular" w:cs="Times New Roman Regular"/>
+              <w:spacing w:after="0" w:line="207" w:lineRule="exact"/>
+              <w:rPr>
+                <w:rFonts w:ascii="Times New Roman Regular" w:hAnsi="Times New Roman Regular" w:cs="Times New Roman Regular"/>
+                <w:w w:val="70"/>
+                <w:sz w:val="18"/>
+              </w:rPr>
+            </w:pPr>
+            <w:r>
+              <w:rPr>
+                <w:rFonts w:ascii="Times New Roman Regular" w:hAnsi="Times New Roman Regular" w:cs="Times New Roman Regular"/>
+                <w:w w:val="70"/>
+                <w:sz w:val="18"/>
               </w:rPr>
               <w:t>组织样回声，可见随呼吸移动的支气管内气体</w:t>
             </w:r>
@@ -896,15 +1027,19 @@
           <w:p>
             <w:pPr>
               <w:snapToGrid w:val="0"/>
-              <w:spacing w:after="0" w:line="240" w:lineRule="auto"/>
+              <w:spacing w:after="0" w:line="207" w:lineRule="exact"/>
               <w:jc w:val="center"/>
               <w:rPr>
                 <w:rFonts w:ascii="Times New Roman Regular" w:hAnsi="Times New Roman Regular" w:cs="Times New Roman Regular"/>
-              </w:rPr>
-            </w:pPr>
-            <w:r>
-              <w:rPr>
-                <w:rFonts w:ascii="Times New Roman Regular" w:hAnsi="Times New Roman Regular" w:cs="Times New Roman Regular"/>
+                <w:w w:val="70"/>
+                <w:sz w:val="18"/>
+              </w:rPr>
+            </w:pPr>
+            <w:r>
+              <w:rPr>
+                <w:rFonts w:ascii="Times New Roman Regular" w:hAnsi="Times New Roman Regular" w:cs="Times New Roman Regular"/>
+                <w:w w:val="70"/>
+                <w:sz w:val="18"/>
               </w:rPr>
               <w:t>肺不张（可复张）</w:t>
             </w:r>
@@ -918,15 +1053,19 @@
           <w:p>
             <w:pPr>
               <w:snapToGrid w:val="0"/>
-              <w:spacing w:after="0" w:line="240" w:lineRule="auto"/>
+              <w:spacing w:after="0" w:line="207" w:lineRule="exact"/>
               <w:jc w:val="center"/>
               <w:rPr>
                 <w:rFonts w:ascii="Times New Roman Regular" w:hAnsi="Times New Roman Regular" w:cs="Times New Roman Regular"/>
-              </w:rPr>
-            </w:pPr>
-            <w:r>
-              <w:rPr>
-                <w:rFonts w:ascii="Times New Roman Regular" w:hAnsi="Times New Roman Regular" w:cs="Times New Roman Regular"/>
+                <w:w w:val="70"/>
+                <w:sz w:val="18"/>
+              </w:rPr>
+            </w:pPr>
+            <w:r>
+              <w:rPr>
+                <w:rFonts w:ascii="Times New Roman Regular" w:hAnsi="Times New Roman Regular" w:cs="Times New Roman Regular"/>
+                <w:w w:val="70"/>
+                <w:sz w:val="18"/>
               </w:rPr>
               <w:t>肺复张操作可能有效</w:t>
             </w:r>
@@ -943,26 +1082,34 @@
           <w:p>
             <w:pPr>
               <w:snapToGrid w:val="0"/>
-              <w:spacing w:after="0" w:line="240" w:lineRule="auto"/>
-              <w:rPr>
-                <w:rFonts w:ascii="Times New Roman Regular" w:hAnsi="Times New Roman Regular" w:cs="Times New Roman Regular"/>
-              </w:rPr>
-            </w:pPr>
-            <w:r>
-              <w:rPr>
-                <w:rFonts w:ascii="Times New Roman Regular" w:hAnsi="Times New Roman Regular" w:cs="Times New Roman Regular"/>
+              <w:spacing w:after="0" w:line="207" w:lineRule="exact"/>
+              <w:rPr>
+                <w:rFonts w:ascii="Times New Roman Regular" w:hAnsi="Times New Roman Regular" w:cs="Times New Roman Regular"/>
+                <w:w w:val="70"/>
+                <w:sz w:val="18"/>
+              </w:rPr>
+            </w:pPr>
+            <w:r>
+              <w:rPr>
+                <w:rFonts w:ascii="Times New Roman Regular" w:hAnsi="Times New Roman Regular" w:cs="Times New Roman Regular"/>
+                <w:w w:val="70"/>
+                <w:sz w:val="18"/>
               </w:rPr>
               <w:t>实变（大面积</w:t>
             </w:r>
             <w:r>
               <w:rPr>
                 <w:rFonts w:ascii="Times New Roman Regular" w:hAnsi="Times New Roman Regular" w:cs="Times New Roman Regular"/>
+                <w:w w:val="70"/>
+                <w:sz w:val="18"/>
               </w:rPr>
               <w:t>+</w:t>
             </w:r>
             <w:r>
               <w:rPr>
                 <w:rFonts w:ascii="Times New Roman Regular" w:hAnsi="Times New Roman Regular" w:cs="Times New Roman Regular"/>
+                <w:w w:val="70"/>
+                <w:sz w:val="18"/>
               </w:rPr>
               <w:t>静态支气管充气征）</w:t>
             </w:r>
@@ -977,14 +1124,18 @@
           <w:p>
             <w:pPr>
               <w:snapToGrid w:val="0"/>
-              <w:spacing w:after="0" w:line="240" w:lineRule="auto"/>
-              <w:rPr>
-                <w:rFonts w:ascii="Times New Roman Regular" w:hAnsi="Times New Roman Regular" w:cs="Times New Roman Regular"/>
-              </w:rPr>
-            </w:pPr>
-            <w:r>
-              <w:rPr>
-                <w:rFonts w:ascii="Times New Roman Regular" w:hAnsi="Times New Roman Regular" w:cs="Times New Roman Regular"/>
+              <w:spacing w:after="0" w:line="207" w:lineRule="exact"/>
+              <w:rPr>
+                <w:rFonts w:ascii="Times New Roman Regular" w:hAnsi="Times New Roman Regular" w:cs="Times New Roman Regular"/>
+                <w:w w:val="70"/>
+                <w:sz w:val="18"/>
+              </w:rPr>
+            </w:pPr>
+            <w:r>
+              <w:rPr>
+                <w:rFonts w:ascii="Times New Roman Regular" w:hAnsi="Times New Roman Regular" w:cs="Times New Roman Regular"/>
+                <w:w w:val="70"/>
+                <w:sz w:val="18"/>
               </w:rPr>
               <w:t>致密组织样回声，支气管内气体不随呼吸移动</w:t>
             </w:r>
@@ -999,27 +1150,35 @@
           <w:p>
             <w:pPr>
               <w:snapToGrid w:val="0"/>
-              <w:spacing w:after="0" w:line="240" w:lineRule="auto"/>
+              <w:spacing w:after="0" w:line="207" w:lineRule="exact"/>
               <w:jc w:val="center"/>
               <w:rPr>
                 <w:rFonts w:ascii="Times New Roman Regular" w:hAnsi="Times New Roman Regular" w:cs="Times New Roman Regular"/>
-              </w:rPr>
-            </w:pPr>
-            <w:r>
-              <w:rPr>
-                <w:rFonts w:ascii="Times New Roman Regular" w:hAnsi="Times New Roman Regular" w:cs="Times New Roman Regular"/>
+                <w:w w:val="70"/>
+                <w:sz w:val="18"/>
+              </w:rPr>
+            </w:pPr>
+            <w:r>
+              <w:rPr>
+                <w:rFonts w:ascii="Times New Roman Regular" w:hAnsi="Times New Roman Regular" w:cs="Times New Roman Regular"/>
+                <w:w w:val="70"/>
+                <w:sz w:val="18"/>
               </w:rPr>
               <w:t>难复张性肺不张</w:t>
             </w:r>
             <w:r>
               <w:rPr>
                 <w:rFonts w:ascii="Times New Roman Regular" w:hAnsi="Times New Roman Regular" w:cs="Times New Roman Regular"/>
+                <w:w w:val="70"/>
+                <w:sz w:val="18"/>
               </w:rPr>
               <w:t>/</w:t>
             </w:r>
             <w:r>
               <w:rPr>
                 <w:rFonts w:ascii="Times New Roman Regular" w:hAnsi="Times New Roman Regular" w:cs="Times New Roman Regular"/>
+                <w:w w:val="70"/>
+                <w:sz w:val="18"/>
               </w:rPr>
               <w:t>机化性肺炎</w:t>
             </w:r>
@@ -1033,15 +1192,19 @@
           <w:p>
             <w:pPr>
               <w:snapToGrid w:val="0"/>
-              <w:spacing w:after="0" w:line="240" w:lineRule="auto"/>
+              <w:spacing w:after="0" w:line="207" w:lineRule="exact"/>
               <w:jc w:val="center"/>
               <w:rPr>
                 <w:rFonts w:ascii="Times New Roman Regular" w:hAnsi="Times New Roman Regular" w:cs="Times New Roman Regular"/>
-              </w:rPr>
-            </w:pPr>
-            <w:r>
-              <w:rPr>
-                <w:rFonts w:ascii="Times New Roman Regular" w:hAnsi="Times New Roman Regular" w:cs="Times New Roman Regular"/>
+                <w:w w:val="70"/>
+                <w:sz w:val="18"/>
+              </w:rPr>
+            </w:pPr>
+            <w:r>
+              <w:rPr>
+                <w:rFonts w:ascii="Times New Roman Regular" w:hAnsi="Times New Roman Regular" w:cs="Times New Roman Regular"/>
+                <w:w w:val="70"/>
+                <w:sz w:val="18"/>
               </w:rPr>
               <w:t>预后较差信号</w:t>
             </w:r>
@@ -1058,14 +1221,18 @@
           <w:p>
             <w:pPr>
               <w:snapToGrid w:val="0"/>
-              <w:spacing w:after="0" w:line="240" w:lineRule="auto"/>
-              <w:rPr>
-                <w:rFonts w:ascii="Times New Roman Regular" w:hAnsi="Times New Roman Regular" w:cs="Times New Roman Regular"/>
-              </w:rPr>
-            </w:pPr>
-            <w:r>
-              <w:rPr>
-                <w:rFonts w:ascii="Times New Roman Regular" w:hAnsi="Times New Roman Regular" w:cs="Times New Roman Regular"/>
+              <w:spacing w:after="0" w:line="207" w:lineRule="exact"/>
+              <w:rPr>
+                <w:rFonts w:ascii="Times New Roman Regular" w:hAnsi="Times New Roman Regular" w:cs="Times New Roman Regular"/>
+                <w:w w:val="70"/>
+                <w:sz w:val="18"/>
+              </w:rPr>
+            </w:pPr>
+            <w:r>
+              <w:rPr>
+                <w:rFonts w:ascii="Times New Roman Regular" w:hAnsi="Times New Roman Regular" w:cs="Times New Roman Regular"/>
+                <w:w w:val="70"/>
+                <w:sz w:val="18"/>
               </w:rPr>
               <w:t>胸水</w:t>
             </w:r>
@@ -1080,26 +1247,34 @@
           <w:p>
             <w:pPr>
               <w:snapToGrid w:val="0"/>
-              <w:spacing w:after="0" w:line="240" w:lineRule="auto"/>
-              <w:rPr>
-                <w:rFonts w:ascii="Times New Roman Regular" w:hAnsi="Times New Roman Regular" w:cs="Times New Roman Regular"/>
-              </w:rPr>
-            </w:pPr>
-            <w:r>
-              <w:rPr>
-                <w:rFonts w:ascii="Times New Roman Regular" w:hAnsi="Times New Roman Regular" w:cs="Times New Roman Regular"/>
+              <w:spacing w:after="0" w:line="207" w:lineRule="exact"/>
+              <w:rPr>
+                <w:rFonts w:ascii="Times New Roman Regular" w:hAnsi="Times New Roman Regular" w:cs="Times New Roman Regular"/>
+                <w:w w:val="70"/>
+                <w:sz w:val="18"/>
+              </w:rPr>
+            </w:pPr>
+            <w:r>
+              <w:rPr>
+                <w:rFonts w:ascii="Times New Roman Regular" w:hAnsi="Times New Roman Regular" w:cs="Times New Roman Regular"/>
+                <w:w w:val="70"/>
+                <w:sz w:val="18"/>
               </w:rPr>
               <w:t>无回声</w:t>
             </w:r>
             <w:r>
               <w:rPr>
                 <w:rFonts w:ascii="Times New Roman Regular" w:hAnsi="Times New Roman Regular" w:cs="Times New Roman Regular"/>
+                <w:w w:val="70"/>
+                <w:sz w:val="18"/>
               </w:rPr>
               <w:t>/</w:t>
             </w:r>
             <w:r>
               <w:rPr>
                 <w:rFonts w:ascii="Times New Roman Regular" w:hAnsi="Times New Roman Regular" w:cs="Times New Roman Regular"/>
+                <w:w w:val="70"/>
+                <w:sz w:val="18"/>
               </w:rPr>
               <w:t>低回声区</w:t>
             </w:r>
@@ -1114,21 +1289,27 @@
           <w:p>
             <w:pPr>
               <w:snapToGrid w:val="0"/>
-              <w:spacing w:after="0" w:line="240" w:lineRule="auto"/>
+              <w:spacing w:after="0" w:line="207" w:lineRule="exact"/>
               <w:jc w:val="center"/>
               <w:rPr>
                 <w:rFonts w:ascii="Times New Roman Regular" w:hAnsi="Times New Roman Regular" w:cs="Times New Roman Regular"/>
-              </w:rPr>
-            </w:pPr>
-            <w:r>
-              <w:rPr>
-                <w:rFonts w:ascii="Times New Roman Regular" w:hAnsi="Times New Roman Regular" w:cs="Times New Roman Regular"/>
+                <w:w w:val="70"/>
+                <w:sz w:val="18"/>
+              </w:rPr>
+            </w:pPr>
+            <w:r>
+              <w:rPr>
+                <w:rFonts w:ascii="Times New Roman Regular" w:hAnsi="Times New Roman Regular" w:cs="Times New Roman Regular"/>
+                <w:w w:val="70"/>
+                <w:sz w:val="18"/>
               </w:rPr>
               <w:t>&gt; 50mm→</w:t>
             </w:r>
             <w:r>
               <w:rPr>
                 <w:rFonts w:ascii="Times New Roman Regular" w:hAnsi="Times New Roman Regular" w:cs="Times New Roman Regular"/>
+                <w:w w:val="70"/>
+                <w:sz w:val="18"/>
               </w:rPr>
               <w:t>引流</w:t>
             </w:r>
@@ -1142,27 +1323,35 @@
           <w:p>
             <w:pPr>
               <w:snapToGrid w:val="0"/>
-              <w:spacing w:after="0" w:line="240" w:lineRule="auto"/>
+              <w:spacing w:after="0" w:line="207" w:lineRule="exact"/>
               <w:jc w:val="center"/>
               <w:rPr>
                 <w:rFonts w:ascii="Times New Roman Regular" w:hAnsi="Times New Roman Regular" w:cs="Times New Roman Regular"/>
-              </w:rPr>
-            </w:pPr>
-            <w:r>
-              <w:rPr>
-                <w:rFonts w:ascii="Times New Roman Regular" w:hAnsi="Times New Roman Regular" w:cs="Times New Roman Regular"/>
+                <w:w w:val="70"/>
+                <w:sz w:val="18"/>
+              </w:rPr>
+            </w:pPr>
+            <w:r>
+              <w:rPr>
+                <w:rFonts w:ascii="Times New Roman Regular" w:hAnsi="Times New Roman Regular" w:cs="Times New Roman Regular"/>
+                <w:w w:val="70"/>
+                <w:sz w:val="18"/>
               </w:rPr>
               <w:t>常</w:t>
             </w:r>
             <w:r>
               <w:rPr>
                 <w:rFonts w:ascii="Times New Roman Regular" w:hAnsi="Times New Roman Regular" w:cs="Times New Roman Regular"/>
+                <w:w w:val="70"/>
+                <w:sz w:val="18"/>
               </w:rPr>
               <w:t>B</w:t>
             </w:r>
             <w:r>
               <w:rPr>
                 <w:rFonts w:ascii="Times New Roman Regular" w:hAnsi="Times New Roman Regular" w:cs="Times New Roman Regular"/>
+                <w:w w:val="70"/>
+                <w:sz w:val="18"/>
               </w:rPr>
               <w:t>线增多</w:t>
             </w:r>
@@ -1178,19 +1367,23 @@
           <w:p>
             <w:pPr>
               <w:snapToGrid w:val="0"/>
-              <w:spacing w:after="0" w:line="240" w:lineRule="auto"/>
+              <w:spacing w:after="0" w:line="207" w:lineRule="exact"/>
               <w:jc w:val="center"/>
               <w:rPr>
                 <w:rFonts w:ascii="Times New Roman Regular" w:hAnsi="Times New Roman Regular" w:cs="Times New Roman Regular"/>
                 <w:b/>
                 <w:bCs/>
-              </w:rPr>
-            </w:pPr>
-            <w:r>
-              <w:rPr>
-                <w:rFonts w:ascii="Times New Roman Regular" w:hAnsi="Times New Roman Regular" w:cs="Times New Roman Regular"/>
-                <w:b/>
-                <w:bCs/>
+                <w:w w:val="70"/>
+                <w:sz w:val="18"/>
+              </w:rPr>
+            </w:pPr>
+            <w:r>
+              <w:rPr>
+                <w:rFonts w:ascii="Times New Roman Regular" w:hAnsi="Times New Roman Regular" w:cs="Times New Roman Regular"/>
+                <w:b/>
+                <w:bCs/>
+                <w:w w:val="70"/>
+                <w:sz w:val="18"/>
               </w:rPr>
               <w:t>超声指标</w:t>
             </w:r>
@@ -1205,19 +1398,23 @@
           <w:p>
             <w:pPr>
               <w:snapToGrid w:val="0"/>
-              <w:spacing w:after="0" w:line="240" w:lineRule="auto"/>
+              <w:spacing w:after="0" w:line="207" w:lineRule="exact"/>
               <w:jc w:val="center"/>
               <w:rPr>
                 <w:rFonts w:ascii="Times New Roman Regular" w:hAnsi="Times New Roman Regular" w:cs="Times New Roman Regular"/>
                 <w:b/>
                 <w:bCs/>
-              </w:rPr>
-            </w:pPr>
-            <w:r>
-              <w:rPr>
-                <w:rFonts w:ascii="Times New Roman Regular" w:hAnsi="Times New Roman Regular" w:cs="Times New Roman Regular"/>
-                <w:b/>
-                <w:bCs/>
+                <w:w w:val="70"/>
+                <w:sz w:val="18"/>
+              </w:rPr>
+            </w:pPr>
+            <w:r>
+              <w:rPr>
+                <w:rFonts w:ascii="Times New Roman Regular" w:hAnsi="Times New Roman Regular" w:cs="Times New Roman Regular"/>
+                <w:b/>
+                <w:bCs/>
+                <w:w w:val="70"/>
+                <w:sz w:val="18"/>
               </w:rPr>
               <w:t>扫查方法</w:t>
             </w:r>
@@ -1232,19 +1429,23 @@
           <w:p>
             <w:pPr>
               <w:snapToGrid w:val="0"/>
-              <w:spacing w:after="0" w:line="240" w:lineRule="auto"/>
+              <w:spacing w:after="0" w:line="207" w:lineRule="exact"/>
               <w:jc w:val="center"/>
               <w:rPr>
                 <w:rFonts w:ascii="Times New Roman Regular" w:hAnsi="Times New Roman Regular" w:cs="Times New Roman Regular"/>
                 <w:b/>
                 <w:bCs/>
-              </w:rPr>
-            </w:pPr>
-            <w:r>
-              <w:rPr>
-                <w:rFonts w:ascii="Times New Roman Regular" w:hAnsi="Times New Roman Regular" w:cs="Times New Roman Regular"/>
-                <w:b/>
-                <w:bCs/>
+                <w:w w:val="70"/>
+                <w:sz w:val="18"/>
+              </w:rPr>
+            </w:pPr>
+            <w:r>
+              <w:rPr>
+                <w:rFonts w:ascii="Times New Roman Regular" w:hAnsi="Times New Roman Regular" w:cs="Times New Roman Regular"/>
+                <w:b/>
+                <w:bCs/>
+                <w:w w:val="70"/>
+                <w:sz w:val="18"/>
               </w:rPr>
               <w:t>正常</w:t>
             </w:r>
@@ -1253,6 +1454,8 @@
                 <w:rFonts w:ascii="Times New Roman Regular" w:hAnsi="Times New Roman Regular" w:cs="Times New Roman Regular"/>
                 <w:b/>
                 <w:bCs/>
+                <w:w w:val="70"/>
+                <w:sz w:val="18"/>
               </w:rPr>
               <w:t>/</w:t>
             </w:r>
@@ -1261,6 +1464,8 @@
                 <w:rFonts w:ascii="Times New Roman Regular" w:hAnsi="Times New Roman Regular" w:cs="Times New Roman Regular"/>
                 <w:b/>
                 <w:bCs/>
+                <w:w w:val="70"/>
+                <w:sz w:val="18"/>
               </w:rPr>
               <w:t>目标</w:t>
             </w:r>
@@ -1275,19 +1480,23 @@
           <w:p>
             <w:pPr>
               <w:snapToGrid w:val="0"/>
-              <w:spacing w:after="0" w:line="240" w:lineRule="auto"/>
+              <w:spacing w:after="0" w:line="207" w:lineRule="exact"/>
               <w:jc w:val="center"/>
               <w:rPr>
                 <w:rFonts w:ascii="Times New Roman Regular" w:hAnsi="Times New Roman Regular" w:cs="Times New Roman Regular"/>
                 <w:b/>
                 <w:bCs/>
-              </w:rPr>
-            </w:pPr>
-            <w:r>
-              <w:rPr>
-                <w:rFonts w:ascii="Times New Roman Regular" w:hAnsi="Times New Roman Regular" w:cs="Times New Roman Regular"/>
-                <w:b/>
-                <w:bCs/>
+                <w:w w:val="70"/>
+                <w:sz w:val="18"/>
+              </w:rPr>
+            </w:pPr>
+            <w:r>
+              <w:rPr>
+                <w:rFonts w:ascii="Times New Roman Regular" w:hAnsi="Times New Roman Regular" w:cs="Times New Roman Regular"/>
+                <w:b/>
+                <w:bCs/>
+                <w:w w:val="70"/>
+                <w:sz w:val="18"/>
               </w:rPr>
               <w:t>异常</w:t>
             </w:r>
@@ -1303,15 +1512,19 @@
           <w:p>
             <w:pPr>
               <w:snapToGrid w:val="0"/>
-              <w:spacing w:after="0" w:line="240" w:lineRule="auto"/>
+              <w:spacing w:after="0" w:line="207" w:lineRule="exact"/>
               <w:jc w:val="center"/>
               <w:rPr>
                 <w:rFonts w:ascii="Times New Roman Regular" w:hAnsi="Times New Roman Regular" w:cs="Times New Roman Regular"/>
-              </w:rPr>
-            </w:pPr>
-            <w:r>
-              <w:rPr>
-                <w:rFonts w:ascii="Times New Roman Regular" w:hAnsi="Times New Roman Regular" w:cs="Times New Roman Regular"/>
+                <w:w w:val="70"/>
+                <w:sz w:val="18"/>
+              </w:rPr>
+            </w:pPr>
+            <w:r>
+              <w:rPr>
+                <w:rFonts w:ascii="Times New Roman Regular" w:hAnsi="Times New Roman Regular" w:cs="Times New Roman Regular"/>
+                <w:w w:val="70"/>
+                <w:sz w:val="18"/>
               </w:rPr>
               <w:t>肺滑动征</w:t>
             </w:r>
@@ -1326,39 +1539,51 @@
           <w:p>
             <w:pPr>
               <w:snapToGrid w:val="0"/>
-              <w:spacing w:after="0" w:line="240" w:lineRule="auto"/>
+              <w:spacing w:after="0" w:line="207" w:lineRule="exact"/>
               <w:jc w:val="center"/>
               <w:rPr>
                 <w:rFonts w:ascii="Times New Roman Regular" w:hAnsi="Times New Roman Regular" w:cs="Times New Roman Regular"/>
-              </w:rPr>
-            </w:pPr>
-            <w:r>
-              <w:rPr>
-                <w:rFonts w:ascii="Times New Roman Regular" w:hAnsi="Times New Roman Regular" w:cs="Times New Roman Regular"/>
+                <w:w w:val="70"/>
+                <w:sz w:val="18"/>
+              </w:rPr>
+            </w:pPr>
+            <w:r>
+              <w:rPr>
+                <w:rFonts w:ascii="Times New Roman Regular" w:hAnsi="Times New Roman Regular" w:cs="Times New Roman Regular"/>
+                <w:w w:val="70"/>
+                <w:sz w:val="18"/>
               </w:rPr>
               <w:t>前胸壁，</w:t>
             </w:r>
             <w:r>
               <w:rPr>
                 <w:rFonts w:ascii="Times New Roman Regular" w:hAnsi="Times New Roman Regular" w:cs="Times New Roman Regular"/>
+                <w:w w:val="70"/>
+                <w:sz w:val="18"/>
               </w:rPr>
               <w:t xml:space="preserve">B </w:t>
             </w:r>
             <w:r>
               <w:rPr>
                 <w:rFonts w:ascii="Times New Roman Regular" w:hAnsi="Times New Roman Regular" w:cs="Times New Roman Regular"/>
+                <w:w w:val="70"/>
+                <w:sz w:val="18"/>
               </w:rPr>
               <w:t>模式</w:t>
             </w:r>
             <w:r>
               <w:rPr>
                 <w:rFonts w:ascii="Times New Roman Regular" w:hAnsi="Times New Roman Regular" w:cs="Times New Roman Regular"/>
+                <w:w w:val="70"/>
+                <w:sz w:val="18"/>
               </w:rPr>
               <w:t xml:space="preserve"> + M </w:t>
             </w:r>
             <w:r>
               <w:rPr>
                 <w:rFonts w:ascii="Times New Roman Regular" w:hAnsi="Times New Roman Regular" w:cs="Times New Roman Regular"/>
+                <w:w w:val="70"/>
+                <w:sz w:val="18"/>
               </w:rPr>
               <w:t>模式</w:t>
             </w:r>
@@ -1373,15 +1598,19 @@
           <w:p>
             <w:pPr>
               <w:snapToGrid w:val="0"/>
-              <w:spacing w:after="0" w:line="240" w:lineRule="auto"/>
+              <w:spacing w:after="0" w:line="207" w:lineRule="exact"/>
               <w:jc w:val="center"/>
               <w:rPr>
                 <w:rFonts w:ascii="Times New Roman Regular" w:hAnsi="Times New Roman Regular" w:cs="Times New Roman Regular"/>
-              </w:rPr>
-            </w:pPr>
-            <w:r>
-              <w:rPr>
-                <w:rFonts w:ascii="Times New Roman Regular" w:hAnsi="Times New Roman Regular" w:cs="Times New Roman Regular"/>
+                <w:w w:val="70"/>
+                <w:sz w:val="18"/>
+              </w:rPr>
+            </w:pPr>
+            <w:r>
+              <w:rPr>
+                <w:rFonts w:ascii="Times New Roman Regular" w:hAnsi="Times New Roman Regular" w:cs="Times New Roman Regular"/>
+                <w:w w:val="70"/>
+                <w:sz w:val="18"/>
               </w:rPr>
               <w:t>肺滑动存在</w:t>
             </w:r>
@@ -1389,51 +1618,67 @@
           <w:p>
             <w:pPr>
               <w:snapToGrid w:val="0"/>
-              <w:spacing w:after="0" w:line="240" w:lineRule="auto"/>
+              <w:spacing w:after="0" w:line="207" w:lineRule="exact"/>
               <w:jc w:val="center"/>
               <w:rPr>
                 <w:rFonts w:ascii="Times New Roman Regular" w:hAnsi="Times New Roman Regular" w:cs="Times New Roman Regular"/>
-              </w:rPr>
-            </w:pPr>
-            <w:r>
-              <w:rPr>
-                <w:rFonts w:ascii="Times New Roman Regular" w:hAnsi="Times New Roman Regular" w:cs="Times New Roman Regular"/>
+                <w:w w:val="70"/>
+                <w:sz w:val="18"/>
+              </w:rPr>
+            </w:pPr>
+            <w:r>
+              <w:rPr>
+                <w:rFonts w:ascii="Times New Roman Regular" w:hAnsi="Times New Roman Regular" w:cs="Times New Roman Regular"/>
+                <w:w w:val="70"/>
+                <w:sz w:val="18"/>
               </w:rPr>
               <w:t>（</w:t>
             </w:r>
             <w:r>
               <w:rPr>
                 <w:rFonts w:ascii="Times New Roman Regular" w:hAnsi="Times New Roman Regular" w:cs="Times New Roman Regular"/>
+                <w:w w:val="70"/>
+                <w:sz w:val="18"/>
               </w:rPr>
               <w:t xml:space="preserve">M </w:t>
             </w:r>
             <w:r>
               <w:rPr>
                 <w:rFonts w:ascii="Times New Roman Regular" w:hAnsi="Times New Roman Regular" w:cs="Times New Roman Regular"/>
+                <w:w w:val="70"/>
+                <w:sz w:val="18"/>
               </w:rPr>
               <w:t>型</w:t>
             </w:r>
             <w:r>
               <w:rPr>
                 <w:rFonts w:ascii="Times New Roman Regular" w:hAnsi="Times New Roman Regular" w:cs="Times New Roman Regular"/>
+                <w:w w:val="70"/>
+                <w:sz w:val="18"/>
               </w:rPr>
               <w:t>"</w:t>
             </w:r>
             <w:r>
               <w:rPr>
                 <w:rFonts w:ascii="Times New Roman Regular" w:hAnsi="Times New Roman Regular" w:cs="Times New Roman Regular"/>
+                <w:w w:val="70"/>
+                <w:sz w:val="18"/>
               </w:rPr>
               <w:t>海岸征</w:t>
             </w:r>
             <w:r>
               <w:rPr>
                 <w:rFonts w:ascii="Times New Roman Regular" w:hAnsi="Times New Roman Regular" w:cs="Times New Roman Regular"/>
+                <w:w w:val="70"/>
+                <w:sz w:val="18"/>
               </w:rPr>
               <w:t>"</w:t>
             </w:r>
             <w:r>
               <w:rPr>
                 <w:rFonts w:ascii="Times New Roman Regular" w:hAnsi="Times New Roman Regular" w:cs="Times New Roman Regular"/>
+                <w:w w:val="70"/>
+                <w:sz w:val="18"/>
               </w:rPr>
               <w:t>）</w:t>
             </w:r>
@@ -1448,51 +1693,67 @@
           <w:p>
             <w:pPr>
               <w:snapToGrid w:val="0"/>
-              <w:spacing w:after="0" w:line="240" w:lineRule="auto"/>
+              <w:spacing w:after="0" w:line="207" w:lineRule="exact"/>
               <w:jc w:val="center"/>
               <w:rPr>
                 <w:rFonts w:ascii="Times New Roman Regular" w:hAnsi="Times New Roman Regular" w:cs="Times New Roman Regular"/>
-              </w:rPr>
-            </w:pPr>
-            <w:r>
-              <w:rPr>
-                <w:rFonts w:ascii="Times New Roman Regular" w:hAnsi="Times New Roman Regular" w:cs="Times New Roman Regular"/>
+                <w:w w:val="70"/>
+                <w:sz w:val="18"/>
+              </w:rPr>
+            </w:pPr>
+            <w:r>
+              <w:rPr>
+                <w:rFonts w:ascii="Times New Roman Regular" w:hAnsi="Times New Roman Regular" w:cs="Times New Roman Regular"/>
+                <w:w w:val="70"/>
+                <w:sz w:val="18"/>
               </w:rPr>
               <w:t>肺滑动消失（</w:t>
             </w:r>
             <w:r>
               <w:rPr>
                 <w:rFonts w:ascii="Times New Roman Regular" w:hAnsi="Times New Roman Regular" w:cs="Times New Roman Regular"/>
+                <w:w w:val="70"/>
+                <w:sz w:val="18"/>
               </w:rPr>
               <w:t xml:space="preserve">M </w:t>
             </w:r>
             <w:r>
               <w:rPr>
                 <w:rFonts w:ascii="Times New Roman Regular" w:hAnsi="Times New Roman Regular" w:cs="Times New Roman Regular"/>
+                <w:w w:val="70"/>
+                <w:sz w:val="18"/>
               </w:rPr>
               <w:t>型</w:t>
             </w:r>
             <w:r>
               <w:rPr>
                 <w:rFonts w:ascii="Times New Roman Regular" w:hAnsi="Times New Roman Regular" w:cs="Times New Roman Regular"/>
+                <w:w w:val="70"/>
+                <w:sz w:val="18"/>
               </w:rPr>
               <w:t>"</w:t>
             </w:r>
             <w:r>
               <w:rPr>
                 <w:rFonts w:ascii="Times New Roman Regular" w:hAnsi="Times New Roman Regular" w:cs="Times New Roman Regular"/>
+                <w:w w:val="70"/>
+                <w:sz w:val="18"/>
               </w:rPr>
               <w:t>条码征</w:t>
             </w:r>
             <w:r>
               <w:rPr>
                 <w:rFonts w:ascii="Times New Roman Regular" w:hAnsi="Times New Roman Regular" w:cs="Times New Roman Regular"/>
+                <w:w w:val="70"/>
+                <w:sz w:val="18"/>
               </w:rPr>
               <w:t>"</w:t>
             </w:r>
             <w:r>
               <w:rPr>
                 <w:rFonts w:ascii="Times New Roman Regular" w:hAnsi="Times New Roman Regular" w:cs="Times New Roman Regular"/>
+                <w:w w:val="70"/>
+                <w:sz w:val="18"/>
               </w:rPr>
               <w:t>）</w:t>
             </w:r>
@@ -1500,33 +1761,43 @@
           <w:p>
             <w:pPr>
               <w:snapToGrid w:val="0"/>
-              <w:spacing w:after="0" w:line="240" w:lineRule="auto"/>
+              <w:spacing w:after="0" w:line="207" w:lineRule="exact"/>
               <w:jc w:val="center"/>
               <w:rPr>
                 <w:rFonts w:ascii="Times New Roman Regular" w:hAnsi="Times New Roman Regular" w:cs="Times New Roman Regular"/>
-              </w:rPr>
-            </w:pPr>
-            <w:r>
-              <w:rPr>
-                <w:rFonts w:ascii="Times New Roman Regular" w:hAnsi="Times New Roman Regular" w:cs="Times New Roman Regular"/>
+                <w:w w:val="70"/>
+                <w:sz w:val="18"/>
+              </w:rPr>
+            </w:pPr>
+            <w:r>
+              <w:rPr>
+                <w:rFonts w:ascii="Times New Roman Regular" w:hAnsi="Times New Roman Regular" w:cs="Times New Roman Regular"/>
+                <w:w w:val="70"/>
+                <w:sz w:val="18"/>
               </w:rPr>
               <w:t xml:space="preserve">+ </w:t>
             </w:r>
             <w:r>
               <w:rPr>
                 <w:rFonts w:ascii="Times New Roman Regular" w:hAnsi="Times New Roman Regular" w:cs="Times New Roman Regular"/>
+                <w:w w:val="70"/>
+                <w:sz w:val="18"/>
               </w:rPr>
               <w:t>肺点</w:t>
             </w:r>
             <w:r>
               <w:rPr>
                 <w:rFonts w:ascii="Times New Roman Regular" w:hAnsi="Times New Roman Regular" w:cs="Times New Roman Regular"/>
+                <w:w w:val="70"/>
+                <w:sz w:val="18"/>
               </w:rPr>
               <w:t xml:space="preserve"> → </w:t>
             </w:r>
             <w:r>
               <w:rPr>
                 <w:rFonts w:ascii="Times New Roman Regular" w:hAnsi="Times New Roman Regular" w:cs="Times New Roman Regular"/>
+                <w:w w:val="70"/>
+                <w:sz w:val="18"/>
               </w:rPr>
               <w:t>气胸</w:t>
             </w:r>
@@ -1543,11 +1814,13 @@
           <w:p>
             <w:pPr>
               <w:snapToGrid w:val="0"/>
-              <w:spacing w:after="0" w:line="240" w:lineRule="auto"/>
-              <w:rPr>
-                <w:rFonts w:ascii="Times New Roman Regular" w:hAnsi="Times New Roman Regular" w:cs="Times New Roman Regular"/>
-                <w:b/>
-                <w:bCs/>
+              <w:spacing w:after="0" w:line="207" w:lineRule="exact"/>
+              <w:rPr>
+                <w:rFonts w:ascii="Times New Roman Regular" w:hAnsi="Times New Roman Regular" w:cs="Times New Roman Regular"/>
+                <w:b/>
+                <w:bCs/>
+                <w:w w:val="70"/>
+                <w:sz w:val="18"/>
               </w:rPr>
             </w:pPr>
             <w:r>
@@ -1555,6 +1828,8 @@
                 <w:rFonts w:ascii="Times New Roman Regular" w:hAnsi="Times New Roman Regular" w:cs="Times New Roman Regular" w:hint="eastAsia"/>
                 <w:b/>
                 <w:bCs/>
+                <w:w w:val="70"/>
+                <w:sz w:val="18"/>
               </w:rPr>
               <w:t>肺</w:t>
             </w:r>
@@ -1563,6 +1838,8 @@
                 <w:rFonts w:ascii="Times New Roman Regular" w:hAnsi="Times New Roman Regular" w:cs="Times New Roman Regular"/>
                 <w:b/>
                 <w:bCs/>
+                <w:w w:val="70"/>
+                <w:sz w:val="18"/>
               </w:rPr>
               <w:t>超判读坑（</w:t>
             </w:r>
@@ -1571,6 +1848,8 @@
                 <w:rFonts w:ascii="Times New Roman Regular" w:hAnsi="Times New Roman Regular" w:cs="Times New Roman Regular"/>
                 <w:b/>
                 <w:bCs/>
+                <w:w w:val="70"/>
+                <w:sz w:val="18"/>
               </w:rPr>
               <w:t>ELSO 2026</w:t>
             </w:r>
@@ -1579,6 +1858,8 @@
                 <w:rFonts w:ascii="Times New Roman Regular" w:hAnsi="Times New Roman Regular" w:cs="Times New Roman Regular"/>
                 <w:b/>
                 <w:bCs/>
+                <w:w w:val="70"/>
+                <w:sz w:val="18"/>
               </w:rPr>
               <w:t>）：</w:t>
             </w:r>
@@ -1586,50 +1867,66 @@
           <w:p>
             <w:pPr>
               <w:snapToGrid w:val="0"/>
-              <w:spacing w:after="0" w:line="240" w:lineRule="auto"/>
-              <w:rPr>
-                <w:rFonts w:ascii="Times New Roman Regular" w:hAnsi="Times New Roman Regular" w:cs="Times New Roman Regular"/>
+              <w:spacing w:after="0" w:line="207" w:lineRule="exact"/>
+              <w:rPr>
+                <w:rFonts w:ascii="Times New Roman Regular" w:hAnsi="Times New Roman Regular" w:cs="Times New Roman Regular"/>
+                <w:w w:val="70"/>
+                <w:sz w:val="18"/>
               </w:rPr>
             </w:pPr>
             <w:r>
               <w:rPr>
                 <w:rFonts w:ascii="Segoe UI Symbol" w:hAnsi="Segoe UI Symbol" w:cs="Times New Roman Regular"/>
+                <w:w w:val="70"/>
+                <w:sz w:val="18"/>
               </w:rPr>
               <w:t>①</w:t>
             </w:r>
             <w:r>
               <w:rPr>
                 <w:rFonts w:ascii="Times New Roman Regular" w:hAnsi="Times New Roman Regular" w:cs="Times New Roman Regular"/>
+                <w:w w:val="70"/>
+                <w:sz w:val="18"/>
               </w:rPr>
               <w:t xml:space="preserve"> </w:t>
             </w:r>
             <w:r>
               <w:rPr>
                 <w:rFonts w:ascii="Times New Roman Regular" w:hAnsi="Times New Roman Regular" w:cs="Times New Roman Regular"/>
+                <w:w w:val="70"/>
+                <w:sz w:val="18"/>
               </w:rPr>
               <w:t>肺点敏感性仅</w:t>
             </w:r>
             <w:r>
               <w:rPr>
                 <w:rFonts w:ascii="Times New Roman Regular" w:hAnsi="Times New Roman Regular" w:cs="Times New Roman Regular"/>
+                <w:w w:val="70"/>
+                <w:sz w:val="18"/>
               </w:rPr>
               <w:t xml:space="preserve"> 66%——</w:t>
             </w:r>
             <w:r>
               <w:rPr>
                 <w:rFonts w:ascii="Times New Roman Regular" w:hAnsi="Times New Roman Regular" w:cs="Times New Roman Regular"/>
+                <w:w w:val="70"/>
+                <w:sz w:val="18"/>
               </w:rPr>
               <w:t>大范围环状气胸可假阴性（无肺点</w:t>
             </w:r>
             <w:r>
               <w:rPr>
                 <w:rFonts w:ascii="Segoe UI Symbol" w:hAnsi="Segoe UI Symbol" w:cs="Times New Roman Regular"/>
+                <w:w w:val="70"/>
+                <w:sz w:val="18"/>
               </w:rPr>
               <w:t>≠</w:t>
             </w:r>
             <w:r>
               <w:rPr>
                 <w:rFonts w:ascii="Times New Roman Regular" w:hAnsi="Times New Roman Regular" w:cs="Times New Roman Regular"/>
+                <w:w w:val="70"/>
+                <w:sz w:val="18"/>
               </w:rPr>
               <w:t>无气胸）</w:t>
             </w:r>
@@ -1637,62 +1934,82 @@
           <w:p>
             <w:pPr>
               <w:snapToGrid w:val="0"/>
-              <w:spacing w:after="0" w:line="240" w:lineRule="auto"/>
-              <w:rPr>
-                <w:rFonts w:ascii="Times New Roman Regular" w:hAnsi="Times New Roman Regular" w:cs="Times New Roman Regular"/>
+              <w:spacing w:after="0" w:line="207" w:lineRule="exact"/>
+              <w:rPr>
+                <w:rFonts w:ascii="Times New Roman Regular" w:hAnsi="Times New Roman Regular" w:cs="Times New Roman Regular"/>
+                <w:w w:val="70"/>
+                <w:sz w:val="18"/>
               </w:rPr>
             </w:pPr>
             <w:r>
               <w:rPr>
                 <w:rFonts w:ascii="Segoe UI Symbol" w:hAnsi="Segoe UI Symbol" w:cs="Times New Roman Regular"/>
+                <w:w w:val="70"/>
+                <w:sz w:val="18"/>
               </w:rPr>
               <w:t>②</w:t>
             </w:r>
             <w:r>
               <w:rPr>
                 <w:rFonts w:ascii="Times New Roman Regular" w:hAnsi="Times New Roman Regular" w:cs="Times New Roman Regular"/>
+                <w:w w:val="70"/>
+                <w:sz w:val="18"/>
               </w:rPr>
               <w:t xml:space="preserve"> </w:t>
             </w:r>
             <w:r>
               <w:rPr>
                 <w:rFonts w:ascii="Times New Roman Regular" w:hAnsi="Times New Roman Regular" w:cs="Times New Roman Regular"/>
+                <w:w w:val="70"/>
+                <w:sz w:val="18"/>
               </w:rPr>
               <w:t>超保护性通气（</w:t>
             </w:r>
             <w:r>
               <w:rPr>
                 <w:rFonts w:ascii="Times New Roman Regular" w:hAnsi="Times New Roman Regular" w:cs="Times New Roman Regular"/>
+                <w:w w:val="70"/>
+                <w:sz w:val="18"/>
               </w:rPr>
               <w:t xml:space="preserve">VV </w:t>
             </w:r>
             <w:r>
               <w:rPr>
                 <w:rFonts w:ascii="Times New Roman Regular" w:hAnsi="Times New Roman Regular" w:cs="Times New Roman Regular"/>
+                <w:w w:val="70"/>
+                <w:sz w:val="18"/>
               </w:rPr>
               <w:t>肺休息策略）时肺滑动可减弱</w:t>
             </w:r>
             <w:r>
               <w:rPr>
                 <w:rFonts w:ascii="Times New Roman Regular" w:hAnsi="Times New Roman Regular" w:cs="Times New Roman Regular"/>
+                <w:w w:val="70"/>
+                <w:sz w:val="18"/>
               </w:rPr>
               <w:t>/</w:t>
             </w:r>
             <w:r>
               <w:rPr>
                 <w:rFonts w:ascii="Times New Roman Regular" w:hAnsi="Times New Roman Regular" w:cs="Times New Roman Regular"/>
+                <w:w w:val="70"/>
+                <w:sz w:val="18"/>
               </w:rPr>
               <w:t>消失</w:t>
             </w:r>
             <w:r>
               <w:rPr>
                 <w:rFonts w:ascii="Times New Roman Regular" w:hAnsi="Times New Roman Regular" w:cs="Times New Roman Regular"/>
+                <w:w w:val="70"/>
+                <w:sz w:val="18"/>
               </w:rPr>
               <w:t>——</w:t>
             </w:r>
             <w:r>
               <w:rPr>
                 <w:rFonts w:ascii="Times New Roman Regular" w:hAnsi="Times New Roman Regular" w:cs="Times New Roman Regular"/>
+                <w:w w:val="70"/>
+                <w:sz w:val="18"/>
               </w:rPr>
               <w:t>勿误判气胸</w:t>
             </w:r>
@@ -1700,50 +2017,66 @@
           <w:p>
             <w:pPr>
               <w:snapToGrid w:val="0"/>
-              <w:spacing w:after="0" w:line="240" w:lineRule="auto"/>
-              <w:rPr>
-                <w:rFonts w:ascii="Times New Roman Regular" w:hAnsi="Times New Roman Regular" w:cs="Times New Roman Regular"/>
+              <w:spacing w:after="0" w:line="207" w:lineRule="exact"/>
+              <w:rPr>
+                <w:rFonts w:ascii="Times New Roman Regular" w:hAnsi="Times New Roman Regular" w:cs="Times New Roman Regular"/>
+                <w:w w:val="70"/>
+                <w:sz w:val="18"/>
               </w:rPr>
             </w:pPr>
             <w:r>
               <w:rPr>
                 <w:rFonts w:ascii="Segoe UI Symbol" w:hAnsi="Segoe UI Symbol" w:cs="Times New Roman Regular"/>
+                <w:w w:val="70"/>
+                <w:sz w:val="18"/>
               </w:rPr>
               <w:t>③</w:t>
             </w:r>
             <w:r>
               <w:rPr>
                 <w:rFonts w:ascii="Times New Roman Regular" w:hAnsi="Times New Roman Regular" w:cs="Times New Roman Regular"/>
+                <w:w w:val="70"/>
+                <w:sz w:val="18"/>
               </w:rPr>
               <w:t xml:space="preserve"> </w:t>
             </w:r>
             <w:r>
               <w:rPr>
                 <w:rFonts w:ascii="Times New Roman Regular" w:hAnsi="Times New Roman Regular" w:cs="Times New Roman Regular"/>
+                <w:w w:val="70"/>
+                <w:sz w:val="18"/>
               </w:rPr>
               <w:t>建议用肺超声评分（</w:t>
             </w:r>
             <w:r>
               <w:rPr>
                 <w:rFonts w:ascii="Times New Roman Regular" w:hAnsi="Times New Roman Regular" w:cs="Times New Roman Regular"/>
+                <w:w w:val="70"/>
+                <w:sz w:val="18"/>
               </w:rPr>
               <w:t>LUS score</w:t>
             </w:r>
             <w:r>
               <w:rPr>
                 <w:rFonts w:ascii="Times New Roman Regular" w:hAnsi="Times New Roman Regular" w:cs="Times New Roman Regular"/>
+                <w:w w:val="70"/>
+                <w:sz w:val="18"/>
               </w:rPr>
               <w:t>）量化追踪</w:t>
             </w:r>
             <w:r>
               <w:rPr>
                 <w:rFonts w:ascii="Times New Roman Regular" w:hAnsi="Times New Roman Regular" w:cs="Times New Roman Regular"/>
+                <w:w w:val="70"/>
+                <w:sz w:val="18"/>
               </w:rPr>
               <w:t>——</w:t>
             </w:r>
             <w:r>
               <w:rPr>
                 <w:rFonts w:ascii="Times New Roman Regular" w:hAnsi="Times New Roman Regular" w:cs="Times New Roman Regular"/>
+                <w:w w:val="70"/>
+                <w:sz w:val="18"/>
               </w:rPr>
               <w:t>持续高评分提示预后差；肺恢复的量化标准</w:t>
             </w:r>
@@ -1751,50 +2084,66 @@
           <w:p>
             <w:pPr>
               <w:snapToGrid w:val="0"/>
-              <w:spacing w:after="0" w:line="240" w:lineRule="auto"/>
-              <w:rPr>
-                <w:rFonts w:ascii="Times New Roman Regular" w:hAnsi="Times New Roman Regular" w:cs="Times New Roman Regular"/>
+              <w:spacing w:after="0" w:line="207" w:lineRule="exact"/>
+              <w:rPr>
+                <w:rFonts w:ascii="Times New Roman Regular" w:hAnsi="Times New Roman Regular" w:cs="Times New Roman Regular"/>
+                <w:w w:val="70"/>
+                <w:sz w:val="18"/>
               </w:rPr>
             </w:pPr>
             <w:r>
               <w:rPr>
                 <w:rFonts w:ascii="Segoe UI Symbol" w:hAnsi="Segoe UI Symbol" w:cs="Times New Roman Regular"/>
+                <w:w w:val="70"/>
+                <w:sz w:val="18"/>
               </w:rPr>
               <w:t>④</w:t>
             </w:r>
             <w:r>
               <w:rPr>
                 <w:rFonts w:ascii="Times New Roman Regular" w:hAnsi="Times New Roman Regular" w:cs="Times New Roman Regular"/>
+                <w:w w:val="70"/>
+                <w:sz w:val="18"/>
               </w:rPr>
               <w:t xml:space="preserve"> </w:t>
             </w:r>
             <w:r>
               <w:rPr>
                 <w:rFonts w:ascii="Times New Roman Regular" w:hAnsi="Times New Roman Regular" w:cs="Times New Roman Regular"/>
+                <w:w w:val="70"/>
+                <w:sz w:val="18"/>
               </w:rPr>
               <w:t>动态支气管充气征</w:t>
             </w:r>
             <w:r>
               <w:rPr>
                 <w:rFonts w:ascii="Times New Roman Regular" w:hAnsi="Times New Roman Regular" w:cs="Times New Roman Regular"/>
+                <w:w w:val="70"/>
+                <w:sz w:val="18"/>
               </w:rPr>
               <w:t>+</w:t>
             </w:r>
             <w:r>
               <w:rPr>
                 <w:rFonts w:ascii="Times New Roman Regular" w:hAnsi="Times New Roman Regular" w:cs="Times New Roman Regular"/>
+                <w:w w:val="70"/>
+                <w:sz w:val="18"/>
               </w:rPr>
               <w:t>肺搏动</w:t>
             </w:r>
             <w:r>
               <w:rPr>
                 <w:rFonts w:ascii="Times New Roman Regular" w:hAnsi="Times New Roman Regular" w:cs="Times New Roman Regular"/>
+                <w:w w:val="70"/>
+                <w:sz w:val="18"/>
               </w:rPr>
               <w:t xml:space="preserve"> → </w:t>
             </w:r>
             <w:r>
               <w:rPr>
                 <w:rFonts w:ascii="Times New Roman Regular" w:hAnsi="Times New Roman Regular" w:cs="Times New Roman Regular"/>
+                <w:w w:val="70"/>
+                <w:sz w:val="18"/>
               </w:rPr>
               <w:t>支持实变（肺炎）而非肺不张</w:t>
             </w:r>
@@ -1802,26 +2151,34 @@
           <w:p>
             <w:pPr>
               <w:snapToGrid w:val="0"/>
-              <w:spacing w:after="0" w:line="240" w:lineRule="auto"/>
-              <w:rPr>
-                <w:rFonts w:ascii="Times New Roman Regular" w:hAnsi="Times New Roman Regular" w:cs="Times New Roman Regular"/>
+              <w:spacing w:after="0" w:line="207" w:lineRule="exact"/>
+              <w:rPr>
+                <w:rFonts w:ascii="Times New Roman Regular" w:hAnsi="Times New Roman Regular" w:cs="Times New Roman Regular"/>
+                <w:w w:val="70"/>
+                <w:sz w:val="18"/>
               </w:rPr>
             </w:pPr>
             <w:r>
               <w:rPr>
                 <w:rFonts w:ascii="Segoe UI Symbol" w:hAnsi="Segoe UI Symbol" w:cs="Times New Roman Regular"/>
+                <w:w w:val="70"/>
+                <w:sz w:val="18"/>
               </w:rPr>
               <w:t>⑤</w:t>
             </w:r>
             <w:r>
               <w:rPr>
                 <w:rFonts w:ascii="Times New Roman Regular" w:hAnsi="Times New Roman Regular" w:cs="Times New Roman Regular"/>
+                <w:w w:val="70"/>
+                <w:sz w:val="18"/>
               </w:rPr>
               <w:t xml:space="preserve"> </w:t>
             </w:r>
             <w:r>
               <w:rPr>
                 <w:rFonts w:ascii="Times New Roman Regular" w:hAnsi="Times New Roman Regular" w:cs="Times New Roman Regular"/>
+                <w:w w:val="70"/>
+                <w:sz w:val="18"/>
               </w:rPr>
               <w:t>大量实变肺估测胸水会低估；引流出血风险高时可先超声定位肋间血管避开</w:t>
             </w:r>
@@ -1838,18 +2195,22 @@
           <w:p>
             <w:pPr>
               <w:snapToGrid w:val="0"/>
-              <w:spacing w:after="0" w:line="240" w:lineRule="auto"/>
-              <w:rPr>
-                <w:rFonts w:ascii="Times New Roman Regular" w:hAnsi="Times New Roman Regular" w:cs="Times New Roman Regular"/>
-                <w:b/>
-                <w:bCs/>
-              </w:rPr>
-            </w:pPr>
-            <w:r>
-              <w:rPr>
-                <w:rFonts w:ascii="Times New Roman Regular" w:hAnsi="Times New Roman Regular" w:cs="Times New Roman Regular"/>
-                <w:b/>
-                <w:bCs/>
+              <w:spacing w:after="0" w:line="207" w:lineRule="exact"/>
+              <w:rPr>
+                <w:rFonts w:ascii="Times New Roman Regular" w:hAnsi="Times New Roman Regular" w:cs="Times New Roman Regular"/>
+                <w:b/>
+                <w:bCs/>
+                <w:w w:val="70"/>
+                <w:sz w:val="18"/>
+              </w:rPr>
+            </w:pPr>
+            <w:r>
+              <w:rPr>
+                <w:rFonts w:ascii="Times New Roman Regular" w:hAnsi="Times New Roman Regular" w:cs="Times New Roman Regular"/>
+                <w:b/>
+                <w:bCs/>
+                <w:w w:val="70"/>
+                <w:sz w:val="18"/>
               </w:rPr>
               <w:t xml:space="preserve">E2. </w:t>
             </w:r>
@@ -1858,6 +2219,8 @@
                 <w:rFonts w:ascii="Times New Roman Regular" w:hAnsi="Times New Roman Regular" w:cs="Times New Roman Regular"/>
                 <w:b/>
                 <w:bCs/>
+                <w:w w:val="70"/>
+                <w:sz w:val="18"/>
               </w:rPr>
               <w:t>右心功能（</w:t>
             </w:r>
@@ -1866,6 +2229,8 @@
                 <w:rFonts w:ascii="Times New Roman Regular" w:hAnsi="Times New Roman Regular" w:cs="Times New Roman Regular"/>
                 <w:b/>
                 <w:bCs/>
+                <w:w w:val="70"/>
+                <w:sz w:val="18"/>
               </w:rPr>
               <w:t xml:space="preserve">VV-ECMO </w:t>
             </w:r>
@@ -1874,6 +2239,8 @@
                 <w:rFonts w:ascii="Times New Roman Regular" w:hAnsi="Times New Roman Regular" w:cs="Times New Roman Regular"/>
                 <w:b/>
                 <w:bCs/>
+                <w:w w:val="70"/>
+                <w:sz w:val="18"/>
               </w:rPr>
               <w:t>可能合并急性肺心病）</w:t>
             </w:r>
@@ -1882,6 +2249,8 @@
                 <w:rFonts w:ascii="Times New Roman Regular" w:hAnsi="Times New Roman Regular" w:cs="Times New Roman Regular"/>
                 <w:b/>
                 <w:bCs/>
+                <w:w w:val="70"/>
+                <w:sz w:val="18"/>
               </w:rPr>
               <w:tab/>
             </w:r>
@@ -1890,6 +2259,8 @@
                 <w:rFonts w:ascii="Times New Roman Regular" w:hAnsi="Times New Roman Regular" w:cs="Times New Roman Regular"/>
                 <w:b/>
                 <w:bCs/>
+                <w:w w:val="70"/>
+                <w:sz w:val="18"/>
               </w:rPr>
               <w:tab/>
             </w:r>
@@ -1898,6 +2269,8 @@
                 <w:rFonts w:ascii="Times New Roman Regular" w:hAnsi="Times New Roman Regular" w:cs="Times New Roman Regular"/>
                 <w:b/>
                 <w:bCs/>
+                <w:w w:val="70"/>
+                <w:sz w:val="18"/>
               </w:rPr>
               <w:tab/>
             </w:r>
@@ -1906,6 +2279,8 @@
                 <w:rFonts w:ascii="Times New Roman Regular" w:hAnsi="Times New Roman Regular" w:cs="Times New Roman Regular"/>
                 <w:b/>
                 <w:bCs/>
+                <w:w w:val="70"/>
+                <w:sz w:val="18"/>
               </w:rPr>
               <w:tab/>
             </w:r>
@@ -1922,18 +2297,22 @@
           <w:p>
             <w:pPr>
               <w:snapToGrid w:val="0"/>
-              <w:spacing w:after="0" w:line="240" w:lineRule="auto"/>
-              <w:rPr>
-                <w:rFonts w:ascii="Times New Roman Regular" w:hAnsi="Times New Roman Regular" w:cs="Times New Roman Regular"/>
-                <w:b/>
-                <w:bCs/>
-              </w:rPr>
-            </w:pPr>
-            <w:r>
-              <w:rPr>
-                <w:rFonts w:ascii="Times New Roman Regular" w:hAnsi="Times New Roman Regular" w:cs="Times New Roman Regular"/>
-                <w:b/>
-                <w:bCs/>
+              <w:spacing w:after="0" w:line="207" w:lineRule="exact"/>
+              <w:rPr>
+                <w:rFonts w:ascii="Times New Roman Regular" w:hAnsi="Times New Roman Regular" w:cs="Times New Roman Regular"/>
+                <w:b/>
+                <w:bCs/>
+                <w:w w:val="70"/>
+                <w:sz w:val="18"/>
+              </w:rPr>
+            </w:pPr>
+            <w:r>
+              <w:rPr>
+                <w:rFonts w:ascii="Times New Roman Regular" w:hAnsi="Times New Roman Regular" w:cs="Times New Roman Regular"/>
+                <w:b/>
+                <w:bCs/>
+                <w:w w:val="70"/>
+                <w:sz w:val="18"/>
               </w:rPr>
               <w:t>超声指标</w:t>
             </w:r>
@@ -1948,18 +2327,22 @@
           <w:p>
             <w:pPr>
               <w:snapToGrid w:val="0"/>
-              <w:spacing w:after="0" w:line="240" w:lineRule="auto"/>
-              <w:rPr>
-                <w:rFonts w:ascii="Times New Roman Regular" w:hAnsi="Times New Roman Regular" w:cs="Times New Roman Regular"/>
-                <w:b/>
-                <w:bCs/>
-              </w:rPr>
-            </w:pPr>
-            <w:r>
-              <w:rPr>
-                <w:rFonts w:ascii="Times New Roman Regular" w:hAnsi="Times New Roman Regular" w:cs="Times New Roman Regular"/>
-                <w:b/>
-                <w:bCs/>
+              <w:spacing w:after="0" w:line="207" w:lineRule="exact"/>
+              <w:rPr>
+                <w:rFonts w:ascii="Times New Roman Regular" w:hAnsi="Times New Roman Regular" w:cs="Times New Roman Regular"/>
+                <w:b/>
+                <w:bCs/>
+                <w:w w:val="70"/>
+                <w:sz w:val="18"/>
+              </w:rPr>
+            </w:pPr>
+            <w:r>
+              <w:rPr>
+                <w:rFonts w:ascii="Times New Roman Regular" w:hAnsi="Times New Roman Regular" w:cs="Times New Roman Regular"/>
+                <w:b/>
+                <w:bCs/>
+                <w:w w:val="70"/>
+                <w:sz w:val="18"/>
               </w:rPr>
               <w:t>获取方法</w:t>
             </w:r>
@@ -1974,19 +2357,23 @@
           <w:p>
             <w:pPr>
               <w:snapToGrid w:val="0"/>
-              <w:spacing w:after="0" w:line="240" w:lineRule="auto"/>
+              <w:spacing w:after="0" w:line="207" w:lineRule="exact"/>
               <w:jc w:val="center"/>
               <w:rPr>
                 <w:rFonts w:ascii="Times New Roman Regular" w:hAnsi="Times New Roman Regular" w:cs="Times New Roman Regular"/>
                 <w:b/>
                 <w:bCs/>
-              </w:rPr>
-            </w:pPr>
-            <w:r>
-              <w:rPr>
-                <w:rFonts w:ascii="Times New Roman Regular" w:hAnsi="Times New Roman Regular" w:cs="Times New Roman Regular"/>
-                <w:b/>
-                <w:bCs/>
+                <w:w w:val="70"/>
+                <w:sz w:val="18"/>
+              </w:rPr>
+            </w:pPr>
+            <w:r>
+              <w:rPr>
+                <w:rFonts w:ascii="Times New Roman Regular" w:hAnsi="Times New Roman Regular" w:cs="Times New Roman Regular"/>
+                <w:b/>
+                <w:bCs/>
+                <w:w w:val="70"/>
+                <w:sz w:val="18"/>
               </w:rPr>
               <w:t>正常</w:t>
             </w:r>
@@ -1995,6 +2382,8 @@
                 <w:rFonts w:ascii="Times New Roman Regular" w:hAnsi="Times New Roman Regular" w:cs="Times New Roman Regular"/>
                 <w:b/>
                 <w:bCs/>
+                <w:w w:val="70"/>
+                <w:sz w:val="18"/>
               </w:rPr>
               <w:t>/</w:t>
             </w:r>
@@ -2003,6 +2392,8 @@
                 <w:rFonts w:ascii="Times New Roman Regular" w:hAnsi="Times New Roman Regular" w:cs="Times New Roman Regular"/>
                 <w:b/>
                 <w:bCs/>
+                <w:w w:val="70"/>
+                <w:sz w:val="18"/>
               </w:rPr>
               <w:t>目标</w:t>
             </w:r>
@@ -2017,19 +2408,23 @@
           <w:p>
             <w:pPr>
               <w:snapToGrid w:val="0"/>
-              <w:spacing w:after="0" w:line="240" w:lineRule="auto"/>
+              <w:spacing w:after="0" w:line="207" w:lineRule="exact"/>
               <w:jc w:val="center"/>
               <w:rPr>
                 <w:rFonts w:ascii="Times New Roman Regular" w:hAnsi="Times New Roman Regular" w:cs="Times New Roman Regular"/>
                 <w:b/>
                 <w:bCs/>
-              </w:rPr>
-            </w:pPr>
-            <w:r>
-              <w:rPr>
-                <w:rFonts w:ascii="Times New Roman Regular" w:hAnsi="Times New Roman Regular" w:cs="Times New Roman Regular"/>
-                <w:b/>
-                <w:bCs/>
+                <w:w w:val="70"/>
+                <w:sz w:val="18"/>
+              </w:rPr>
+            </w:pPr>
+            <w:r>
+              <w:rPr>
+                <w:rFonts w:ascii="Times New Roman Regular" w:hAnsi="Times New Roman Regular" w:cs="Times New Roman Regular"/>
+                <w:b/>
+                <w:bCs/>
+                <w:w w:val="70"/>
+                <w:sz w:val="18"/>
               </w:rPr>
               <w:t>预警</w:t>
             </w:r>
@@ -2044,19 +2439,23 @@
           <w:p>
             <w:pPr>
               <w:snapToGrid w:val="0"/>
-              <w:spacing w:after="0" w:line="240" w:lineRule="auto"/>
+              <w:spacing w:after="0" w:line="207" w:lineRule="exact"/>
               <w:jc w:val="center"/>
               <w:rPr>
                 <w:rFonts w:ascii="Times New Roman Regular" w:hAnsi="Times New Roman Regular" w:cs="Times New Roman Regular"/>
                 <w:b/>
                 <w:bCs/>
-              </w:rPr>
-            </w:pPr>
-            <w:r>
-              <w:rPr>
-                <w:rFonts w:ascii="Times New Roman Regular" w:hAnsi="Times New Roman Regular" w:cs="Times New Roman Regular"/>
-                <w:b/>
-                <w:bCs/>
+                <w:w w:val="70"/>
+                <w:sz w:val="18"/>
+              </w:rPr>
+            </w:pPr>
+            <w:r>
+              <w:rPr>
+                <w:rFonts w:ascii="Times New Roman Regular" w:hAnsi="Times New Roman Regular" w:cs="Times New Roman Regular"/>
+                <w:b/>
+                <w:bCs/>
+                <w:w w:val="70"/>
+                <w:sz w:val="18"/>
               </w:rPr>
               <w:t>处理</w:t>
             </w:r>
@@ -2073,14 +2472,18 @@
           <w:p>
             <w:pPr>
               <w:snapToGrid w:val="0"/>
-              <w:spacing w:after="0" w:line="240" w:lineRule="auto"/>
-              <w:rPr>
-                <w:rFonts w:ascii="Times New Roman Regular" w:hAnsi="Times New Roman Regular" w:cs="Times New Roman Regular"/>
-              </w:rPr>
-            </w:pPr>
-            <w:r>
-              <w:rPr>
-                <w:rFonts w:ascii="Times New Roman Regular" w:hAnsi="Times New Roman Regular" w:cs="Times New Roman Regular"/>
+              <w:spacing w:after="0" w:line="207" w:lineRule="exact"/>
+              <w:rPr>
+                <w:rFonts w:ascii="Times New Roman Regular" w:hAnsi="Times New Roman Regular" w:cs="Times New Roman Regular"/>
+                <w:w w:val="70"/>
+                <w:sz w:val="18"/>
+              </w:rPr>
+            </w:pPr>
+            <w:r>
+              <w:rPr>
+                <w:rFonts w:ascii="Times New Roman Regular" w:hAnsi="Times New Roman Regular" w:cs="Times New Roman Regular"/>
+                <w:w w:val="70"/>
+                <w:sz w:val="18"/>
               </w:rPr>
               <w:t>TAPSE</w:t>
             </w:r>
@@ -2095,26 +2498,34 @@
           <w:p>
             <w:pPr>
               <w:snapToGrid w:val="0"/>
-              <w:spacing w:after="0" w:line="240" w:lineRule="auto"/>
-              <w:rPr>
-                <w:rFonts w:ascii="Times New Roman Regular" w:hAnsi="Times New Roman Regular" w:cs="Times New Roman Regular"/>
-              </w:rPr>
-            </w:pPr>
-            <w:r>
-              <w:rPr>
-                <w:rFonts w:ascii="Times New Roman Regular" w:hAnsi="Times New Roman Regular" w:cs="Times New Roman Regular"/>
+              <w:spacing w:after="0" w:line="207" w:lineRule="exact"/>
+              <w:rPr>
+                <w:rFonts w:ascii="Times New Roman Regular" w:hAnsi="Times New Roman Regular" w:cs="Times New Roman Regular"/>
+                <w:w w:val="70"/>
+                <w:sz w:val="18"/>
+              </w:rPr>
+            </w:pPr>
+            <w:r>
+              <w:rPr>
+                <w:rFonts w:ascii="Times New Roman Regular" w:hAnsi="Times New Roman Regular" w:cs="Times New Roman Regular"/>
+                <w:w w:val="70"/>
+                <w:sz w:val="18"/>
               </w:rPr>
               <w:t>心尖四腔</w:t>
             </w:r>
             <w:r>
               <w:rPr>
                 <w:rFonts w:ascii="Times New Roman Regular" w:hAnsi="Times New Roman Regular" w:cs="Times New Roman Regular"/>
+                <w:w w:val="70"/>
+                <w:sz w:val="18"/>
               </w:rPr>
               <w:t xml:space="preserve">M </w:t>
             </w:r>
             <w:r>
               <w:rPr>
                 <w:rFonts w:ascii="Times New Roman Regular" w:hAnsi="Times New Roman Regular" w:cs="Times New Roman Regular"/>
+                <w:w w:val="70"/>
+                <w:sz w:val="18"/>
               </w:rPr>
               <w:t>型过三尖瓣环侧壁</w:t>
             </w:r>
@@ -2129,15 +2540,19 @@
           <w:p>
             <w:pPr>
               <w:snapToGrid w:val="0"/>
-              <w:spacing w:after="0" w:line="240" w:lineRule="auto"/>
+              <w:spacing w:after="0" w:line="207" w:lineRule="exact"/>
               <w:jc w:val="center"/>
               <w:rPr>
                 <w:rFonts w:ascii="Times New Roman Regular" w:hAnsi="Times New Roman Regular" w:cs="Times New Roman Regular"/>
-              </w:rPr>
-            </w:pPr>
-            <w:r>
-              <w:rPr>
-                <w:rFonts w:ascii="Times New Roman Regular" w:hAnsi="Times New Roman Regular" w:cs="Times New Roman Regular"/>
+                <w:w w:val="70"/>
+                <w:sz w:val="18"/>
+              </w:rPr>
+            </w:pPr>
+            <w:r>
+              <w:rPr>
+                <w:rFonts w:ascii="Times New Roman Regular" w:hAnsi="Times New Roman Regular" w:cs="Times New Roman Regular"/>
+                <w:w w:val="70"/>
+                <w:sz w:val="18"/>
               </w:rPr>
               <w:t>&gt;17 mm</w:t>
             </w:r>
@@ -2152,20 +2567,26 @@
           <w:p>
             <w:pPr>
               <w:snapToGrid w:val="0"/>
-              <w:spacing w:after="0" w:line="240" w:lineRule="auto"/>
-              <w:rPr>
-                <w:rFonts w:ascii="Times New Roman Regular" w:hAnsi="Times New Roman Regular" w:cs="Times New Roman Regular"/>
-              </w:rPr>
-            </w:pPr>
-            <w:r>
-              <w:rPr>
-                <w:rFonts w:ascii="Times New Roman Regular" w:hAnsi="Times New Roman Regular" w:cs="Times New Roman Regular"/>
+              <w:spacing w:after="0" w:line="207" w:lineRule="exact"/>
+              <w:rPr>
+                <w:rFonts w:ascii="Times New Roman Regular" w:hAnsi="Times New Roman Regular" w:cs="Times New Roman Regular"/>
+                <w:w w:val="70"/>
+                <w:sz w:val="18"/>
+              </w:rPr>
+            </w:pPr>
+            <w:r>
+              <w:rPr>
+                <w:rFonts w:ascii="Times New Roman Regular" w:hAnsi="Times New Roman Regular" w:cs="Times New Roman Regular"/>
+                <w:w w:val="70"/>
+                <w:sz w:val="18"/>
               </w:rPr>
               <w:t>&lt;14 mm→</w:t>
             </w:r>
             <w:r>
               <w:rPr>
                 <w:rFonts w:ascii="Times New Roman Regular" w:hAnsi="Times New Roman Regular" w:cs="Times New Roman Regular"/>
+                <w:w w:val="70"/>
+                <w:sz w:val="18"/>
               </w:rPr>
               <w:t>右室收缩功能减退</w:t>
             </w:r>
@@ -2180,27 +2601,35 @@
           <w:p>
             <w:pPr>
               <w:snapToGrid w:val="0"/>
-              <w:spacing w:after="0" w:line="240" w:lineRule="auto"/>
+              <w:spacing w:after="0" w:line="207" w:lineRule="exact"/>
               <w:jc w:val="center"/>
               <w:rPr>
                 <w:rFonts w:ascii="Times New Roman Regular" w:hAnsi="Times New Roman Regular" w:cs="Times New Roman Regular"/>
-              </w:rPr>
-            </w:pPr>
-            <w:r>
-              <w:rPr>
-                <w:rFonts w:ascii="Times New Roman Regular" w:hAnsi="Times New Roman Regular" w:cs="Times New Roman Regular"/>
+                <w:w w:val="70"/>
+                <w:sz w:val="18"/>
+              </w:rPr>
+            </w:pPr>
+            <w:r>
+              <w:rPr>
+                <w:rFonts w:ascii="Times New Roman Regular" w:hAnsi="Times New Roman Regular" w:cs="Times New Roman Regular"/>
+                <w:w w:val="70"/>
+                <w:sz w:val="18"/>
               </w:rPr>
               <w:t>优化通气（</w:t>
             </w:r>
             <w:r>
               <w:rPr>
                 <w:rFonts w:ascii="Times New Roman Regular" w:hAnsi="Times New Roman Regular" w:cs="Times New Roman Regular"/>
+                <w:w w:val="70"/>
+                <w:sz w:val="18"/>
               </w:rPr>
               <w:t>↓Pplat/↓VT</w:t>
             </w:r>
             <w:r>
               <w:rPr>
                 <w:rFonts w:ascii="Times New Roman Regular" w:hAnsi="Times New Roman Regular" w:cs="Times New Roman Regular"/>
+                <w:w w:val="70"/>
+                <w:sz w:val="18"/>
               </w:rPr>
               <w:t>）；肺血管扩张剂</w:t>
             </w:r>
@@ -2217,14 +2646,18 @@
           <w:p>
             <w:pPr>
               <w:snapToGrid w:val="0"/>
-              <w:spacing w:after="0" w:line="240" w:lineRule="auto"/>
-              <w:rPr>
-                <w:rFonts w:ascii="Times New Roman Regular" w:hAnsi="Times New Roman Regular" w:cs="Times New Roman Regular"/>
-              </w:rPr>
-            </w:pPr>
-            <w:r>
-              <w:rPr>
-                <w:rFonts w:ascii="Times New Roman Regular" w:hAnsi="Times New Roman Regular" w:cs="Times New Roman Regular"/>
+              <w:spacing w:after="0" w:line="207" w:lineRule="exact"/>
+              <w:rPr>
+                <w:rFonts w:ascii="Times New Roman Regular" w:hAnsi="Times New Roman Regular" w:cs="Times New Roman Regular"/>
+                <w:w w:val="70"/>
+                <w:sz w:val="18"/>
+              </w:rPr>
+            </w:pPr>
+            <w:r>
+              <w:rPr>
+                <w:rFonts w:ascii="Times New Roman Regular" w:hAnsi="Times New Roman Regular" w:cs="Times New Roman Regular"/>
+                <w:w w:val="70"/>
+                <w:sz w:val="18"/>
               </w:rPr>
               <w:t>RV S'</w:t>
             </w:r>
@@ -2239,26 +2672,34 @@
           <w:p>
             <w:pPr>
               <w:snapToGrid w:val="0"/>
-              <w:spacing w:after="0" w:line="240" w:lineRule="auto"/>
-              <w:rPr>
-                <w:rFonts w:ascii="Times New Roman Regular" w:hAnsi="Times New Roman Regular" w:cs="Times New Roman Regular"/>
-              </w:rPr>
-            </w:pPr>
-            <w:r>
-              <w:rPr>
-                <w:rFonts w:ascii="Times New Roman Regular" w:hAnsi="Times New Roman Regular" w:cs="Times New Roman Regular"/>
+              <w:spacing w:after="0" w:line="207" w:lineRule="exact"/>
+              <w:rPr>
+                <w:rFonts w:ascii="Times New Roman Regular" w:hAnsi="Times New Roman Regular" w:cs="Times New Roman Regular"/>
+                <w:w w:val="70"/>
+                <w:sz w:val="18"/>
+              </w:rPr>
+            </w:pPr>
+            <w:r>
+              <w:rPr>
+                <w:rFonts w:ascii="Times New Roman Regular" w:hAnsi="Times New Roman Regular" w:cs="Times New Roman Regular"/>
+                <w:w w:val="70"/>
+                <w:sz w:val="18"/>
               </w:rPr>
               <w:t>心尖四腔</w:t>
             </w:r>
             <w:r>
               <w:rPr>
                 <w:rFonts w:ascii="Times New Roman Regular" w:hAnsi="Times New Roman Regular" w:cs="Times New Roman Regular"/>
+                <w:w w:val="70"/>
+                <w:sz w:val="18"/>
               </w:rPr>
               <w:t>,TDI</w:t>
             </w:r>
             <w:r>
               <w:rPr>
                 <w:rFonts w:ascii="Times New Roman Regular" w:hAnsi="Times New Roman Regular" w:cs="Times New Roman Regular"/>
+                <w:w w:val="70"/>
+                <w:sz w:val="18"/>
               </w:rPr>
               <w:t>取样三尖瓣环侧壁</w:t>
             </w:r>
@@ -2273,15 +2714,19 @@
           <w:p>
             <w:pPr>
               <w:snapToGrid w:val="0"/>
-              <w:spacing w:after="0" w:line="240" w:lineRule="auto"/>
+              <w:spacing w:after="0" w:line="207" w:lineRule="exact"/>
               <w:jc w:val="center"/>
               <w:rPr>
                 <w:rFonts w:ascii="Times New Roman Regular" w:hAnsi="Times New Roman Regular" w:cs="Times New Roman Regular"/>
-              </w:rPr>
-            </w:pPr>
-            <w:r>
-              <w:rPr>
-                <w:rFonts w:ascii="Times New Roman Regular" w:hAnsi="Times New Roman Regular" w:cs="Times New Roman Regular"/>
+                <w:w w:val="70"/>
+                <w:sz w:val="18"/>
+              </w:rPr>
+            </w:pPr>
+            <w:r>
+              <w:rPr>
+                <w:rFonts w:ascii="Times New Roman Regular" w:hAnsi="Times New Roman Regular" w:cs="Times New Roman Regular"/>
+                <w:w w:val="70"/>
+                <w:sz w:val="18"/>
               </w:rPr>
               <w:t>&gt;9.5 cm/s</w:t>
             </w:r>
@@ -2296,20 +2741,26 @@
           <w:p>
             <w:pPr>
               <w:snapToGrid w:val="0"/>
-              <w:spacing w:after="0" w:line="240" w:lineRule="auto"/>
-              <w:rPr>
-                <w:rFonts w:ascii="Times New Roman Regular" w:hAnsi="Times New Roman Regular" w:cs="Times New Roman Regular"/>
-              </w:rPr>
-            </w:pPr>
-            <w:r>
-              <w:rPr>
-                <w:rFonts w:ascii="Times New Roman Regular" w:hAnsi="Times New Roman Regular" w:cs="Times New Roman Regular"/>
+              <w:spacing w:after="0" w:line="207" w:lineRule="exact"/>
+              <w:rPr>
+                <w:rFonts w:ascii="Times New Roman Regular" w:hAnsi="Times New Roman Regular" w:cs="Times New Roman Regular"/>
+                <w:w w:val="70"/>
+                <w:sz w:val="18"/>
+              </w:rPr>
+            </w:pPr>
+            <w:r>
+              <w:rPr>
+                <w:rFonts w:ascii="Times New Roman Regular" w:hAnsi="Times New Roman Regular" w:cs="Times New Roman Regular"/>
+                <w:w w:val="70"/>
+                <w:sz w:val="18"/>
               </w:rPr>
               <w:t>&lt;9.5→RV</w:t>
             </w:r>
             <w:r>
               <w:rPr>
                 <w:rFonts w:ascii="Times New Roman Regular" w:hAnsi="Times New Roman Regular" w:cs="Times New Roman Regular"/>
+                <w:w w:val="70"/>
+                <w:sz w:val="18"/>
               </w:rPr>
               <w:t>收缩功能减退</w:t>
             </w:r>
@@ -2324,15 +2775,19 @@
           <w:p>
             <w:pPr>
               <w:snapToGrid w:val="0"/>
-              <w:spacing w:after="0" w:line="240" w:lineRule="auto"/>
+              <w:spacing w:after="0" w:line="207" w:lineRule="exact"/>
               <w:jc w:val="center"/>
               <w:rPr>
                 <w:rFonts w:ascii="Times New Roman Regular" w:hAnsi="Times New Roman Regular" w:cs="Times New Roman Regular"/>
-              </w:rPr>
-            </w:pPr>
-            <w:r>
-              <w:rPr>
-                <w:rFonts w:ascii="Times New Roman Regular" w:hAnsi="Times New Roman Regular" w:cs="Times New Roman Regular"/>
+                <w:w w:val="70"/>
+                <w:sz w:val="18"/>
+              </w:rPr>
+            </w:pPr>
+            <w:r>
+              <w:rPr>
+                <w:rFonts w:ascii="Times New Roman Regular" w:hAnsi="Times New Roman Regular" w:cs="Times New Roman Regular"/>
+                <w:w w:val="70"/>
+                <w:sz w:val="18"/>
               </w:rPr>
               <w:t>同上</w:t>
             </w:r>
@@ -2349,14 +2804,18 @@
           <w:p>
             <w:pPr>
               <w:snapToGrid w:val="0"/>
-              <w:spacing w:after="0" w:line="240" w:lineRule="auto"/>
-              <w:rPr>
-                <w:rFonts w:ascii="Times New Roman Regular" w:hAnsi="Times New Roman Regular" w:cs="Times New Roman Regular"/>
-              </w:rPr>
-            </w:pPr>
-            <w:r>
-              <w:rPr>
-                <w:rFonts w:ascii="Times New Roman Regular" w:hAnsi="Times New Roman Regular" w:cs="Times New Roman Regular"/>
+              <w:spacing w:after="0" w:line="207" w:lineRule="exact"/>
+              <w:rPr>
+                <w:rFonts w:ascii="Times New Roman Regular" w:hAnsi="Times New Roman Regular" w:cs="Times New Roman Regular"/>
+                <w:w w:val="70"/>
+                <w:sz w:val="18"/>
+              </w:rPr>
+            </w:pPr>
+            <w:r>
+              <w:rPr>
+                <w:rFonts w:ascii="Times New Roman Regular" w:hAnsi="Times New Roman Regular" w:cs="Times New Roman Regular"/>
+                <w:w w:val="70"/>
+                <w:sz w:val="18"/>
               </w:rPr>
               <w:t>TR Vmax</w:t>
             </w:r>
@@ -2371,38 +2830,50 @@
           <w:p>
             <w:pPr>
               <w:snapToGrid w:val="0"/>
-              <w:spacing w:after="0" w:line="240" w:lineRule="auto"/>
-              <w:rPr>
-                <w:rFonts w:ascii="Times New Roman Regular" w:hAnsi="Times New Roman Regular" w:cs="Times New Roman Regular"/>
-              </w:rPr>
-            </w:pPr>
-            <w:r>
-              <w:rPr>
-                <w:rFonts w:ascii="Times New Roman Regular" w:hAnsi="Times New Roman Regular" w:cs="Times New Roman Regular"/>
+              <w:spacing w:after="0" w:line="207" w:lineRule="exact"/>
+              <w:rPr>
+                <w:rFonts w:ascii="Times New Roman Regular" w:hAnsi="Times New Roman Regular" w:cs="Times New Roman Regular"/>
+                <w:w w:val="70"/>
+                <w:sz w:val="18"/>
+              </w:rPr>
+            </w:pPr>
+            <w:r>
+              <w:rPr>
+                <w:rFonts w:ascii="Times New Roman Regular" w:hAnsi="Times New Roman Regular" w:cs="Times New Roman Regular"/>
+                <w:w w:val="70"/>
+                <w:sz w:val="18"/>
               </w:rPr>
               <w:t>心尖四腔</w:t>
             </w:r>
             <w:r>
               <w:rPr>
                 <w:rFonts w:ascii="Times New Roman Regular" w:hAnsi="Times New Roman Regular" w:cs="Times New Roman Regular"/>
+                <w:w w:val="70"/>
+                <w:sz w:val="18"/>
               </w:rPr>
               <w:t>/</w:t>
             </w:r>
             <w:r>
               <w:rPr>
                 <w:rFonts w:ascii="Times New Roman Regular" w:hAnsi="Times New Roman Regular" w:cs="Times New Roman Regular"/>
+                <w:w w:val="70"/>
+                <w:sz w:val="18"/>
               </w:rPr>
               <w:t>胸旁短轴，</w:t>
             </w:r>
             <w:r>
               <w:rPr>
                 <w:rFonts w:ascii="Times New Roman Regular" w:hAnsi="Times New Roman Regular" w:cs="Times New Roman Regular"/>
+                <w:w w:val="70"/>
+                <w:sz w:val="18"/>
               </w:rPr>
               <w:t>CW</w:t>
             </w:r>
             <w:r>
               <w:rPr>
                 <w:rFonts w:ascii="Times New Roman Regular" w:hAnsi="Times New Roman Regular" w:cs="Times New Roman Regular"/>
+                <w:w w:val="70"/>
+                <w:sz w:val="18"/>
               </w:rPr>
               <w:t>过三尖瓣</w:t>
             </w:r>
@@ -2417,15 +2888,19 @@
           <w:p>
             <w:pPr>
               <w:snapToGrid w:val="0"/>
-              <w:spacing w:after="0" w:line="240" w:lineRule="auto"/>
+              <w:spacing w:after="0" w:line="207" w:lineRule="exact"/>
               <w:jc w:val="center"/>
               <w:rPr>
                 <w:rFonts w:ascii="Times New Roman Regular" w:hAnsi="Times New Roman Regular" w:cs="Times New Roman Regular"/>
-              </w:rPr>
-            </w:pPr>
-            <w:r>
-              <w:rPr>
-                <w:rFonts w:ascii="Times New Roman Regular" w:hAnsi="Times New Roman Regular" w:cs="Times New Roman Regular"/>
+                <w:w w:val="70"/>
+                <w:sz w:val="18"/>
+              </w:rPr>
+            </w:pPr>
+            <w:r>
+              <w:rPr>
+                <w:rFonts w:ascii="Times New Roman Regular" w:hAnsi="Times New Roman Regular" w:cs="Times New Roman Regular"/>
+                <w:w w:val="70"/>
+                <w:sz w:val="18"/>
               </w:rPr>
               <w:t>&lt;2.8 m/s</w:t>
             </w:r>
@@ -2440,20 +2915,26 @@
           <w:p>
             <w:pPr>
               <w:snapToGrid w:val="0"/>
-              <w:spacing w:after="0" w:line="240" w:lineRule="auto"/>
-              <w:rPr>
-                <w:rFonts w:ascii="Times New Roman Regular" w:hAnsi="Times New Roman Regular" w:cs="Times New Roman Regular"/>
-              </w:rPr>
-            </w:pPr>
-            <w:r>
-              <w:rPr>
-                <w:rFonts w:ascii="Times New Roman Regular" w:hAnsi="Times New Roman Regular" w:cs="Times New Roman Regular"/>
+              <w:spacing w:after="0" w:line="207" w:lineRule="exact"/>
+              <w:rPr>
+                <w:rFonts w:ascii="Times New Roman Regular" w:hAnsi="Times New Roman Regular" w:cs="Times New Roman Regular"/>
+                <w:w w:val="70"/>
+                <w:sz w:val="18"/>
+              </w:rPr>
+            </w:pPr>
+            <w:r>
+              <w:rPr>
+                <w:rFonts w:ascii="Times New Roman Regular" w:hAnsi="Times New Roman Regular" w:cs="Times New Roman Regular"/>
+                <w:w w:val="70"/>
+                <w:sz w:val="18"/>
               </w:rPr>
               <w:t>&gt;2.8m/s→</w:t>
             </w:r>
             <w:r>
               <w:rPr>
                 <w:rFonts w:ascii="Times New Roman Regular" w:hAnsi="Times New Roman Regular" w:cs="Times New Roman Regular"/>
+                <w:w w:val="70"/>
+                <w:sz w:val="18"/>
               </w:rPr>
               <w:t>肺动脉高压</w:t>
             </w:r>
@@ -2468,27 +2949,35 @@
           <w:p>
             <w:pPr>
               <w:snapToGrid w:val="0"/>
-              <w:spacing w:after="0" w:line="240" w:lineRule="auto"/>
+              <w:spacing w:after="0" w:line="207" w:lineRule="exact"/>
               <w:jc w:val="center"/>
               <w:rPr>
                 <w:rFonts w:ascii="Times New Roman Regular" w:hAnsi="Times New Roman Regular" w:cs="Times New Roman Regular"/>
-              </w:rPr>
-            </w:pPr>
-            <w:r>
-              <w:rPr>
-                <w:rFonts w:ascii="Times New Roman Regular" w:hAnsi="Times New Roman Regular" w:cs="Times New Roman Regular"/>
+                <w:w w:val="70"/>
+                <w:sz w:val="18"/>
+              </w:rPr>
+            </w:pPr>
+            <w:r>
+              <w:rPr>
+                <w:rFonts w:ascii="Times New Roman Regular" w:hAnsi="Times New Roman Regular" w:cs="Times New Roman Regular"/>
+                <w:w w:val="70"/>
+                <w:sz w:val="18"/>
               </w:rPr>
               <w:t>评估</w:t>
             </w:r>
             <w:r>
               <w:rPr>
                 <w:rFonts w:ascii="Times New Roman Regular" w:hAnsi="Times New Roman Regular" w:cs="Times New Roman Regular"/>
+                <w:w w:val="70"/>
+                <w:sz w:val="18"/>
               </w:rPr>
               <w:t>+</w:t>
             </w:r>
             <w:r>
               <w:rPr>
                 <w:rFonts w:ascii="Times New Roman Regular" w:hAnsi="Times New Roman Regular" w:cs="Times New Roman Regular"/>
+                <w:w w:val="70"/>
+                <w:sz w:val="18"/>
               </w:rPr>
               <w:t>治疗肺高压</w:t>
             </w:r>
@@ -2505,20 +2994,26 @@
           <w:p>
             <w:pPr>
               <w:snapToGrid w:val="0"/>
-              <w:spacing w:after="0" w:line="240" w:lineRule="auto"/>
-              <w:rPr>
-                <w:rFonts w:ascii="Times New Roman Regular" w:hAnsi="Times New Roman Regular" w:cs="Times New Roman Regular"/>
-              </w:rPr>
-            </w:pPr>
-            <w:r>
-              <w:rPr>
-                <w:rFonts w:ascii="Times New Roman Regular" w:hAnsi="Times New Roman Regular" w:cs="Times New Roman Regular"/>
+              <w:spacing w:after="0" w:line="207" w:lineRule="exact"/>
+              <w:rPr>
+                <w:rFonts w:ascii="Times New Roman Regular" w:hAnsi="Times New Roman Regular" w:cs="Times New Roman Regular"/>
+                <w:w w:val="70"/>
+                <w:sz w:val="18"/>
+              </w:rPr>
+            </w:pPr>
+            <w:r>
+              <w:rPr>
+                <w:rFonts w:ascii="Times New Roman Regular" w:hAnsi="Times New Roman Regular" w:cs="Times New Roman Regular"/>
+                <w:w w:val="70"/>
+                <w:sz w:val="18"/>
               </w:rPr>
               <w:t>RV/LV</w:t>
             </w:r>
             <w:r>
               <w:rPr>
                 <w:rFonts w:ascii="Times New Roman Regular" w:hAnsi="Times New Roman Regular" w:cs="Times New Roman Regular"/>
+                <w:w w:val="70"/>
+                <w:sz w:val="18"/>
               </w:rPr>
               <w:t>基底段横径比</w:t>
             </w:r>
@@ -2533,14 +3028,18 @@
           <w:p>
             <w:pPr>
               <w:snapToGrid w:val="0"/>
-              <w:spacing w:after="0" w:line="240" w:lineRule="auto"/>
-              <w:rPr>
-                <w:rFonts w:ascii="Times New Roman Regular" w:hAnsi="Times New Roman Regular" w:cs="Times New Roman Regular"/>
-              </w:rPr>
-            </w:pPr>
-            <w:r>
-              <w:rPr>
-                <w:rFonts w:ascii="Times New Roman Regular" w:hAnsi="Times New Roman Regular" w:cs="Times New Roman Regular"/>
+              <w:spacing w:after="0" w:line="207" w:lineRule="exact"/>
+              <w:rPr>
+                <w:rFonts w:ascii="Times New Roman Regular" w:hAnsi="Times New Roman Regular" w:cs="Times New Roman Regular"/>
+                <w:w w:val="70"/>
+                <w:sz w:val="18"/>
+              </w:rPr>
+            </w:pPr>
+            <w:r>
+              <w:rPr>
+                <w:rFonts w:ascii="Times New Roman Regular" w:hAnsi="Times New Roman Regular" w:cs="Times New Roman Regular"/>
+                <w:w w:val="70"/>
+                <w:sz w:val="18"/>
               </w:rPr>
               <w:t>心尖四腔舒张末期</w:t>
             </w:r>
@@ -2555,15 +3054,19 @@
           <w:p>
             <w:pPr>
               <w:snapToGrid w:val="0"/>
-              <w:spacing w:after="0" w:line="240" w:lineRule="auto"/>
+              <w:spacing w:after="0" w:line="207" w:lineRule="exact"/>
               <w:jc w:val="center"/>
               <w:rPr>
                 <w:rFonts w:ascii="Times New Roman Regular" w:hAnsi="Times New Roman Regular" w:cs="Times New Roman Regular"/>
-              </w:rPr>
-            </w:pPr>
-            <w:r>
-              <w:rPr>
-                <w:rFonts w:ascii="Times New Roman Regular" w:hAnsi="Times New Roman Regular" w:cs="Times New Roman Regular"/>
+                <w:w w:val="70"/>
+                <w:sz w:val="18"/>
+              </w:rPr>
+            </w:pPr>
+            <w:r>
+              <w:rPr>
+                <w:rFonts w:ascii="Times New Roman Regular" w:hAnsi="Times New Roman Regular" w:cs="Times New Roman Regular"/>
+                <w:w w:val="70"/>
+                <w:sz w:val="18"/>
               </w:rPr>
               <w:t>&lt;1.0</w:t>
             </w:r>
@@ -2578,33 +3081,43 @@
           <w:p>
             <w:pPr>
               <w:snapToGrid w:val="0"/>
-              <w:spacing w:after="0" w:line="240" w:lineRule="auto"/>
+              <w:spacing w:after="0" w:line="207" w:lineRule="exact"/>
               <w:jc w:val="center"/>
               <w:rPr>
                 <w:rFonts w:ascii="Times New Roman Regular" w:hAnsi="Times New Roman Regular" w:cs="Times New Roman Regular"/>
-              </w:rPr>
-            </w:pPr>
-            <w:r>
-              <w:rPr>
-                <w:rFonts w:ascii="Times New Roman Regular" w:hAnsi="Times New Roman Regular" w:cs="Times New Roman Regular"/>
+                <w:w w:val="70"/>
+                <w:sz w:val="18"/>
+              </w:rPr>
+            </w:pPr>
+            <w:r>
+              <w:rPr>
+                <w:rFonts w:ascii="Times New Roman Regular" w:hAnsi="Times New Roman Regular" w:cs="Times New Roman Regular"/>
+                <w:w w:val="70"/>
+                <w:sz w:val="18"/>
               </w:rPr>
               <w:t>&gt;1.0→</w:t>
             </w:r>
             <w:r>
               <w:rPr>
                 <w:rFonts w:ascii="Times New Roman Regular" w:hAnsi="Times New Roman Regular" w:cs="Times New Roman Regular"/>
+                <w:w w:val="70"/>
+                <w:sz w:val="18"/>
               </w:rPr>
               <w:t>右心扩大</w:t>
             </w:r>
             <w:r>
               <w:rPr>
                 <w:rFonts w:ascii="Times New Roman Regular" w:hAnsi="Times New Roman Regular" w:cs="Times New Roman Regular"/>
+                <w:w w:val="70"/>
+                <w:sz w:val="18"/>
               </w:rPr>
               <w:t>/</w:t>
             </w:r>
             <w:r>
               <w:rPr>
                 <w:rFonts w:ascii="Times New Roman Regular" w:hAnsi="Times New Roman Regular" w:cs="Times New Roman Regular"/>
+                <w:w w:val="70"/>
+                <w:sz w:val="18"/>
               </w:rPr>
               <w:t>受压</w:t>
             </w:r>
@@ -2619,51 +3132,67 @@
           <w:p>
             <w:pPr>
               <w:snapToGrid w:val="0"/>
-              <w:spacing w:after="0" w:line="240" w:lineRule="auto"/>
+              <w:spacing w:after="0" w:line="207" w:lineRule="exact"/>
               <w:jc w:val="center"/>
               <w:rPr>
                 <w:rFonts w:ascii="Times New Roman Regular" w:hAnsi="Times New Roman Regular" w:cs="Times New Roman Regular"/>
+                <w:w w:val="70"/>
+                <w:sz w:val="18"/>
               </w:rPr>
             </w:pPr>
             <w:r>
               <w:rPr>
                 <w:rFonts w:ascii="Segoe UI Symbol" w:hAnsi="Segoe UI Symbol" w:cs="Times New Roman Regular"/>
+                <w:w w:val="70"/>
+                <w:sz w:val="18"/>
               </w:rPr>
               <w:t>↑</w:t>
             </w:r>
             <w:r>
               <w:rPr>
                 <w:rFonts w:ascii="Times New Roman Regular" w:hAnsi="Times New Roman Regular" w:cs="Times New Roman Regular"/>
+                <w:w w:val="70"/>
+                <w:sz w:val="18"/>
               </w:rPr>
               <w:t xml:space="preserve">PEEP </w:t>
             </w:r>
             <w:r>
               <w:rPr>
                 <w:rFonts w:ascii="Times New Roman Regular" w:hAnsi="Times New Roman Regular" w:cs="Times New Roman Regular"/>
+                <w:w w:val="70"/>
+                <w:sz w:val="18"/>
               </w:rPr>
               <w:t>过高？</w:t>
             </w:r>
             <w:r>
               <w:rPr>
                 <w:rFonts w:ascii="Times New Roman Regular" w:hAnsi="Times New Roman Regular" w:cs="Times New Roman Regular"/>
+                <w:w w:val="70"/>
+                <w:sz w:val="18"/>
               </w:rPr>
               <w:t>→</w:t>
             </w:r>
             <w:r>
               <w:rPr>
                 <w:rFonts w:ascii="Times New Roman Regular" w:hAnsi="Times New Roman Regular" w:cs="Times New Roman Regular"/>
+                <w:w w:val="70"/>
+                <w:sz w:val="18"/>
               </w:rPr>
               <w:t>优化</w:t>
             </w:r>
             <w:r>
               <w:rPr>
                 <w:rFonts w:ascii="Times New Roman Regular" w:hAnsi="Times New Roman Regular" w:cs="Times New Roman Regular"/>
+                <w:w w:val="70"/>
+                <w:sz w:val="18"/>
               </w:rPr>
               <w:t xml:space="preserve"> PEEP</w:t>
             </w:r>
             <w:r>
               <w:rPr>
                 <w:rFonts w:ascii="Times New Roman Regular" w:hAnsi="Times New Roman Regular" w:cs="Times New Roman Regular"/>
+                <w:w w:val="70"/>
+                <w:sz w:val="18"/>
               </w:rPr>
               <w:t>；评估急性肺心病</w:t>
             </w:r>
@@ -2680,14 +3209,18 @@
           <w:p>
             <w:pPr>
               <w:snapToGrid w:val="0"/>
-              <w:spacing w:after="0" w:line="240" w:lineRule="auto"/>
-              <w:rPr>
-                <w:rFonts w:ascii="Times New Roman Regular" w:hAnsi="Times New Roman Regular" w:cs="Times New Roman Regular"/>
-              </w:rPr>
-            </w:pPr>
-            <w:r>
-              <w:rPr>
-                <w:rFonts w:ascii="Times New Roman Regular" w:hAnsi="Times New Roman Regular" w:cs="Times New Roman Regular"/>
+              <w:spacing w:after="0" w:line="207" w:lineRule="exact"/>
+              <w:rPr>
+                <w:rFonts w:ascii="Times New Roman Regular" w:hAnsi="Times New Roman Regular" w:cs="Times New Roman Regular"/>
+                <w:w w:val="70"/>
+                <w:sz w:val="18"/>
+              </w:rPr>
+            </w:pPr>
+            <w:r>
+              <w:rPr>
+                <w:rFonts w:ascii="Times New Roman Regular" w:hAnsi="Times New Roman Regular" w:cs="Times New Roman Regular"/>
+                <w:w w:val="70"/>
+                <w:sz w:val="18"/>
               </w:rPr>
               <w:t>室间隔</w:t>
             </w:r>
@@ -2702,14 +3235,18 @@
           <w:p>
             <w:pPr>
               <w:snapToGrid w:val="0"/>
-              <w:spacing w:after="0" w:line="240" w:lineRule="auto"/>
-              <w:rPr>
-                <w:rFonts w:ascii="Times New Roman Regular" w:hAnsi="Times New Roman Regular" w:cs="Times New Roman Regular"/>
-              </w:rPr>
-            </w:pPr>
-            <w:r>
-              <w:rPr>
-                <w:rFonts w:ascii="Times New Roman Regular" w:hAnsi="Times New Roman Regular" w:cs="Times New Roman Regular"/>
+              <w:spacing w:after="0" w:line="207" w:lineRule="exact"/>
+              <w:rPr>
+                <w:rFonts w:ascii="Times New Roman Regular" w:hAnsi="Times New Roman Regular" w:cs="Times New Roman Regular"/>
+                <w:w w:val="70"/>
+                <w:sz w:val="18"/>
+              </w:rPr>
+            </w:pPr>
+            <w:r>
+              <w:rPr>
+                <w:rFonts w:ascii="Times New Roman Regular" w:hAnsi="Times New Roman Regular" w:cs="Times New Roman Regular"/>
+                <w:w w:val="70"/>
+                <w:sz w:val="18"/>
               </w:rPr>
               <w:t>胸旁短轴乳头肌水平</w:t>
             </w:r>
@@ -2724,15 +3261,19 @@
           <w:p>
             <w:pPr>
               <w:snapToGrid w:val="0"/>
-              <w:spacing w:after="0" w:line="240" w:lineRule="auto"/>
+              <w:spacing w:after="0" w:line="207" w:lineRule="exact"/>
               <w:jc w:val="center"/>
               <w:rPr>
                 <w:rFonts w:ascii="Times New Roman Regular" w:hAnsi="Times New Roman Regular" w:cs="Times New Roman Regular"/>
-              </w:rPr>
-            </w:pPr>
-            <w:r>
-              <w:rPr>
-                <w:rFonts w:ascii="Times New Roman Regular" w:hAnsi="Times New Roman Regular" w:cs="Times New Roman Regular"/>
+                <w:w w:val="70"/>
+                <w:sz w:val="18"/>
+              </w:rPr>
+            </w:pPr>
+            <w:r>
+              <w:rPr>
+                <w:rFonts w:ascii="Times New Roman Regular" w:hAnsi="Times New Roman Regular" w:cs="Times New Roman Regular"/>
+                <w:w w:val="70"/>
+                <w:sz w:val="18"/>
               </w:rPr>
               <w:t>正常</w:t>
             </w:r>
@@ -2747,38 +3288,50 @@
           <w:p>
             <w:pPr>
               <w:snapToGrid w:val="0"/>
-              <w:spacing w:after="0" w:line="240" w:lineRule="auto"/>
-              <w:rPr>
-                <w:rFonts w:ascii="Times New Roman Regular" w:hAnsi="Times New Roman Regular" w:cs="Times New Roman Regular"/>
-              </w:rPr>
-            </w:pPr>
-            <w:r>
-              <w:rPr>
-                <w:rFonts w:ascii="Times New Roman Regular" w:hAnsi="Times New Roman Regular" w:cs="Times New Roman Regular"/>
+              <w:spacing w:after="0" w:line="207" w:lineRule="exact"/>
+              <w:rPr>
+                <w:rFonts w:ascii="Times New Roman Regular" w:hAnsi="Times New Roman Regular" w:cs="Times New Roman Regular"/>
+                <w:w w:val="70"/>
+                <w:sz w:val="18"/>
+              </w:rPr>
+            </w:pPr>
+            <w:r>
+              <w:rPr>
+                <w:rFonts w:ascii="Times New Roman Regular" w:hAnsi="Times New Roman Regular" w:cs="Times New Roman Regular"/>
+                <w:w w:val="70"/>
+                <w:sz w:val="18"/>
               </w:rPr>
               <w:t>扁平</w:t>
             </w:r>
             <w:r>
               <w:rPr>
                 <w:rFonts w:ascii="Times New Roman Regular" w:hAnsi="Times New Roman Regular" w:cs="Times New Roman Regular"/>
+                <w:w w:val="70"/>
+                <w:sz w:val="18"/>
               </w:rPr>
               <w:t>/D</w:t>
             </w:r>
             <w:r>
               <w:rPr>
                 <w:rFonts w:ascii="Times New Roman Regular" w:hAnsi="Times New Roman Regular" w:cs="Times New Roman Regular"/>
+                <w:w w:val="70"/>
+                <w:sz w:val="18"/>
               </w:rPr>
               <w:t>形</w:t>
             </w:r>
             <w:r>
               <w:rPr>
                 <w:rFonts w:ascii="Times New Roman Regular" w:hAnsi="Times New Roman Regular" w:cs="Times New Roman Regular"/>
+                <w:w w:val="70"/>
+                <w:sz w:val="18"/>
               </w:rPr>
               <w:t>→</w:t>
             </w:r>
             <w:r>
               <w:rPr>
                 <w:rFonts w:ascii="Times New Roman Regular" w:hAnsi="Times New Roman Regular" w:cs="Times New Roman Regular"/>
+                <w:w w:val="70"/>
+                <w:sz w:val="18"/>
               </w:rPr>
               <w:t>右室压力过负荷</w:t>
             </w:r>
@@ -2793,39 +3346,51 @@
           <w:p>
             <w:pPr>
               <w:snapToGrid w:val="0"/>
-              <w:spacing w:after="0" w:line="240" w:lineRule="auto"/>
+              <w:spacing w:after="0" w:line="207" w:lineRule="exact"/>
               <w:jc w:val="center"/>
               <w:rPr>
                 <w:rFonts w:ascii="Times New Roman Regular" w:hAnsi="Times New Roman Regular" w:cs="Times New Roman Regular"/>
-              </w:rPr>
-            </w:pPr>
-            <w:r>
-              <w:rPr>
-                <w:rFonts w:ascii="Times New Roman Regular" w:hAnsi="Times New Roman Regular" w:cs="Times New Roman Regular"/>
+                <w:w w:val="70"/>
+                <w:sz w:val="18"/>
+              </w:rPr>
+            </w:pPr>
+            <w:r>
+              <w:rPr>
+                <w:rFonts w:ascii="Times New Roman Regular" w:hAnsi="Times New Roman Regular" w:cs="Times New Roman Regular"/>
+                <w:w w:val="70"/>
+                <w:sz w:val="18"/>
               </w:rPr>
               <w:t>严重</w:t>
             </w:r>
             <w:r>
               <w:rPr>
                 <w:rFonts w:ascii="Times New Roman Regular" w:hAnsi="Times New Roman Regular" w:cs="Times New Roman Regular"/>
+                <w:w w:val="70"/>
+                <w:sz w:val="18"/>
               </w:rPr>
               <w:t>→</w:t>
             </w:r>
             <w:r>
               <w:rPr>
                 <w:rFonts w:ascii="Times New Roman Regular" w:hAnsi="Times New Roman Regular" w:cs="Times New Roman Regular"/>
+                <w:w w:val="70"/>
+                <w:sz w:val="18"/>
               </w:rPr>
               <w:t>需考虑</w:t>
             </w:r>
             <w:r>
               <w:rPr>
                 <w:rFonts w:ascii="Times New Roman Regular" w:hAnsi="Times New Roman Regular" w:cs="Times New Roman Regular"/>
+                <w:w w:val="70"/>
+                <w:sz w:val="18"/>
               </w:rPr>
               <w:t xml:space="preserve"> VV→V-AV </w:t>
             </w:r>
             <w:r>
               <w:rPr>
                 <w:rFonts w:ascii="Times New Roman Regular" w:hAnsi="Times New Roman Regular" w:cs="Times New Roman Regular"/>
+                <w:w w:val="70"/>
+                <w:sz w:val="18"/>
               </w:rPr>
               <w:t>转换</w:t>
             </w:r>
@@ -2843,18 +3408,22 @@
           <w:p>
             <w:pPr>
               <w:snapToGrid w:val="0"/>
-              <w:spacing w:after="0" w:line="240" w:lineRule="auto"/>
-              <w:rPr>
-                <w:rFonts w:ascii="Times New Roman Regular" w:hAnsi="Times New Roman Regular" w:cs="Times New Roman Regular"/>
-                <w:b/>
-                <w:bCs/>
-              </w:rPr>
-            </w:pPr>
-            <w:r>
-              <w:rPr>
-                <w:rFonts w:ascii="Times New Roman Regular" w:hAnsi="Times New Roman Regular" w:cs="Times New Roman Regular"/>
-                <w:b/>
-                <w:bCs/>
+              <w:spacing w:after="0" w:line="207" w:lineRule="exact"/>
+              <w:rPr>
+                <w:rFonts w:ascii="Times New Roman Regular" w:hAnsi="Times New Roman Regular" w:cs="Times New Roman Regular"/>
+                <w:b/>
+                <w:bCs/>
+                <w:w w:val="70"/>
+                <w:sz w:val="18"/>
+              </w:rPr>
+            </w:pPr>
+            <w:r>
+              <w:rPr>
+                <w:rFonts w:ascii="Times New Roman Regular" w:hAnsi="Times New Roman Regular" w:cs="Times New Roman Regular"/>
+                <w:b/>
+                <w:bCs/>
+                <w:w w:val="70"/>
+                <w:sz w:val="18"/>
               </w:rPr>
               <w:t xml:space="preserve">E3. </w:t>
             </w:r>
@@ -2863,6 +3432,8 @@
                 <w:rFonts w:ascii="Times New Roman Regular" w:hAnsi="Times New Roman Regular" w:cs="Times New Roman Regular"/>
                 <w:b/>
                 <w:bCs/>
+                <w:w w:val="70"/>
+                <w:sz w:val="18"/>
               </w:rPr>
               <w:t>左心功能（</w:t>
             </w:r>
@@ -2871,6 +3442,8 @@
                 <w:rFonts w:ascii="Times New Roman Regular" w:hAnsi="Times New Roman Regular" w:cs="Times New Roman Regular"/>
                 <w:b/>
                 <w:bCs/>
+                <w:w w:val="70"/>
+                <w:sz w:val="18"/>
               </w:rPr>
               <w:t xml:space="preserve">VV </w:t>
             </w:r>
@@ -2879,6 +3452,8 @@
                 <w:rFonts w:ascii="Times New Roman Regular" w:hAnsi="Times New Roman Regular" w:cs="Times New Roman Regular"/>
                 <w:b/>
                 <w:bCs/>
+                <w:w w:val="70"/>
+                <w:sz w:val="18"/>
               </w:rPr>
               <w:t>中监测价值次之，但不可忽视）</w:t>
             </w:r>
@@ -2887,6 +3462,8 @@
                 <w:rFonts w:ascii="Times New Roman Regular" w:hAnsi="Times New Roman Regular" w:cs="Times New Roman Regular"/>
                 <w:b/>
                 <w:bCs/>
+                <w:w w:val="70"/>
+                <w:sz w:val="18"/>
               </w:rPr>
               <w:tab/>
             </w:r>
@@ -2895,6 +3472,8 @@
                 <w:rFonts w:ascii="Times New Roman Regular" w:hAnsi="Times New Roman Regular" w:cs="Times New Roman Regular"/>
                 <w:b/>
                 <w:bCs/>
+                <w:w w:val="70"/>
+                <w:sz w:val="18"/>
               </w:rPr>
               <w:tab/>
             </w:r>
@@ -2911,19 +3490,23 @@
           <w:p>
             <w:pPr>
               <w:snapToGrid w:val="0"/>
-              <w:spacing w:after="0" w:line="240" w:lineRule="auto"/>
+              <w:spacing w:after="0" w:line="207" w:lineRule="exact"/>
               <w:jc w:val="center"/>
               <w:rPr>
                 <w:rFonts w:ascii="Times New Roman Regular" w:hAnsi="Times New Roman Regular" w:cs="Times New Roman Regular"/>
                 <w:b/>
                 <w:bCs/>
-              </w:rPr>
-            </w:pPr>
-            <w:r>
-              <w:rPr>
-                <w:rFonts w:ascii="Times New Roman Regular" w:hAnsi="Times New Roman Regular" w:cs="Times New Roman Regular"/>
-                <w:b/>
-                <w:bCs/>
+                <w:w w:val="70"/>
+                <w:sz w:val="18"/>
+              </w:rPr>
+            </w:pPr>
+            <w:r>
+              <w:rPr>
+                <w:rFonts w:ascii="Times New Roman Regular" w:hAnsi="Times New Roman Regular" w:cs="Times New Roman Regular"/>
+                <w:b/>
+                <w:bCs/>
+                <w:w w:val="70"/>
+                <w:sz w:val="18"/>
               </w:rPr>
               <w:t>超声指标</w:t>
             </w:r>
@@ -2938,19 +3521,23 @@
           <w:p>
             <w:pPr>
               <w:snapToGrid w:val="0"/>
-              <w:spacing w:after="0" w:line="240" w:lineRule="auto"/>
+              <w:spacing w:after="0" w:line="207" w:lineRule="exact"/>
               <w:jc w:val="center"/>
               <w:rPr>
                 <w:rFonts w:ascii="Times New Roman Regular" w:hAnsi="Times New Roman Regular" w:cs="Times New Roman Regular"/>
                 <w:b/>
                 <w:bCs/>
-              </w:rPr>
-            </w:pPr>
-            <w:r>
-              <w:rPr>
-                <w:rFonts w:ascii="Times New Roman Regular" w:hAnsi="Times New Roman Regular" w:cs="Times New Roman Regular"/>
-                <w:b/>
-                <w:bCs/>
+                <w:w w:val="70"/>
+                <w:sz w:val="18"/>
+              </w:rPr>
+            </w:pPr>
+            <w:r>
+              <w:rPr>
+                <w:rFonts w:ascii="Times New Roman Regular" w:hAnsi="Times New Roman Regular" w:cs="Times New Roman Regular"/>
+                <w:b/>
+                <w:bCs/>
+                <w:w w:val="70"/>
+                <w:sz w:val="18"/>
               </w:rPr>
               <w:t>获取方法</w:t>
             </w:r>
@@ -2965,19 +3552,23 @@
           <w:p>
             <w:pPr>
               <w:snapToGrid w:val="0"/>
-              <w:spacing w:after="0" w:line="240" w:lineRule="auto"/>
+              <w:spacing w:after="0" w:line="207" w:lineRule="exact"/>
               <w:jc w:val="center"/>
               <w:rPr>
                 <w:rFonts w:ascii="Times New Roman Regular" w:hAnsi="Times New Roman Regular" w:cs="Times New Roman Regular"/>
                 <w:b/>
                 <w:bCs/>
-              </w:rPr>
-            </w:pPr>
-            <w:r>
-              <w:rPr>
-                <w:rFonts w:ascii="Times New Roman Regular" w:hAnsi="Times New Roman Regular" w:cs="Times New Roman Regular"/>
-                <w:b/>
-                <w:bCs/>
+                <w:w w:val="70"/>
+                <w:sz w:val="18"/>
+              </w:rPr>
+            </w:pPr>
+            <w:r>
+              <w:rPr>
+                <w:rFonts w:ascii="Times New Roman Regular" w:hAnsi="Times New Roman Regular" w:cs="Times New Roman Regular"/>
+                <w:b/>
+                <w:bCs/>
+                <w:w w:val="70"/>
+                <w:sz w:val="18"/>
               </w:rPr>
               <w:t>正常</w:t>
             </w:r>
@@ -2986,6 +3577,8 @@
                 <w:rFonts w:ascii="Times New Roman Regular" w:hAnsi="Times New Roman Regular" w:cs="Times New Roman Regular"/>
                 <w:b/>
                 <w:bCs/>
+                <w:w w:val="70"/>
+                <w:sz w:val="18"/>
               </w:rPr>
               <w:t>/</w:t>
             </w:r>
@@ -2994,6 +3587,8 @@
                 <w:rFonts w:ascii="Times New Roman Regular" w:hAnsi="Times New Roman Regular" w:cs="Times New Roman Regular"/>
                 <w:b/>
                 <w:bCs/>
+                <w:w w:val="70"/>
+                <w:sz w:val="18"/>
               </w:rPr>
               <w:t>目标</w:t>
             </w:r>
@@ -3008,19 +3603,23 @@
           <w:p>
             <w:pPr>
               <w:snapToGrid w:val="0"/>
-              <w:spacing w:after="0" w:line="240" w:lineRule="auto"/>
+              <w:spacing w:after="0" w:line="207" w:lineRule="exact"/>
               <w:jc w:val="center"/>
               <w:rPr>
                 <w:rFonts w:ascii="Times New Roman Regular" w:hAnsi="Times New Roman Regular" w:cs="Times New Roman Regular"/>
                 <w:b/>
                 <w:bCs/>
-              </w:rPr>
-            </w:pPr>
-            <w:r>
-              <w:rPr>
-                <w:rFonts w:ascii="Times New Roman Regular" w:hAnsi="Times New Roman Regular" w:cs="Times New Roman Regular"/>
-                <w:b/>
-                <w:bCs/>
+                <w:w w:val="70"/>
+                <w:sz w:val="18"/>
+              </w:rPr>
+            </w:pPr>
+            <w:r>
+              <w:rPr>
+                <w:rFonts w:ascii="Times New Roman Regular" w:hAnsi="Times New Roman Regular" w:cs="Times New Roman Regular"/>
+                <w:b/>
+                <w:bCs/>
+                <w:w w:val="70"/>
+                <w:sz w:val="18"/>
               </w:rPr>
               <w:t>预警</w:t>
             </w:r>
@@ -3035,19 +3634,23 @@
           <w:p>
             <w:pPr>
               <w:snapToGrid w:val="0"/>
-              <w:spacing w:after="0" w:line="240" w:lineRule="auto"/>
+              <w:spacing w:after="0" w:line="207" w:lineRule="exact"/>
               <w:jc w:val="center"/>
               <w:rPr>
                 <w:rFonts w:ascii="Times New Roman Regular" w:hAnsi="Times New Roman Regular" w:cs="Times New Roman Regular"/>
                 <w:b/>
                 <w:bCs/>
-              </w:rPr>
-            </w:pPr>
-            <w:r>
-              <w:rPr>
-                <w:rFonts w:ascii="Times New Roman Regular" w:hAnsi="Times New Roman Regular" w:cs="Times New Roman Regular"/>
-                <w:b/>
-                <w:bCs/>
+                <w:w w:val="70"/>
+                <w:sz w:val="18"/>
+              </w:rPr>
+            </w:pPr>
+            <w:r>
+              <w:rPr>
+                <w:rFonts w:ascii="Times New Roman Regular" w:hAnsi="Times New Roman Regular" w:cs="Times New Roman Regular"/>
+                <w:b/>
+                <w:bCs/>
+                <w:w w:val="70"/>
+                <w:sz w:val="18"/>
               </w:rPr>
               <w:t>意义</w:t>
             </w:r>
@@ -3063,20 +3666,26 @@
           <w:p>
             <w:pPr>
               <w:snapToGrid w:val="0"/>
-              <w:spacing w:after="0" w:line="240" w:lineRule="auto"/>
-              <w:rPr>
-                <w:rFonts w:ascii="Times New Roman Regular" w:hAnsi="Times New Roman Regular" w:cs="Times New Roman Regular"/>
-              </w:rPr>
-            </w:pPr>
-            <w:r>
-              <w:rPr>
-                <w:rFonts w:ascii="Times New Roman Regular" w:hAnsi="Times New Roman Regular" w:cs="Times New Roman Regular"/>
+              <w:spacing w:after="0" w:line="207" w:lineRule="exact"/>
+              <w:rPr>
+                <w:rFonts w:ascii="Times New Roman Regular" w:hAnsi="Times New Roman Regular" w:cs="Times New Roman Regular"/>
+                <w:w w:val="70"/>
+                <w:sz w:val="18"/>
+              </w:rPr>
+            </w:pPr>
+            <w:r>
+              <w:rPr>
+                <w:rFonts w:ascii="Times New Roman Regular" w:hAnsi="Times New Roman Regular" w:cs="Times New Roman Regular"/>
+                <w:w w:val="70"/>
+                <w:sz w:val="18"/>
               </w:rPr>
               <w:t>LVEF</w:t>
             </w:r>
             <w:r>
               <w:rPr>
                 <w:rFonts w:ascii="Times New Roman Regular" w:hAnsi="Times New Roman Regular" w:cs="Times New Roman Regular"/>
+                <w:w w:val="70"/>
+                <w:sz w:val="18"/>
               </w:rPr>
               <w:t>（目测）</w:t>
             </w:r>
@@ -3090,14 +3699,18 @@
           <w:p>
             <w:pPr>
               <w:snapToGrid w:val="0"/>
-              <w:spacing w:after="0" w:line="240" w:lineRule="auto"/>
-              <w:rPr>
-                <w:rFonts w:ascii="Times New Roman Regular" w:hAnsi="Times New Roman Regular" w:cs="Times New Roman Regular"/>
-              </w:rPr>
-            </w:pPr>
-            <w:r>
-              <w:rPr>
-                <w:rFonts w:ascii="Times New Roman Regular" w:hAnsi="Times New Roman Regular" w:cs="Times New Roman Regular"/>
+              <w:spacing w:after="0" w:line="207" w:lineRule="exact"/>
+              <w:rPr>
+                <w:rFonts w:ascii="Times New Roman Regular" w:hAnsi="Times New Roman Regular" w:cs="Times New Roman Regular"/>
+                <w:w w:val="70"/>
+                <w:sz w:val="18"/>
+              </w:rPr>
+            </w:pPr>
+            <w:r>
+              <w:rPr>
+                <w:rFonts w:ascii="Times New Roman Regular" w:hAnsi="Times New Roman Regular" w:cs="Times New Roman Regular"/>
+                <w:w w:val="70"/>
+                <w:sz w:val="18"/>
               </w:rPr>
               <w:t>多个切面</w:t>
             </w:r>
@@ -3111,15 +3724,19 @@
           <w:p>
             <w:pPr>
               <w:snapToGrid w:val="0"/>
-              <w:spacing w:after="0" w:line="240" w:lineRule="auto"/>
+              <w:spacing w:after="0" w:line="207" w:lineRule="exact"/>
               <w:jc w:val="center"/>
               <w:rPr>
                 <w:rFonts w:ascii="Times New Roman Regular" w:hAnsi="Times New Roman Regular" w:cs="Times New Roman Regular"/>
-              </w:rPr>
-            </w:pPr>
-            <w:r>
-              <w:rPr>
-                <w:rFonts w:ascii="Times New Roman Regular" w:hAnsi="Times New Roman Regular" w:cs="Times New Roman Regular"/>
+                <w:w w:val="70"/>
+                <w:sz w:val="18"/>
+              </w:rPr>
+            </w:pPr>
+            <w:r>
+              <w:rPr>
+                <w:rFonts w:ascii="Times New Roman Regular" w:hAnsi="Times New Roman Regular" w:cs="Times New Roman Regular"/>
+                <w:w w:val="70"/>
+                <w:sz w:val="18"/>
               </w:rPr>
               <w:t>正常</w:t>
             </w:r>
@@ -3133,14 +3750,18 @@
           <w:p>
             <w:pPr>
               <w:snapToGrid w:val="0"/>
-              <w:spacing w:after="0" w:line="240" w:lineRule="auto"/>
-              <w:rPr>
-                <w:rFonts w:ascii="Times New Roman Regular" w:hAnsi="Times New Roman Regular" w:cs="Times New Roman Regular"/>
-              </w:rPr>
-            </w:pPr>
-            <w:r>
-              <w:rPr>
-                <w:rFonts w:ascii="Times New Roman Regular" w:hAnsi="Times New Roman Regular" w:cs="Times New Roman Regular"/>
+              <w:spacing w:after="0" w:line="207" w:lineRule="exact"/>
+              <w:rPr>
+                <w:rFonts w:ascii="Times New Roman Regular" w:hAnsi="Times New Roman Regular" w:cs="Times New Roman Regular"/>
+                <w:w w:val="70"/>
+                <w:sz w:val="18"/>
+              </w:rPr>
+            </w:pPr>
+            <w:r>
+              <w:rPr>
+                <w:rFonts w:ascii="Times New Roman Regular" w:hAnsi="Times New Roman Regular" w:cs="Times New Roman Regular"/>
+                <w:w w:val="70"/>
+                <w:sz w:val="18"/>
               </w:rPr>
               <w:t>明显减低</w:t>
             </w:r>
@@ -3154,45 +3775,59 @@
           <w:p>
             <w:pPr>
               <w:snapToGrid w:val="0"/>
-              <w:spacing w:after="0" w:line="240" w:lineRule="auto"/>
+              <w:spacing w:after="0" w:line="207" w:lineRule="exact"/>
               <w:jc w:val="center"/>
               <w:rPr>
                 <w:rFonts w:ascii="Times New Roman Regular" w:hAnsi="Times New Roman Regular" w:cs="Times New Roman Regular"/>
-              </w:rPr>
-            </w:pPr>
-            <w:r>
-              <w:rPr>
-                <w:rFonts w:ascii="Times New Roman Regular" w:hAnsi="Times New Roman Regular" w:cs="Times New Roman Regular"/>
+                <w:w w:val="70"/>
+                <w:sz w:val="18"/>
+              </w:rPr>
+            </w:pPr>
+            <w:r>
+              <w:rPr>
+                <w:rFonts w:ascii="Times New Roman Regular" w:hAnsi="Times New Roman Regular" w:cs="Times New Roman Regular"/>
+                <w:w w:val="70"/>
+                <w:sz w:val="18"/>
               </w:rPr>
               <w:t>严重低氧</w:t>
             </w:r>
             <w:r>
               <w:rPr>
                 <w:rFonts w:ascii="Times New Roman Regular" w:hAnsi="Times New Roman Regular" w:cs="Times New Roman Regular"/>
+                <w:w w:val="70"/>
+                <w:sz w:val="18"/>
               </w:rPr>
               <w:t>+</w:t>
             </w:r>
             <w:r>
               <w:rPr>
                 <w:rFonts w:ascii="Times New Roman Regular" w:hAnsi="Times New Roman Regular" w:cs="Times New Roman Regular"/>
+                <w:w w:val="70"/>
+                <w:sz w:val="18"/>
               </w:rPr>
               <w:t>酸中毒可致心肌抑制</w:t>
             </w:r>
             <w:r>
               <w:rPr>
                 <w:rFonts w:ascii="Times New Roman Regular" w:hAnsi="Times New Roman Regular" w:cs="Times New Roman Regular"/>
+                <w:w w:val="70"/>
+                <w:sz w:val="18"/>
               </w:rPr>
               <w:t>→</w:t>
             </w:r>
             <w:r>
               <w:rPr>
                 <w:rFonts w:ascii="Times New Roman Regular" w:hAnsi="Times New Roman Regular" w:cs="Times New Roman Regular"/>
+                <w:w w:val="70"/>
+                <w:sz w:val="18"/>
               </w:rPr>
               <w:t>评估是否转</w:t>
             </w:r>
             <w:r>
               <w:rPr>
                 <w:rFonts w:ascii="Times New Roman Regular" w:hAnsi="Times New Roman Regular" w:cs="Times New Roman Regular"/>
+                <w:w w:val="70"/>
+                <w:sz w:val="18"/>
               </w:rPr>
               <w:t>V-AV</w:t>
             </w:r>
@@ -3208,14 +3843,18 @@
           <w:p>
             <w:pPr>
               <w:snapToGrid w:val="0"/>
-              <w:spacing w:after="0" w:line="240" w:lineRule="auto"/>
-              <w:rPr>
-                <w:rFonts w:ascii="Times New Roman Regular" w:hAnsi="Times New Roman Regular" w:cs="Times New Roman Regular"/>
-              </w:rPr>
-            </w:pPr>
-            <w:r>
-              <w:rPr>
-                <w:rFonts w:ascii="Times New Roman Regular" w:hAnsi="Times New Roman Regular" w:cs="Times New Roman Regular"/>
+              <w:spacing w:after="0" w:line="207" w:lineRule="exact"/>
+              <w:rPr>
+                <w:rFonts w:ascii="Times New Roman Regular" w:hAnsi="Times New Roman Regular" w:cs="Times New Roman Regular"/>
+                <w:w w:val="70"/>
+                <w:sz w:val="18"/>
+              </w:rPr>
+            </w:pPr>
+            <w:r>
+              <w:rPr>
+                <w:rFonts w:ascii="Times New Roman Regular" w:hAnsi="Times New Roman Regular" w:cs="Times New Roman Regular"/>
+                <w:w w:val="70"/>
+                <w:sz w:val="18"/>
               </w:rPr>
               <w:t>LVOT VTI</w:t>
             </w:r>
@@ -3229,14 +3868,18 @@
           <w:p>
             <w:pPr>
               <w:snapToGrid w:val="0"/>
-              <w:spacing w:after="0" w:line="240" w:lineRule="auto"/>
-              <w:rPr>
-                <w:rFonts w:ascii="Times New Roman Regular" w:hAnsi="Times New Roman Regular" w:cs="Times New Roman Regular"/>
-              </w:rPr>
-            </w:pPr>
-            <w:r>
-              <w:rPr>
-                <w:rFonts w:ascii="Times New Roman Regular" w:hAnsi="Times New Roman Regular" w:cs="Times New Roman Regular"/>
+              <w:spacing w:after="0" w:line="207" w:lineRule="exact"/>
+              <w:rPr>
+                <w:rFonts w:ascii="Times New Roman Regular" w:hAnsi="Times New Roman Regular" w:cs="Times New Roman Regular"/>
+                <w:w w:val="70"/>
+                <w:sz w:val="18"/>
+              </w:rPr>
+            </w:pPr>
+            <w:r>
+              <w:rPr>
+                <w:rFonts w:ascii="Times New Roman Regular" w:hAnsi="Times New Roman Regular" w:cs="Times New Roman Regular"/>
+                <w:w w:val="70"/>
+                <w:sz w:val="18"/>
               </w:rPr>
               <w:t>心尖五腔</w:t>
             </w:r>
@@ -3244,14 +3887,18 @@
           <w:p>
             <w:pPr>
               <w:snapToGrid w:val="0"/>
-              <w:spacing w:after="0" w:line="240" w:lineRule="auto"/>
-              <w:rPr>
-                <w:rFonts w:ascii="Times New Roman Regular" w:hAnsi="Times New Roman Regular" w:cs="Times New Roman Regular"/>
-              </w:rPr>
-            </w:pPr>
-            <w:r>
-              <w:rPr>
-                <w:rFonts w:ascii="Times New Roman Regular" w:hAnsi="Times New Roman Regular" w:cs="Times New Roman Regular"/>
+              <w:spacing w:after="0" w:line="207" w:lineRule="exact"/>
+              <w:rPr>
+                <w:rFonts w:ascii="Times New Roman Regular" w:hAnsi="Times New Roman Regular" w:cs="Times New Roman Regular"/>
+                <w:w w:val="70"/>
+                <w:sz w:val="18"/>
+              </w:rPr>
+            </w:pPr>
+            <w:r>
+              <w:rPr>
+                <w:rFonts w:ascii="Times New Roman Regular" w:hAnsi="Times New Roman Regular" w:cs="Times New Roman Regular"/>
+                <w:w w:val="70"/>
+                <w:sz w:val="18"/>
               </w:rPr>
               <w:t>PW LVOT</w:t>
             </w:r>
@@ -3265,15 +3912,19 @@
           <w:p>
             <w:pPr>
               <w:snapToGrid w:val="0"/>
-              <w:spacing w:after="0" w:line="240" w:lineRule="auto"/>
+              <w:spacing w:after="0" w:line="207" w:lineRule="exact"/>
               <w:jc w:val="center"/>
               <w:rPr>
                 <w:rFonts w:ascii="Times New Roman Regular" w:hAnsi="Times New Roman Regular" w:cs="Times New Roman Regular"/>
-              </w:rPr>
-            </w:pPr>
-            <w:r>
-              <w:rPr>
-                <w:rFonts w:ascii="Times New Roman Regular" w:hAnsi="Times New Roman Regular" w:cs="Times New Roman Regular"/>
+                <w:w w:val="70"/>
+                <w:sz w:val="18"/>
+              </w:rPr>
+            </w:pPr>
+            <w:r>
+              <w:rPr>
+                <w:rFonts w:ascii="Times New Roman Regular" w:hAnsi="Times New Roman Regular" w:cs="Times New Roman Regular"/>
+                <w:w w:val="70"/>
+                <w:sz w:val="18"/>
               </w:rPr>
               <w:t>18-22 cm</w:t>
             </w:r>
@@ -3287,14 +3938,18 @@
           <w:p>
             <w:pPr>
               <w:snapToGrid w:val="0"/>
-              <w:spacing w:after="0" w:line="240" w:lineRule="auto"/>
-              <w:rPr>
-                <w:rFonts w:ascii="Times New Roman Regular" w:hAnsi="Times New Roman Regular" w:cs="Times New Roman Regular"/>
-              </w:rPr>
-            </w:pPr>
-            <w:r>
-              <w:rPr>
-                <w:rFonts w:ascii="Times New Roman Regular" w:hAnsi="Times New Roman Regular" w:cs="Times New Roman Regular"/>
+              <w:spacing w:after="0" w:line="207" w:lineRule="exact"/>
+              <w:rPr>
+                <w:rFonts w:ascii="Times New Roman Regular" w:hAnsi="Times New Roman Regular" w:cs="Times New Roman Regular"/>
+                <w:w w:val="70"/>
+                <w:sz w:val="18"/>
+              </w:rPr>
+            </w:pPr>
+            <w:r>
+              <w:rPr>
+                <w:rFonts w:ascii="Times New Roman Regular" w:hAnsi="Times New Roman Regular" w:cs="Times New Roman Regular"/>
+                <w:w w:val="70"/>
+                <w:sz w:val="18"/>
               </w:rPr>
               <w:t>&lt; 10 cm</w:t>
             </w:r>
@@ -3308,69 +3963,91 @@
           <w:p>
             <w:pPr>
               <w:snapToGrid w:val="0"/>
-              <w:spacing w:after="0" w:line="240" w:lineRule="auto"/>
+              <w:spacing w:after="0" w:line="207" w:lineRule="exact"/>
               <w:jc w:val="center"/>
               <w:rPr>
                 <w:rFonts w:ascii="Times New Roman Regular" w:hAnsi="Times New Roman Regular" w:cs="Times New Roman Regular"/>
-              </w:rPr>
-            </w:pPr>
-            <w:r>
-              <w:rPr>
-                <w:rFonts w:ascii="Times New Roman Regular" w:hAnsi="Times New Roman Regular" w:cs="Times New Roman Regular"/>
+                <w:w w:val="70"/>
+                <w:sz w:val="18"/>
+              </w:rPr>
+            </w:pPr>
+            <w:r>
+              <w:rPr>
+                <w:rFonts w:ascii="Times New Roman Regular" w:hAnsi="Times New Roman Regular" w:cs="Times New Roman Regular"/>
+                <w:w w:val="70"/>
+                <w:sz w:val="18"/>
               </w:rPr>
               <w:t>CI</w:t>
             </w:r>
             <w:r>
               <w:rPr>
                 <w:rFonts w:ascii="Times New Roman Regular" w:hAnsi="Times New Roman Regular" w:cs="Times New Roman Regular"/>
+                <w:w w:val="70"/>
+                <w:sz w:val="18"/>
               </w:rPr>
               <w:t>极低</w:t>
             </w:r>
             <w:r>
               <w:rPr>
                 <w:rFonts w:ascii="Times New Roman Regular" w:hAnsi="Times New Roman Regular" w:cs="Times New Roman Regular"/>
+                <w:w w:val="70"/>
+                <w:sz w:val="18"/>
               </w:rPr>
               <w:t>→</w:t>
             </w:r>
             <w:r>
               <w:rPr>
                 <w:rFonts w:ascii="Times New Roman Regular" w:hAnsi="Times New Roman Regular" w:cs="Times New Roman Regular"/>
+                <w:w w:val="70"/>
+                <w:sz w:val="18"/>
               </w:rPr>
               <w:t>自身</w:t>
             </w:r>
             <w:r>
               <w:rPr>
                 <w:rFonts w:ascii="Times New Roman Regular" w:hAnsi="Times New Roman Regular" w:cs="Times New Roman Regular"/>
+                <w:w w:val="70"/>
+                <w:sz w:val="18"/>
               </w:rPr>
               <w:t>CO</w:t>
             </w:r>
             <w:r>
               <w:rPr>
                 <w:rFonts w:ascii="Times New Roman Regular" w:hAnsi="Times New Roman Regular" w:cs="Times New Roman Regular"/>
+                <w:w w:val="70"/>
+                <w:sz w:val="18"/>
               </w:rPr>
               <w:t>不足可致</w:t>
             </w:r>
             <w:r>
               <w:rPr>
                 <w:rFonts w:ascii="Times New Roman Regular" w:hAnsi="Times New Roman Regular" w:cs="Times New Roman Regular"/>
+                <w:w w:val="70"/>
+                <w:sz w:val="18"/>
               </w:rPr>
               <w:t xml:space="preserve"> VV"</w:t>
             </w:r>
             <w:r>
               <w:rPr>
                 <w:rFonts w:ascii="Times New Roman Regular" w:hAnsi="Times New Roman Regular" w:cs="Times New Roman Regular"/>
+                <w:w w:val="70"/>
+                <w:sz w:val="18"/>
               </w:rPr>
               <w:t>有效氧合</w:t>
             </w:r>
             <w:r>
               <w:rPr>
                 <w:rFonts w:ascii="Times New Roman Regular" w:hAnsi="Times New Roman Regular" w:cs="Times New Roman Regular"/>
+                <w:w w:val="70"/>
+                <w:sz w:val="18"/>
               </w:rPr>
               <w:t>"</w:t>
             </w:r>
             <w:r>
               <w:rPr>
                 <w:rFonts w:ascii="Times New Roman Regular" w:hAnsi="Times New Roman Regular" w:cs="Times New Roman Regular"/>
+                <w:w w:val="70"/>
+                <w:sz w:val="18"/>
               </w:rPr>
               <w:t>也无法满足全身供氧</w:t>
             </w:r>
@@ -3727,18 +4404,22 @@
           <w:p>
             <w:pPr>
               <w:snapToGrid w:val="0"/>
-              <w:spacing w:after="0" w:line="240" w:lineRule="auto"/>
-              <w:rPr>
-                <w:rFonts w:ascii="Times New Roman Regular" w:hAnsi="Times New Roman Regular" w:cs="Times New Roman Regular"/>
-                <w:b/>
-                <w:bCs/>
-              </w:rPr>
-            </w:pPr>
-            <w:r>
-              <w:rPr>
-                <w:rFonts w:ascii="Times New Roman Regular" w:hAnsi="Times New Roman Regular" w:cs="Times New Roman Regular"/>
-                <w:b/>
-                <w:bCs/>
+              <w:spacing w:after="0" w:line="207" w:lineRule="exact"/>
+              <w:rPr>
+                <w:rFonts w:ascii="Times New Roman Regular" w:hAnsi="Times New Roman Regular" w:cs="Times New Roman Regular"/>
+                <w:b/>
+                <w:bCs/>
+                <w:w w:val="70"/>
+                <w:sz w:val="18"/>
+              </w:rPr>
+            </w:pPr>
+            <w:r>
+              <w:rPr>
+                <w:rFonts w:ascii="Times New Roman Regular" w:hAnsi="Times New Roman Regular" w:cs="Times New Roman Regular"/>
+                <w:b/>
+                <w:bCs/>
+                <w:w w:val="70"/>
+                <w:sz w:val="18"/>
               </w:rPr>
               <w:t xml:space="preserve">E4. </w:t>
             </w:r>
@@ -3747,6 +4428,8 @@
                 <w:rFonts w:ascii="Times New Roman Regular" w:hAnsi="Times New Roman Regular" w:cs="Times New Roman Regular"/>
                 <w:b/>
                 <w:bCs/>
+                <w:w w:val="70"/>
+                <w:sz w:val="18"/>
               </w:rPr>
               <w:t>容量、插管与再循环</w:t>
             </w:r>
@@ -3755,6 +4438,8 @@
                 <w:rFonts w:ascii="Times New Roman Regular" w:hAnsi="Times New Roman Regular" w:cs="Times New Roman Regular"/>
                 <w:b/>
                 <w:bCs/>
+                <w:w w:val="70"/>
+                <w:sz w:val="18"/>
               </w:rPr>
               <w:tab/>
             </w:r>
@@ -3763,6 +4448,8 @@
                 <w:rFonts w:ascii="Times New Roman Regular" w:hAnsi="Times New Roman Regular" w:cs="Times New Roman Regular"/>
                 <w:b/>
                 <w:bCs/>
+                <w:w w:val="70"/>
+                <w:sz w:val="18"/>
               </w:rPr>
               <w:tab/>
             </w:r>
@@ -3771,6 +4458,8 @@
                 <w:rFonts w:ascii="Times New Roman Regular" w:hAnsi="Times New Roman Regular" w:cs="Times New Roman Regular"/>
                 <w:b/>
                 <w:bCs/>
+                <w:w w:val="70"/>
+                <w:sz w:val="18"/>
               </w:rPr>
               <w:tab/>
             </w:r>
@@ -3779,6 +4468,8 @@
                 <w:rFonts w:ascii="Times New Roman Regular" w:hAnsi="Times New Roman Regular" w:cs="Times New Roman Regular"/>
                 <w:b/>
                 <w:bCs/>
+                <w:w w:val="70"/>
+                <w:sz w:val="18"/>
               </w:rPr>
               <w:tab/>
             </w:r>
@@ -3794,19 +4485,23 @@
           <w:p>
             <w:pPr>
               <w:snapToGrid w:val="0"/>
-              <w:spacing w:after="0" w:line="240" w:lineRule="auto"/>
+              <w:spacing w:after="0" w:line="207" w:lineRule="exact"/>
               <w:jc w:val="center"/>
               <w:rPr>
                 <w:rFonts w:ascii="Times New Roman Regular" w:hAnsi="Times New Roman Regular" w:cs="Times New Roman Regular"/>
                 <w:b/>
                 <w:bCs/>
-              </w:rPr>
-            </w:pPr>
-            <w:r>
-              <w:rPr>
-                <w:rFonts w:ascii="Times New Roman Regular" w:hAnsi="Times New Roman Regular" w:cs="Times New Roman Regular"/>
-                <w:b/>
-                <w:bCs/>
+                <w:w w:val="70"/>
+                <w:sz w:val="18"/>
+              </w:rPr>
+            </w:pPr>
+            <w:r>
+              <w:rPr>
+                <w:rFonts w:ascii="Times New Roman Regular" w:hAnsi="Times New Roman Regular" w:cs="Times New Roman Regular"/>
+                <w:b/>
+                <w:bCs/>
+                <w:w w:val="70"/>
+                <w:sz w:val="18"/>
               </w:rPr>
               <w:t>超声指标</w:t>
             </w:r>
@@ -3820,19 +4515,23 @@
           <w:p>
             <w:pPr>
               <w:snapToGrid w:val="0"/>
-              <w:spacing w:after="0" w:line="240" w:lineRule="auto"/>
+              <w:spacing w:after="0" w:line="207" w:lineRule="exact"/>
               <w:jc w:val="center"/>
               <w:rPr>
                 <w:rFonts w:ascii="Times New Roman Regular" w:hAnsi="Times New Roman Regular" w:cs="Times New Roman Regular"/>
                 <w:b/>
                 <w:bCs/>
-              </w:rPr>
-            </w:pPr>
-            <w:r>
-              <w:rPr>
-                <w:rFonts w:ascii="Times New Roman Regular" w:hAnsi="Times New Roman Regular" w:cs="Times New Roman Regular"/>
-                <w:b/>
-                <w:bCs/>
+                <w:w w:val="70"/>
+                <w:sz w:val="18"/>
+              </w:rPr>
+            </w:pPr>
+            <w:r>
+              <w:rPr>
+                <w:rFonts w:ascii="Times New Roman Regular" w:hAnsi="Times New Roman Regular" w:cs="Times New Roman Regular"/>
+                <w:b/>
+                <w:bCs/>
+                <w:w w:val="70"/>
+                <w:sz w:val="18"/>
               </w:rPr>
               <w:t>获取方法</w:t>
             </w:r>
@@ -3846,19 +4545,23 @@
           <w:p>
             <w:pPr>
               <w:snapToGrid w:val="0"/>
-              <w:spacing w:after="0" w:line="240" w:lineRule="auto"/>
+              <w:spacing w:after="0" w:line="207" w:lineRule="exact"/>
               <w:jc w:val="center"/>
               <w:rPr>
                 <w:rFonts w:ascii="Times New Roman Regular" w:hAnsi="Times New Roman Regular" w:cs="Times New Roman Regular"/>
                 <w:b/>
                 <w:bCs/>
-              </w:rPr>
-            </w:pPr>
-            <w:r>
-              <w:rPr>
-                <w:rFonts w:ascii="Times New Roman Regular" w:hAnsi="Times New Roman Regular" w:cs="Times New Roman Regular"/>
-                <w:b/>
-                <w:bCs/>
+                <w:w w:val="70"/>
+                <w:sz w:val="18"/>
+              </w:rPr>
+            </w:pPr>
+            <w:r>
+              <w:rPr>
+                <w:rFonts w:ascii="Times New Roman Regular" w:hAnsi="Times New Roman Regular" w:cs="Times New Roman Regular"/>
+                <w:b/>
+                <w:bCs/>
+                <w:w w:val="70"/>
+                <w:sz w:val="18"/>
               </w:rPr>
               <w:t>正常</w:t>
             </w:r>
@@ -3867,6 +4570,8 @@
                 <w:rFonts w:ascii="Times New Roman Regular" w:hAnsi="Times New Roman Regular" w:cs="Times New Roman Regular"/>
                 <w:b/>
                 <w:bCs/>
+                <w:w w:val="70"/>
+                <w:sz w:val="18"/>
               </w:rPr>
               <w:t>/</w:t>
             </w:r>
@@ -3875,6 +4580,8 @@
                 <w:rFonts w:ascii="Times New Roman Regular" w:hAnsi="Times New Roman Regular" w:cs="Times New Roman Regular"/>
                 <w:b/>
                 <w:bCs/>
+                <w:w w:val="70"/>
+                <w:sz w:val="18"/>
               </w:rPr>
               <w:t>目标</w:t>
             </w:r>
@@ -3889,19 +4596,23 @@
           <w:p>
             <w:pPr>
               <w:snapToGrid w:val="0"/>
-              <w:spacing w:after="0" w:line="240" w:lineRule="auto"/>
+              <w:spacing w:after="0" w:line="207" w:lineRule="exact"/>
               <w:jc w:val="center"/>
               <w:rPr>
                 <w:rFonts w:ascii="Times New Roman Regular" w:hAnsi="Times New Roman Regular" w:cs="Times New Roman Regular"/>
                 <w:b/>
                 <w:bCs/>
-              </w:rPr>
-            </w:pPr>
-            <w:r>
-              <w:rPr>
-                <w:rFonts w:ascii="Times New Roman Regular" w:hAnsi="Times New Roman Regular" w:cs="Times New Roman Regular"/>
-                <w:b/>
-                <w:bCs/>
+                <w:w w:val="70"/>
+                <w:sz w:val="18"/>
+              </w:rPr>
+            </w:pPr>
+            <w:r>
+              <w:rPr>
+                <w:rFonts w:ascii="Times New Roman Regular" w:hAnsi="Times New Roman Regular" w:cs="Times New Roman Regular"/>
+                <w:b/>
+                <w:bCs/>
+                <w:w w:val="70"/>
+                <w:sz w:val="18"/>
               </w:rPr>
               <w:t>预警</w:t>
             </w:r>
@@ -3915,19 +4626,23 @@
           <w:p>
             <w:pPr>
               <w:snapToGrid w:val="0"/>
-              <w:spacing w:after="0" w:line="240" w:lineRule="auto"/>
+              <w:spacing w:after="0" w:line="207" w:lineRule="exact"/>
               <w:jc w:val="center"/>
               <w:rPr>
                 <w:rFonts w:ascii="Times New Roman Regular" w:hAnsi="Times New Roman Regular" w:cs="Times New Roman Regular"/>
                 <w:b/>
                 <w:bCs/>
-              </w:rPr>
-            </w:pPr>
-            <w:r>
-              <w:rPr>
-                <w:rFonts w:ascii="Times New Roman Regular" w:hAnsi="Times New Roman Regular" w:cs="Times New Roman Regular"/>
-                <w:b/>
-                <w:bCs/>
+                <w:w w:val="70"/>
+                <w:sz w:val="18"/>
+              </w:rPr>
+            </w:pPr>
+            <w:r>
+              <w:rPr>
+                <w:rFonts w:ascii="Times New Roman Regular" w:hAnsi="Times New Roman Regular" w:cs="Times New Roman Regular"/>
+                <w:b/>
+                <w:bCs/>
+                <w:w w:val="70"/>
+                <w:sz w:val="18"/>
               </w:rPr>
               <w:t>处理</w:t>
             </w:r>
@@ -3943,32 +4658,42 @@
           <w:p>
             <w:pPr>
               <w:snapToGrid w:val="0"/>
-              <w:spacing w:after="0" w:line="240" w:lineRule="auto"/>
-              <w:rPr>
-                <w:rFonts w:ascii="Times New Roman Regular" w:hAnsi="Times New Roman Regular" w:cs="Times New Roman Regular"/>
-              </w:rPr>
-            </w:pPr>
-            <w:r>
-              <w:rPr>
-                <w:rFonts w:ascii="Times New Roman Regular" w:hAnsi="Times New Roman Regular" w:cs="Times New Roman Regular"/>
+              <w:spacing w:after="0" w:line="207" w:lineRule="exact"/>
+              <w:rPr>
+                <w:rFonts w:ascii="Times New Roman Regular" w:hAnsi="Times New Roman Regular" w:cs="Times New Roman Regular"/>
+                <w:w w:val="70"/>
+                <w:sz w:val="18"/>
+              </w:rPr>
+            </w:pPr>
+            <w:r>
+              <w:rPr>
+                <w:rFonts w:ascii="Times New Roman Regular" w:hAnsi="Times New Roman Regular" w:cs="Times New Roman Regular"/>
+                <w:w w:val="70"/>
+                <w:sz w:val="18"/>
               </w:rPr>
               <w:t xml:space="preserve">IVC </w:t>
             </w:r>
             <w:r>
               <w:rPr>
                 <w:rFonts w:ascii="Times New Roman Regular" w:hAnsi="Times New Roman Regular" w:cs="Times New Roman Regular"/>
+                <w:w w:val="70"/>
+                <w:sz w:val="18"/>
               </w:rPr>
               <w:t>内径</w:t>
             </w:r>
             <w:r>
               <w:rPr>
                 <w:rFonts w:ascii="Times New Roman Regular" w:hAnsi="Times New Roman Regular" w:cs="Times New Roman Regular"/>
+                <w:w w:val="70"/>
+                <w:sz w:val="18"/>
               </w:rPr>
               <w:t>+</w:t>
             </w:r>
             <w:r>
               <w:rPr>
                 <w:rFonts w:ascii="Times New Roman Regular" w:hAnsi="Times New Roman Regular" w:cs="Times New Roman Regular"/>
+                <w:w w:val="70"/>
+                <w:sz w:val="18"/>
               </w:rPr>
               <w:t>变异度</w:t>
             </w:r>
@@ -3981,14 +4706,18 @@
           <w:p>
             <w:pPr>
               <w:snapToGrid w:val="0"/>
-              <w:spacing w:after="0" w:line="240" w:lineRule="auto"/>
-              <w:rPr>
-                <w:rFonts w:ascii="Times New Roman Regular" w:hAnsi="Times New Roman Regular" w:cs="Times New Roman Regular"/>
-              </w:rPr>
-            </w:pPr>
-            <w:r>
-              <w:rPr>
-                <w:rFonts w:ascii="Times New Roman Regular" w:hAnsi="Times New Roman Regular" w:cs="Times New Roman Regular"/>
+              <w:spacing w:after="0" w:line="207" w:lineRule="exact"/>
+              <w:rPr>
+                <w:rFonts w:ascii="Times New Roman Regular" w:hAnsi="Times New Roman Regular" w:cs="Times New Roman Regular"/>
+                <w:w w:val="70"/>
+                <w:sz w:val="18"/>
+              </w:rPr>
+            </w:pPr>
+            <w:r>
+              <w:rPr>
+                <w:rFonts w:ascii="Times New Roman Regular" w:hAnsi="Times New Roman Regular" w:cs="Times New Roman Regular"/>
+                <w:w w:val="70"/>
+                <w:sz w:val="18"/>
               </w:rPr>
               <w:t>剑突下长轴</w:t>
             </w:r>
@@ -4001,26 +4730,34 @@
           <w:p>
             <w:pPr>
               <w:snapToGrid w:val="0"/>
-              <w:spacing w:after="0" w:line="240" w:lineRule="auto"/>
-              <w:rPr>
-                <w:rFonts w:ascii="Times New Roman Regular" w:hAnsi="Times New Roman Regular" w:cs="Times New Roman Regular"/>
-              </w:rPr>
-            </w:pPr>
-            <w:r>
-              <w:rPr>
-                <w:rFonts w:ascii="Times New Roman Regular" w:hAnsi="Times New Roman Regular" w:cs="Times New Roman Regular"/>
+              <w:spacing w:after="0" w:line="207" w:lineRule="exact"/>
+              <w:rPr>
+                <w:rFonts w:ascii="Times New Roman Regular" w:hAnsi="Times New Roman Regular" w:cs="Times New Roman Regular"/>
+                <w:w w:val="70"/>
+                <w:sz w:val="18"/>
+              </w:rPr>
+            </w:pPr>
+            <w:r>
+              <w:rPr>
+                <w:rFonts w:ascii="Times New Roman Regular" w:hAnsi="Times New Roman Regular" w:cs="Times New Roman Regular"/>
+                <w:w w:val="70"/>
+                <w:sz w:val="18"/>
               </w:rPr>
               <w:t>1.5-2.1 cm,</w:t>
             </w:r>
             <w:r>
               <w:rPr>
                 <w:rFonts w:ascii="Times New Roman Regular" w:hAnsi="Times New Roman Regular" w:cs="Times New Roman Regular"/>
+                <w:w w:val="70"/>
+                <w:sz w:val="18"/>
               </w:rPr>
               <w:t>变异</w:t>
             </w:r>
             <w:r>
               <w:rPr>
                 <w:rFonts w:ascii="Times New Roman Regular" w:hAnsi="Times New Roman Regular" w:cs="Times New Roman Regular"/>
+                <w:w w:val="70"/>
+                <w:sz w:val="18"/>
               </w:rPr>
               <w:t>&gt;50%</w:t>
             </w:r>
@@ -4034,20 +4771,26 @@
           <w:p>
             <w:pPr>
               <w:snapToGrid w:val="0"/>
-              <w:spacing w:after="0" w:line="240" w:lineRule="auto"/>
-              <w:rPr>
-                <w:rFonts w:ascii="Times New Roman Regular" w:hAnsi="Times New Roman Regular" w:cs="Times New Roman Regular"/>
-              </w:rPr>
-            </w:pPr>
-            <w:r>
-              <w:rPr>
-                <w:rFonts w:ascii="Times New Roman Regular" w:hAnsi="Times New Roman Regular" w:cs="Times New Roman Regular"/>
+              <w:spacing w:after="0" w:line="207" w:lineRule="exact"/>
+              <w:rPr>
+                <w:rFonts w:ascii="Times New Roman Regular" w:hAnsi="Times New Roman Regular" w:cs="Times New Roman Regular"/>
+                <w:w w:val="70"/>
+                <w:sz w:val="18"/>
+              </w:rPr>
+            </w:pPr>
+            <w:r>
+              <w:rPr>
+                <w:rFonts w:ascii="Times New Roman Regular" w:hAnsi="Times New Roman Regular" w:cs="Times New Roman Regular"/>
+                <w:w w:val="70"/>
+                <w:sz w:val="18"/>
               </w:rPr>
               <w:t>&gt; 2.5 cm</w:t>
             </w:r>
             <w:r>
               <w:rPr>
                 <w:rFonts w:ascii="Times New Roman Regular" w:hAnsi="Times New Roman Regular" w:cs="Times New Roman Regular"/>
+                <w:w w:val="70"/>
+                <w:sz w:val="18"/>
               </w:rPr>
               <w:t>且无变异</w:t>
             </w:r>
@@ -4060,27 +4803,35 @@
           <w:p>
             <w:pPr>
               <w:snapToGrid w:val="0"/>
-              <w:spacing w:after="0" w:line="240" w:lineRule="auto"/>
+              <w:spacing w:after="0" w:line="207" w:lineRule="exact"/>
               <w:jc w:val="center"/>
               <w:rPr>
                 <w:rFonts w:ascii="Times New Roman Regular" w:hAnsi="Times New Roman Regular" w:cs="Times New Roman Regular"/>
-              </w:rPr>
-            </w:pPr>
-            <w:r>
-              <w:rPr>
-                <w:rFonts w:ascii="Times New Roman Regular" w:hAnsi="Times New Roman Regular" w:cs="Times New Roman Regular"/>
+                <w:w w:val="70"/>
+                <w:sz w:val="18"/>
+              </w:rPr>
+            </w:pPr>
+            <w:r>
+              <w:rPr>
+                <w:rFonts w:ascii="Times New Roman Regular" w:hAnsi="Times New Roman Regular" w:cs="Times New Roman Regular"/>
+                <w:w w:val="70"/>
+                <w:sz w:val="18"/>
               </w:rPr>
               <w:t>限液</w:t>
             </w:r>
             <w:r>
               <w:rPr>
                 <w:rFonts w:ascii="Times New Roman Regular" w:hAnsi="Times New Roman Regular" w:cs="Times New Roman Regular"/>
+                <w:w w:val="70"/>
+                <w:sz w:val="18"/>
               </w:rPr>
               <w:t>+</w:t>
             </w:r>
             <w:r>
               <w:rPr>
                 <w:rFonts w:ascii="Times New Roman Regular" w:hAnsi="Times New Roman Regular" w:cs="Times New Roman Regular"/>
+                <w:w w:val="70"/>
+                <w:sz w:val="18"/>
               </w:rPr>
               <w:t>利尿</w:t>
             </w:r>
@@ -4095,14 +4846,18 @@
           <w:p>
             <w:pPr>
               <w:snapToGrid w:val="0"/>
-              <w:spacing w:after="0" w:line="240" w:lineRule="auto"/>
-              <w:rPr>
-                <w:rFonts w:ascii="Times New Roman Regular" w:hAnsi="Times New Roman Regular" w:cs="Times New Roman Regular"/>
-              </w:rPr>
-            </w:pPr>
-            <w:r>
-              <w:rPr>
-                <w:rFonts w:ascii="Times New Roman Regular" w:hAnsi="Times New Roman Regular" w:cs="Times New Roman Regular"/>
+              <w:spacing w:after="0" w:line="207" w:lineRule="exact"/>
+              <w:rPr>
+                <w:rFonts w:ascii="Times New Roman Regular" w:hAnsi="Times New Roman Regular" w:cs="Times New Roman Regular"/>
+                <w:w w:val="70"/>
+                <w:sz w:val="18"/>
+              </w:rPr>
+            </w:pPr>
+            <w:r>
+              <w:rPr>
+                <w:rFonts w:ascii="Times New Roman Regular" w:hAnsi="Times New Roman Regular" w:cs="Times New Roman Regular"/>
+                <w:w w:val="70"/>
+                <w:sz w:val="18"/>
               </w:rPr>
               <w:t>引流管尖端位置</w:t>
             </w:r>
@@ -4115,26 +4870,34 @@
           <w:p>
             <w:pPr>
               <w:snapToGrid w:val="0"/>
-              <w:spacing w:after="0" w:line="240" w:lineRule="auto"/>
-              <w:rPr>
-                <w:rFonts w:ascii="Times New Roman Regular" w:hAnsi="Times New Roman Regular" w:cs="Times New Roman Regular"/>
-              </w:rPr>
-            </w:pPr>
-            <w:r>
-              <w:rPr>
-                <w:rFonts w:ascii="Times New Roman Regular" w:hAnsi="Times New Roman Regular" w:cs="Times New Roman Regular"/>
+              <w:spacing w:after="0" w:line="207" w:lineRule="exact"/>
+              <w:rPr>
+                <w:rFonts w:ascii="Times New Roman Regular" w:hAnsi="Times New Roman Regular" w:cs="Times New Roman Regular"/>
+                <w:w w:val="70"/>
+                <w:sz w:val="18"/>
+              </w:rPr>
+            </w:pPr>
+            <w:r>
+              <w:rPr>
+                <w:rFonts w:ascii="Times New Roman Regular" w:hAnsi="Times New Roman Regular" w:cs="Times New Roman Regular"/>
+                <w:w w:val="70"/>
+                <w:sz w:val="18"/>
               </w:rPr>
               <w:t>剑突下</w:t>
             </w:r>
             <w:r>
               <w:rPr>
                 <w:rFonts w:ascii="Times New Roman Regular" w:hAnsi="Times New Roman Regular" w:cs="Times New Roman Regular"/>
+                <w:w w:val="70"/>
+                <w:sz w:val="18"/>
               </w:rPr>
               <w:t>/</w:t>
             </w:r>
             <w:r>
               <w:rPr>
                 <w:rFonts w:ascii="Times New Roman Regular" w:hAnsi="Times New Roman Regular" w:cs="Times New Roman Regular"/>
+                <w:w w:val="70"/>
+                <w:sz w:val="18"/>
               </w:rPr>
               <w:t>双腔心切面</w:t>
             </w:r>
@@ -4147,44 +4910,58 @@
           <w:p>
             <w:pPr>
               <w:snapToGrid w:val="0"/>
-              <w:spacing w:after="0" w:line="240" w:lineRule="auto"/>
-              <w:rPr>
-                <w:rFonts w:ascii="Times New Roman Regular" w:hAnsi="Times New Roman Regular" w:cs="Times New Roman Regular"/>
-              </w:rPr>
-            </w:pPr>
-            <w:r>
-              <w:rPr>
-                <w:rFonts w:ascii="Times New Roman Regular" w:hAnsi="Times New Roman Regular" w:cs="Times New Roman Regular"/>
+              <w:spacing w:after="0" w:line="207" w:lineRule="exact"/>
+              <w:rPr>
+                <w:rFonts w:ascii="Times New Roman Regular" w:hAnsi="Times New Roman Regular" w:cs="Times New Roman Regular"/>
+                <w:w w:val="70"/>
+                <w:sz w:val="18"/>
+              </w:rPr>
+            </w:pPr>
+            <w:r>
+              <w:rPr>
+                <w:rFonts w:ascii="Times New Roman Regular" w:hAnsi="Times New Roman Regular" w:cs="Times New Roman Regular"/>
+                <w:w w:val="70"/>
+                <w:sz w:val="18"/>
               </w:rPr>
               <w:t xml:space="preserve">IVC-RA </w:t>
             </w:r>
             <w:r>
               <w:rPr>
                 <w:rFonts w:ascii="Times New Roman Regular" w:hAnsi="Times New Roman Regular" w:cs="Times New Roman Regular"/>
+                <w:w w:val="70"/>
+                <w:sz w:val="18"/>
               </w:rPr>
               <w:t>交界处</w:t>
             </w:r>
             <w:r>
               <w:rPr>
                 <w:rFonts w:ascii="Times New Roman Regular" w:hAnsi="Times New Roman Regular" w:cs="Times New Roman Regular"/>
+                <w:w w:val="70"/>
+                <w:sz w:val="18"/>
               </w:rPr>
               <w:t>/RA</w:t>
             </w:r>
             <w:r>
               <w:rPr>
                 <w:rFonts w:ascii="Times New Roman Regular" w:hAnsi="Times New Roman Regular" w:cs="Times New Roman Regular"/>
+                <w:w w:val="70"/>
+                <w:sz w:val="18"/>
               </w:rPr>
               <w:t>（股</w:t>
             </w:r>
             <w:r>
               <w:rPr>
                 <w:rFonts w:ascii="Times New Roman Regular" w:hAnsi="Times New Roman Regular" w:cs="Times New Roman Regular"/>
+                <w:w w:val="70"/>
+                <w:sz w:val="18"/>
               </w:rPr>
               <w:t>-</w:t>
             </w:r>
             <w:r>
               <w:rPr>
                 <w:rFonts w:ascii="Times New Roman Regular" w:hAnsi="Times New Roman Regular" w:cs="Times New Roman Regular"/>
+                <w:w w:val="70"/>
+                <w:sz w:val="18"/>
               </w:rPr>
               <w:t>颈构型）</w:t>
             </w:r>
@@ -4198,38 +4975,50 @@
           <w:p>
             <w:pPr>
               <w:snapToGrid w:val="0"/>
-              <w:spacing w:after="0" w:line="240" w:lineRule="auto"/>
-              <w:rPr>
-                <w:rFonts w:ascii="Times New Roman Regular" w:hAnsi="Times New Roman Regular" w:cs="Times New Roman Regular"/>
-              </w:rPr>
-            </w:pPr>
-            <w:r>
-              <w:rPr>
-                <w:rFonts w:ascii="Times New Roman Regular" w:hAnsi="Times New Roman Regular" w:cs="Times New Roman Regular"/>
+              <w:spacing w:after="0" w:line="207" w:lineRule="exact"/>
+              <w:rPr>
+                <w:rFonts w:ascii="Times New Roman Regular" w:hAnsi="Times New Roman Regular" w:cs="Times New Roman Regular"/>
+                <w:w w:val="70"/>
+                <w:sz w:val="18"/>
+              </w:rPr>
+            </w:pPr>
+            <w:r>
+              <w:rPr>
+                <w:rFonts w:ascii="Times New Roman Regular" w:hAnsi="Times New Roman Regular" w:cs="Times New Roman Regular"/>
+                <w:w w:val="70"/>
+                <w:sz w:val="18"/>
               </w:rPr>
               <w:t>过深</w:t>
             </w:r>
             <w:r>
               <w:rPr>
                 <w:rFonts w:ascii="Times New Roman Regular" w:hAnsi="Times New Roman Regular" w:cs="Times New Roman Regular"/>
+                <w:w w:val="70"/>
+                <w:sz w:val="18"/>
               </w:rPr>
               <w:t>/</w:t>
             </w:r>
             <w:r>
               <w:rPr>
                 <w:rFonts w:ascii="Times New Roman Regular" w:hAnsi="Times New Roman Regular" w:cs="Times New Roman Regular"/>
+                <w:w w:val="70"/>
+                <w:sz w:val="18"/>
               </w:rPr>
               <w:t>过浅</w:t>
             </w:r>
             <w:r>
               <w:rPr>
                 <w:rFonts w:ascii="Times New Roman Regular" w:hAnsi="Times New Roman Regular" w:cs="Times New Roman Regular"/>
+                <w:w w:val="70"/>
+                <w:sz w:val="18"/>
               </w:rPr>
               <w:t>→</w:t>
             </w:r>
             <w:r>
               <w:rPr>
                 <w:rFonts w:ascii="Times New Roman Regular" w:hAnsi="Times New Roman Regular" w:cs="Times New Roman Regular"/>
+                <w:w w:val="70"/>
+                <w:sz w:val="18"/>
               </w:rPr>
               <w:t>再循环增大</w:t>
             </w:r>
@@ -4242,18 +5031,20 @@
           <w:p>
             <w:pPr>
               <w:snapToGrid w:val="0"/>
-              <w:spacing w:after="0" w:line="240" w:lineRule="auto"/>
+              <w:spacing w:after="0" w:line="207" w:lineRule="exact"/>
               <w:jc w:val="center"/>
               <w:rPr>
                 <w:rFonts w:ascii="Times New Roman Regular" w:hAnsi="Times New Roman Regular" w:cs="Times New Roman Regular"/>
-                <w:sz w:val="21"/>
+                <w:w w:val="70"/>
+                <w:sz w:val="18"/>
                 <w:szCs w:val="21"/>
               </w:rPr>
             </w:pPr>
             <w:r>
               <w:rPr>
                 <w:rFonts w:ascii="Times New Roman Regular" w:hAnsi="Times New Roman Regular" w:cs="Times New Roman Regular"/>
-                <w:sz w:val="21"/>
+                <w:w w:val="70"/>
+                <w:sz w:val="18"/>
                 <w:szCs w:val="21"/>
               </w:rPr>
               <w:t>调整插管深度</w:t>
@@ -4270,14 +5061,18 @@
           <w:p>
             <w:pPr>
               <w:snapToGrid w:val="0"/>
-              <w:spacing w:after="0" w:line="240" w:lineRule="auto"/>
-              <w:rPr>
-                <w:rFonts w:ascii="Times New Roman Regular" w:hAnsi="Times New Roman Regular" w:cs="Times New Roman Regular"/>
-              </w:rPr>
-            </w:pPr>
-            <w:r>
-              <w:rPr>
-                <w:rFonts w:ascii="Times New Roman Regular" w:hAnsi="Times New Roman Regular" w:cs="Times New Roman Regular"/>
+              <w:spacing w:after="0" w:line="207" w:lineRule="exact"/>
+              <w:rPr>
+                <w:rFonts w:ascii="Times New Roman Regular" w:hAnsi="Times New Roman Regular" w:cs="Times New Roman Regular"/>
+                <w:w w:val="70"/>
+                <w:sz w:val="18"/>
+              </w:rPr>
+            </w:pPr>
+            <w:r>
+              <w:rPr>
+                <w:rFonts w:ascii="Times New Roman Regular" w:hAnsi="Times New Roman Regular" w:cs="Times New Roman Regular"/>
+                <w:w w:val="70"/>
+                <w:sz w:val="18"/>
               </w:rPr>
               <w:t>回输管尖端位置</w:t>
             </w:r>
@@ -4291,26 +5086,34 @@
           <w:p>
             <w:pPr>
               <w:snapToGrid w:val="0"/>
-              <w:spacing w:after="0" w:line="240" w:lineRule="auto"/>
-              <w:rPr>
-                <w:rFonts w:ascii="Times New Roman Regular" w:hAnsi="Times New Roman Regular" w:cs="Times New Roman Regular"/>
-              </w:rPr>
-            </w:pPr>
-            <w:r>
-              <w:rPr>
-                <w:rFonts w:ascii="Times New Roman Regular" w:hAnsi="Times New Roman Regular" w:cs="Times New Roman Regular"/>
+              <w:spacing w:after="0" w:line="207" w:lineRule="exact"/>
+              <w:rPr>
+                <w:rFonts w:ascii="Times New Roman Regular" w:hAnsi="Times New Roman Regular" w:cs="Times New Roman Regular"/>
+                <w:w w:val="70"/>
+                <w:sz w:val="18"/>
+              </w:rPr>
+            </w:pPr>
+            <w:r>
+              <w:rPr>
+                <w:rFonts w:ascii="Times New Roman Regular" w:hAnsi="Times New Roman Regular" w:cs="Times New Roman Regular"/>
+                <w:w w:val="70"/>
+                <w:sz w:val="18"/>
               </w:rPr>
               <w:t>剑突下</w:t>
             </w:r>
             <w:r>
               <w:rPr>
                 <w:rFonts w:ascii="Times New Roman Regular" w:hAnsi="Times New Roman Regular" w:cs="Times New Roman Regular"/>
+                <w:w w:val="70"/>
+                <w:sz w:val="18"/>
               </w:rPr>
               <w:t>/</w:t>
             </w:r>
             <w:r>
               <w:rPr>
                 <w:rFonts w:ascii="Times New Roman Regular" w:hAnsi="Times New Roman Regular" w:cs="Times New Roman Regular"/>
+                <w:w w:val="70"/>
+                <w:sz w:val="18"/>
               </w:rPr>
               <w:t>双腔心切面</w:t>
             </w:r>
@@ -4324,44 +5127,58 @@
           <w:p>
             <w:pPr>
               <w:snapToGrid w:val="0"/>
-              <w:spacing w:after="0" w:line="240" w:lineRule="auto"/>
-              <w:rPr>
-                <w:rFonts w:ascii="Times New Roman Regular" w:hAnsi="Times New Roman Regular" w:cs="Times New Roman Regular"/>
-              </w:rPr>
-            </w:pPr>
-            <w:r>
-              <w:rPr>
-                <w:rFonts w:ascii="Times New Roman Regular" w:hAnsi="Times New Roman Regular" w:cs="Times New Roman Regular"/>
+              <w:spacing w:after="0" w:line="207" w:lineRule="exact"/>
+              <w:rPr>
+                <w:rFonts w:ascii="Times New Roman Regular" w:hAnsi="Times New Roman Regular" w:cs="Times New Roman Regular"/>
+                <w:w w:val="70"/>
+                <w:sz w:val="18"/>
+              </w:rPr>
+            </w:pPr>
+            <w:r>
+              <w:rPr>
+                <w:rFonts w:ascii="Times New Roman Regular" w:hAnsi="Times New Roman Regular" w:cs="Times New Roman Regular"/>
+                <w:w w:val="70"/>
+                <w:sz w:val="18"/>
               </w:rPr>
               <w:t xml:space="preserve">RA </w:t>
             </w:r>
             <w:r>
               <w:rPr>
                 <w:rFonts w:ascii="Times New Roman Regular" w:hAnsi="Times New Roman Regular" w:cs="Times New Roman Regular"/>
+                <w:w w:val="70"/>
+                <w:sz w:val="18"/>
               </w:rPr>
               <w:t>中上</w:t>
             </w:r>
             <w:r>
               <w:rPr>
                 <w:rFonts w:ascii="Times New Roman Regular" w:hAnsi="Times New Roman Regular" w:cs="Times New Roman Regular"/>
+                <w:w w:val="70"/>
+                <w:sz w:val="18"/>
               </w:rPr>
               <w:t xml:space="preserve"> / SVC</w:t>
             </w:r>
             <w:r>
               <w:rPr>
                 <w:rFonts w:ascii="Times New Roman Regular" w:hAnsi="Times New Roman Regular" w:cs="Times New Roman Regular"/>
+                <w:w w:val="70"/>
+                <w:sz w:val="18"/>
               </w:rPr>
               <w:t>（股</w:t>
             </w:r>
             <w:r>
               <w:rPr>
                 <w:rFonts w:ascii="Times New Roman Regular" w:hAnsi="Times New Roman Regular" w:cs="Times New Roman Regular"/>
+                <w:w w:val="70"/>
+                <w:sz w:val="18"/>
               </w:rPr>
               <w:t>-</w:t>
             </w:r>
             <w:r>
               <w:rPr>
                 <w:rFonts w:ascii="Times New Roman Regular" w:hAnsi="Times New Roman Regular" w:cs="Times New Roman Regular"/>
+                <w:w w:val="70"/>
+                <w:sz w:val="18"/>
               </w:rPr>
               <w:t>颈构型）</w:t>
             </w:r>
@@ -4376,26 +5193,34 @@
           <w:p>
             <w:pPr>
               <w:snapToGrid w:val="0"/>
-              <w:spacing w:after="0" w:line="240" w:lineRule="auto"/>
-              <w:rPr>
-                <w:rFonts w:ascii="Times New Roman Regular" w:hAnsi="Times New Roman Regular" w:cs="Times New Roman Regular"/>
-              </w:rPr>
-            </w:pPr>
-            <w:r>
-              <w:rPr>
-                <w:rFonts w:ascii="Times New Roman Regular" w:hAnsi="Times New Roman Regular" w:cs="Times New Roman Regular"/>
+              <w:spacing w:after="0" w:line="207" w:lineRule="exact"/>
+              <w:rPr>
+                <w:rFonts w:ascii="Times New Roman Regular" w:hAnsi="Times New Roman Regular" w:cs="Times New Roman Regular"/>
+                <w:w w:val="70"/>
+                <w:sz w:val="18"/>
+              </w:rPr>
+            </w:pPr>
+            <w:r>
+              <w:rPr>
+                <w:rFonts w:ascii="Times New Roman Regular" w:hAnsi="Times New Roman Regular" w:cs="Times New Roman Regular"/>
+                <w:w w:val="70"/>
+                <w:sz w:val="18"/>
               </w:rPr>
               <w:t>距引流管尖端</w:t>
             </w:r>
             <w:r>
               <w:rPr>
                 <w:rFonts w:ascii="Times New Roman Regular" w:hAnsi="Times New Roman Regular" w:cs="Times New Roman Regular"/>
+                <w:w w:val="70"/>
+                <w:sz w:val="18"/>
               </w:rPr>
               <w:t>&lt;10cm→</w:t>
             </w:r>
             <w:r>
               <w:rPr>
                 <w:rFonts w:ascii="Times New Roman Regular" w:hAnsi="Times New Roman Regular" w:cs="Times New Roman Regular"/>
+                <w:w w:val="70"/>
+                <w:sz w:val="18"/>
               </w:rPr>
               <w:t>再循环</w:t>
             </w:r>
@@ -4409,15 +5234,19 @@
           <w:p>
             <w:pPr>
               <w:snapToGrid w:val="0"/>
-              <w:spacing w:after="0" w:line="240" w:lineRule="auto"/>
+              <w:spacing w:after="0" w:line="207" w:lineRule="exact"/>
               <w:jc w:val="center"/>
               <w:rPr>
                 <w:rFonts w:ascii="Times New Roman Regular" w:hAnsi="Times New Roman Regular" w:cs="Times New Roman Regular"/>
-              </w:rPr>
-            </w:pPr>
-            <w:r>
-              <w:rPr>
-                <w:rFonts w:ascii="Times New Roman Regular" w:hAnsi="Times New Roman Regular" w:cs="Times New Roman Regular"/>
+                <w:w w:val="70"/>
+                <w:sz w:val="18"/>
+              </w:rPr>
+            </w:pPr>
+            <w:r>
+              <w:rPr>
+                <w:rFonts w:ascii="Times New Roman Regular" w:hAnsi="Times New Roman Regular" w:cs="Times New Roman Regular"/>
+                <w:w w:val="70"/>
+                <w:sz w:val="18"/>
               </w:rPr>
               <w:t>拉大距离或重定位</w:t>
             </w:r>
@@ -4432,14 +5261,18 @@
           <w:p>
             <w:pPr>
               <w:snapToGrid w:val="0"/>
-              <w:spacing w:after="0" w:line="240" w:lineRule="auto"/>
-              <w:rPr>
-                <w:rFonts w:ascii="Times New Roman Regular" w:hAnsi="Times New Roman Regular" w:cs="Times New Roman Regular"/>
-              </w:rPr>
-            </w:pPr>
-            <w:r>
-              <w:rPr>
-                <w:rFonts w:ascii="Times New Roman Regular" w:hAnsi="Times New Roman Regular" w:cs="Times New Roman Regular"/>
+              <w:spacing w:after="0" w:line="207" w:lineRule="exact"/>
+              <w:rPr>
+                <w:rFonts w:ascii="Times New Roman Regular" w:hAnsi="Times New Roman Regular" w:cs="Times New Roman Regular"/>
+                <w:w w:val="70"/>
+                <w:sz w:val="18"/>
+              </w:rPr>
+            </w:pPr>
+            <w:r>
+              <w:rPr>
+                <w:rFonts w:ascii="Times New Roman Regular" w:hAnsi="Times New Roman Regular" w:cs="Times New Roman Regular"/>
+                <w:w w:val="70"/>
+                <w:sz w:val="18"/>
               </w:rPr>
               <w:t>双腔插管（如用）</w:t>
             </w:r>
@@ -4452,14 +5285,18 @@
           <w:p>
             <w:pPr>
               <w:snapToGrid w:val="0"/>
-              <w:spacing w:after="0" w:line="240" w:lineRule="auto"/>
-              <w:rPr>
-                <w:rFonts w:ascii="Times New Roman Regular" w:hAnsi="Times New Roman Regular" w:cs="Times New Roman Regular"/>
-              </w:rPr>
-            </w:pPr>
-            <w:r>
-              <w:rPr>
-                <w:rFonts w:ascii="Times New Roman Regular" w:hAnsi="Times New Roman Regular" w:cs="Times New Roman Regular"/>
+              <w:spacing w:after="0" w:line="207" w:lineRule="exact"/>
+              <w:rPr>
+                <w:rFonts w:ascii="Times New Roman Regular" w:hAnsi="Times New Roman Regular" w:cs="Times New Roman Regular"/>
+                <w:w w:val="70"/>
+                <w:sz w:val="18"/>
+              </w:rPr>
+            </w:pPr>
+            <w:r>
+              <w:rPr>
+                <w:rFonts w:ascii="Times New Roman Regular" w:hAnsi="Times New Roman Regular" w:cs="Times New Roman Regular"/>
+                <w:w w:val="70"/>
+                <w:sz w:val="18"/>
               </w:rPr>
               <w:t>—</w:t>
             </w:r>
@@ -4472,14 +5309,18 @@
           <w:p>
             <w:pPr>
               <w:snapToGrid w:val="0"/>
-              <w:spacing w:after="0" w:line="240" w:lineRule="auto"/>
-              <w:rPr>
-                <w:rFonts w:ascii="Times New Roman Regular" w:hAnsi="Times New Roman Regular" w:cs="Times New Roman Regular"/>
-              </w:rPr>
-            </w:pPr>
-            <w:r>
-              <w:rPr>
-                <w:rFonts w:ascii="Times New Roman Regular" w:hAnsi="Times New Roman Regular" w:cs="Times New Roman Regular"/>
+              <w:spacing w:after="0" w:line="207" w:lineRule="exact"/>
+              <w:rPr>
+                <w:rFonts w:ascii="Times New Roman Regular" w:hAnsi="Times New Roman Regular" w:cs="Times New Roman Regular"/>
+                <w:w w:val="70"/>
+                <w:sz w:val="18"/>
+              </w:rPr>
+            </w:pPr>
+            <w:r>
+              <w:rPr>
+                <w:rFonts w:ascii="Times New Roman Regular" w:hAnsi="Times New Roman Regular" w:cs="Times New Roman Regular"/>
+                <w:w w:val="70"/>
+                <w:sz w:val="18"/>
               </w:rPr>
               <w:t>回输口朝向三尖瓣</w:t>
             </w:r>
@@ -4493,14 +5334,18 @@
           <w:p>
             <w:pPr>
               <w:snapToGrid w:val="0"/>
-              <w:spacing w:after="0" w:line="240" w:lineRule="auto"/>
-              <w:rPr>
-                <w:rFonts w:ascii="Times New Roman Regular" w:hAnsi="Times New Roman Regular" w:cs="Times New Roman Regular"/>
-              </w:rPr>
-            </w:pPr>
-            <w:r>
-              <w:rPr>
-                <w:rFonts w:ascii="Times New Roman Regular" w:hAnsi="Times New Roman Regular" w:cs="Times New Roman Regular"/>
+              <w:spacing w:after="0" w:line="207" w:lineRule="exact"/>
+              <w:rPr>
+                <w:rFonts w:ascii="Times New Roman Regular" w:hAnsi="Times New Roman Regular" w:cs="Times New Roman Regular"/>
+                <w:w w:val="70"/>
+                <w:sz w:val="18"/>
+              </w:rPr>
+            </w:pPr>
+            <w:r>
+              <w:rPr>
+                <w:rFonts w:ascii="Times New Roman Regular" w:hAnsi="Times New Roman Regular" w:cs="Times New Roman Regular"/>
+                <w:w w:val="70"/>
+                <w:sz w:val="18"/>
               </w:rPr>
               <w:t>位置不正</w:t>
             </w:r>
@@ -4513,15 +5358,19 @@
           <w:p>
             <w:pPr>
               <w:snapToGrid w:val="0"/>
-              <w:spacing w:after="0" w:line="240" w:lineRule="auto"/>
+              <w:spacing w:after="0" w:line="207" w:lineRule="exact"/>
               <w:jc w:val="center"/>
               <w:rPr>
                 <w:rFonts w:ascii="Times New Roman Regular" w:hAnsi="Times New Roman Regular" w:cs="Times New Roman Regular"/>
-              </w:rPr>
-            </w:pPr>
-            <w:r>
-              <w:rPr>
-                <w:rFonts w:ascii="Times New Roman Regular" w:hAnsi="Times New Roman Regular" w:cs="Times New Roman Regular"/>
+                <w:w w:val="70"/>
+                <w:sz w:val="18"/>
+              </w:rPr>
+            </w:pPr>
+            <w:r>
+              <w:rPr>
+                <w:rFonts w:ascii="Times New Roman Regular" w:hAnsi="Times New Roman Regular" w:cs="Times New Roman Regular"/>
+                <w:w w:val="70"/>
+                <w:sz w:val="18"/>
               </w:rPr>
               <w:t>调整</w:t>
             </w:r>
@@ -4537,15 +5386,19 @@
           <w:p>
             <w:pPr>
               <w:snapToGrid w:val="0"/>
-              <w:spacing w:after="0" w:line="240" w:lineRule="auto"/>
+              <w:spacing w:after="0" w:line="207" w:lineRule="exact"/>
               <w:jc w:val="center"/>
               <w:rPr>
                 <w:rFonts w:ascii="Times New Roman Regular" w:hAnsi="Times New Roman Regular" w:cs="Times New Roman Regular"/>
-              </w:rPr>
-            </w:pPr>
-            <w:r>
-              <w:rPr>
-                <w:rFonts w:ascii="Times New Roman Regular" w:hAnsi="Times New Roman Regular" w:cs="Times New Roman Regular"/>
+                <w:w w:val="70"/>
+                <w:sz w:val="18"/>
+              </w:rPr>
+            </w:pPr>
+            <w:r>
+              <w:rPr>
+                <w:rFonts w:ascii="Times New Roman Regular" w:hAnsi="Times New Roman Regular" w:cs="Times New Roman Regular"/>
+                <w:w w:val="70"/>
+                <w:sz w:val="18"/>
               </w:rPr>
               <w:t>再循环评估</w:t>
             </w:r>
@@ -4559,45 +5412,59 @@
           <w:p>
             <w:pPr>
               <w:snapToGrid w:val="0"/>
-              <w:spacing w:after="0" w:line="240" w:lineRule="auto"/>
+              <w:spacing w:after="0" w:line="207" w:lineRule="exact"/>
               <w:jc w:val="center"/>
               <w:rPr>
                 <w:rFonts w:ascii="Times New Roman Regular" w:hAnsi="Times New Roman Regular" w:cs="Times New Roman Regular"/>
-              </w:rPr>
-            </w:pPr>
-            <w:r>
-              <w:rPr>
-                <w:rFonts w:ascii="Times New Roman Regular" w:hAnsi="Times New Roman Regular" w:cs="Times New Roman Regular"/>
+                <w:w w:val="70"/>
+                <w:sz w:val="18"/>
+              </w:rPr>
+            </w:pPr>
+            <w:r>
+              <w:rPr>
+                <w:rFonts w:ascii="Times New Roman Regular" w:hAnsi="Times New Roman Regular" w:cs="Times New Roman Regular"/>
+                <w:w w:val="70"/>
+                <w:sz w:val="18"/>
               </w:rPr>
               <w:t xml:space="preserve">CFD </w:t>
             </w:r>
             <w:r>
               <w:rPr>
                 <w:rFonts w:ascii="Times New Roman Regular" w:hAnsi="Times New Roman Regular" w:cs="Times New Roman Regular"/>
+                <w:w w:val="70"/>
+                <w:sz w:val="18"/>
               </w:rPr>
               <w:t>看回输血流方向；</w:t>
             </w:r>
             <w:r>
               <w:rPr>
                 <w:rFonts w:ascii="Times New Roman Regular" w:hAnsi="Times New Roman Regular" w:cs="Times New Roman Regular"/>
+                <w:w w:val="70"/>
+                <w:sz w:val="18"/>
               </w:rPr>
               <w:t xml:space="preserve">CEUS </w:t>
             </w:r>
             <w:r>
               <w:rPr>
                 <w:rFonts w:ascii="Times New Roman Regular" w:hAnsi="Times New Roman Regular" w:cs="Times New Roman Regular"/>
+                <w:w w:val="70"/>
+                <w:sz w:val="18"/>
               </w:rPr>
               <w:t>可估再循环量；膜前</w:t>
             </w:r>
             <w:r>
               <w:rPr>
                 <w:rFonts w:ascii="Times New Roman Regular" w:hAnsi="Times New Roman Regular" w:cs="Times New Roman Regular"/>
+                <w:w w:val="70"/>
+                <w:sz w:val="18"/>
               </w:rPr>
               <w:t xml:space="preserve"> SvO</w:t>
             </w:r>
             <w:r>
               <w:rPr>
                 <w:rFonts w:ascii="Times New Roman Regular" w:hAnsi="Times New Roman Regular" w:cs="Times New Roman Regular"/>
+                <w:w w:val="70"/>
+                <w:sz w:val="18"/>
                 <w:vertAlign w:val="subscript"/>
               </w:rPr>
               <w:t>2</w:t>
@@ -4612,27 +5479,35 @@
           <w:p>
             <w:pPr>
               <w:snapToGrid w:val="0"/>
-              <w:spacing w:after="0" w:line="240" w:lineRule="auto"/>
+              <w:spacing w:after="0" w:line="207" w:lineRule="exact"/>
               <w:jc w:val="center"/>
               <w:rPr>
                 <w:rFonts w:ascii="Times New Roman Regular" w:hAnsi="Times New Roman Regular" w:cs="Times New Roman Regular"/>
-              </w:rPr>
-            </w:pPr>
-            <w:r>
-              <w:rPr>
-                <w:rFonts w:ascii="Times New Roman Regular" w:hAnsi="Times New Roman Regular" w:cs="Times New Roman Regular"/>
+                <w:w w:val="70"/>
+                <w:sz w:val="18"/>
+              </w:rPr>
+            </w:pPr>
+            <w:r>
+              <w:rPr>
+                <w:rFonts w:ascii="Times New Roman Regular" w:hAnsi="Times New Roman Regular" w:cs="Times New Roman Regular"/>
+                <w:w w:val="70"/>
+                <w:sz w:val="18"/>
               </w:rPr>
               <w:t>射流朝向三尖瓣；</w:t>
             </w:r>
             <w:r>
               <w:rPr>
                 <w:rFonts w:ascii="Times New Roman Regular" w:hAnsi="Times New Roman Regular" w:cs="Times New Roman Regular"/>
+                <w:w w:val="70"/>
+                <w:sz w:val="18"/>
               </w:rPr>
               <w:t>SvO</w:t>
             </w:r>
             <w:r>
               <w:rPr>
                 <w:rFonts w:ascii="Times New Roman Regular" w:hAnsi="Times New Roman Regular" w:cs="Times New Roman Regular"/>
+                <w:w w:val="70"/>
+                <w:sz w:val="18"/>
                 <w:vertAlign w:val="subscript"/>
               </w:rPr>
               <w:t>2</w:t>
@@ -4640,6 +5515,8 @@
             <w:r>
               <w:rPr>
                 <w:rFonts w:ascii="Times New Roman Regular" w:hAnsi="Times New Roman Regular" w:cs="Times New Roman Regular"/>
+                <w:w w:val="70"/>
+                <w:sz w:val="18"/>
               </w:rPr>
               <w:t>正常</w:t>
             </w:r>
@@ -4654,27 +5531,35 @@
           <w:p>
             <w:pPr>
               <w:snapToGrid w:val="0"/>
-              <w:spacing w:after="0" w:line="240" w:lineRule="auto"/>
+              <w:spacing w:after="0" w:line="207" w:lineRule="exact"/>
               <w:jc w:val="center"/>
               <w:rPr>
                 <w:rFonts w:ascii="Times New Roman Regular" w:hAnsi="Times New Roman Regular" w:cs="Times New Roman Regular"/>
-              </w:rPr>
-            </w:pPr>
-            <w:r>
-              <w:rPr>
-                <w:rFonts w:ascii="Times New Roman Regular" w:hAnsi="Times New Roman Regular" w:cs="Times New Roman Regular"/>
+                <w:w w:val="70"/>
+                <w:sz w:val="18"/>
+              </w:rPr>
+            </w:pPr>
+            <w:r>
+              <w:rPr>
+                <w:rFonts w:ascii="Times New Roman Regular" w:hAnsi="Times New Roman Regular" w:cs="Times New Roman Regular"/>
+                <w:w w:val="70"/>
+                <w:sz w:val="18"/>
               </w:rPr>
               <w:t>方向异常</w:t>
             </w:r>
             <w:r>
               <w:rPr>
                 <w:rFonts w:ascii="Times New Roman Regular" w:hAnsi="Times New Roman Regular" w:cs="Times New Roman Regular"/>
+                <w:w w:val="70"/>
+                <w:sz w:val="18"/>
               </w:rPr>
               <w:t xml:space="preserve"> / SvO</w:t>
             </w:r>
             <w:r>
               <w:rPr>
                 <w:rFonts w:ascii="Times New Roman Regular" w:hAnsi="Times New Roman Regular" w:cs="Times New Roman Regular"/>
+                <w:w w:val="70"/>
+                <w:sz w:val="18"/>
                 <w:vertAlign w:val="subscript"/>
               </w:rPr>
               <w:t>2</w:t>
@@ -4682,24 +5567,32 @@
             <w:r>
               <w:rPr>
                 <w:rFonts w:ascii="Times New Roman Regular" w:hAnsi="Times New Roman Regular" w:cs="Times New Roman Regular"/>
+                <w:w w:val="70"/>
+                <w:sz w:val="18"/>
               </w:rPr>
               <w:t xml:space="preserve"> </w:t>
             </w:r>
             <w:r>
               <w:rPr>
                 <w:rFonts w:ascii="Times New Roman Regular" w:hAnsi="Times New Roman Regular" w:cs="Times New Roman Regular"/>
+                <w:w w:val="70"/>
+                <w:sz w:val="18"/>
               </w:rPr>
               <w:t>异常偏高</w:t>
             </w:r>
             <w:r>
               <w:rPr>
                 <w:rFonts w:ascii="Times New Roman Regular" w:hAnsi="Times New Roman Regular" w:cs="Times New Roman Regular"/>
+                <w:w w:val="70"/>
+                <w:sz w:val="18"/>
               </w:rPr>
               <w:t xml:space="preserve"> + PaO</w:t>
             </w:r>
             <w:r>
               <w:rPr>
                 <w:rFonts w:ascii="Times New Roman Regular" w:hAnsi="Times New Roman Regular" w:cs="Times New Roman Regular"/>
+                <w:w w:val="70"/>
+                <w:sz w:val="18"/>
                 <w:vertAlign w:val="subscript"/>
               </w:rPr>
               <w:t>2</w:t>
@@ -4707,12 +5600,16 @@
             <w:r>
               <w:rPr>
                 <w:rFonts w:ascii="Times New Roman Regular" w:hAnsi="Times New Roman Regular" w:cs="Times New Roman Regular"/>
+                <w:w w:val="70"/>
+                <w:sz w:val="18"/>
               </w:rPr>
               <w:t xml:space="preserve"> </w:t>
             </w:r>
             <w:r>
               <w:rPr>
                 <w:rFonts w:ascii="Times New Roman Regular" w:hAnsi="Times New Roman Regular" w:cs="Times New Roman Regular"/>
+                <w:w w:val="70"/>
+                <w:sz w:val="18"/>
               </w:rPr>
               <w:t>上不去</w:t>
             </w:r>
@@ -4726,15 +5623,19 @@
           <w:p>
             <w:pPr>
               <w:snapToGrid w:val="0"/>
-              <w:spacing w:after="0" w:line="240" w:lineRule="auto"/>
+              <w:spacing w:after="0" w:line="207" w:lineRule="exact"/>
               <w:jc w:val="center"/>
               <w:rPr>
                 <w:rFonts w:ascii="Times New Roman Regular" w:hAnsi="Times New Roman Regular" w:cs="Times New Roman Regular"/>
-              </w:rPr>
-            </w:pPr>
-            <w:r>
-              <w:rPr>
-                <w:rFonts w:ascii="Times New Roman Regular" w:hAnsi="Times New Roman Regular" w:cs="Times New Roman Regular"/>
+                <w:w w:val="70"/>
+                <w:sz w:val="18"/>
+              </w:rPr>
+            </w:pPr>
+            <w:r>
+              <w:rPr>
+                <w:rFonts w:ascii="Times New Roman Regular" w:hAnsi="Times New Roman Regular" w:cs="Times New Roman Regular"/>
+                <w:w w:val="70"/>
+                <w:sz w:val="18"/>
               </w:rPr>
               <w:t>调整插管位置；降低流量；必要时换构型</w:t>
             </w:r>
@@ -4751,18 +5652,22 @@
           <w:p>
             <w:pPr>
               <w:snapToGrid w:val="0"/>
-              <w:spacing w:after="0" w:line="240" w:lineRule="auto"/>
-              <w:rPr>
-                <w:rFonts w:ascii="Times New Roman Regular" w:hAnsi="Times New Roman Regular" w:cs="Times New Roman Regular"/>
-                <w:b/>
-                <w:bCs/>
-              </w:rPr>
-            </w:pPr>
-            <w:r>
-              <w:rPr>
-                <w:rFonts w:ascii="Times New Roman Regular" w:hAnsi="Times New Roman Regular" w:cs="Times New Roman Regular"/>
-                <w:b/>
-                <w:bCs/>
+              <w:spacing w:after="0" w:line="207" w:lineRule="exact"/>
+              <w:rPr>
+                <w:rFonts w:ascii="Times New Roman Regular" w:hAnsi="Times New Roman Regular" w:cs="Times New Roman Regular"/>
+                <w:b/>
+                <w:bCs/>
+                <w:w w:val="70"/>
+                <w:sz w:val="18"/>
+              </w:rPr>
+            </w:pPr>
+            <w:r>
+              <w:rPr>
+                <w:rFonts w:ascii="Times New Roman Regular" w:hAnsi="Times New Roman Regular" w:cs="Times New Roman Regular"/>
+                <w:b/>
+                <w:bCs/>
+                <w:w w:val="70"/>
+                <w:sz w:val="18"/>
               </w:rPr>
               <w:t xml:space="preserve">E5. </w:t>
             </w:r>
@@ -4771,6 +5676,8 @@
                 <w:rFonts w:ascii="Times New Roman Regular" w:hAnsi="Times New Roman Regular" w:cs="Times New Roman Regular"/>
                 <w:b/>
                 <w:bCs/>
+                <w:w w:val="70"/>
+                <w:sz w:val="18"/>
               </w:rPr>
               <w:t>心包与其他</w:t>
             </w:r>
@@ -4779,6 +5686,8 @@
                 <w:rFonts w:ascii="Times New Roman Regular" w:hAnsi="Times New Roman Regular" w:cs="Times New Roman Regular"/>
                 <w:b/>
                 <w:bCs/>
+                <w:w w:val="70"/>
+                <w:sz w:val="18"/>
               </w:rPr>
               <w:tab/>
             </w:r>
@@ -4787,6 +5696,8 @@
                 <w:rFonts w:ascii="Times New Roman Regular" w:hAnsi="Times New Roman Regular" w:cs="Times New Roman Regular"/>
                 <w:b/>
                 <w:bCs/>
+                <w:w w:val="70"/>
+                <w:sz w:val="18"/>
               </w:rPr>
               <w:tab/>
             </w:r>
@@ -4795,6 +5706,8 @@
                 <w:rFonts w:ascii="Times New Roman Regular" w:hAnsi="Times New Roman Regular" w:cs="Times New Roman Regular"/>
                 <w:b/>
                 <w:bCs/>
+                <w:w w:val="70"/>
+                <w:sz w:val="18"/>
               </w:rPr>
               <w:tab/>
             </w:r>
@@ -4803,6 +5716,8 @@
                 <w:rFonts w:ascii="Times New Roman Regular" w:hAnsi="Times New Roman Regular" w:cs="Times New Roman Regular"/>
                 <w:b/>
                 <w:bCs/>
+                <w:w w:val="70"/>
+                <w:sz w:val="18"/>
               </w:rPr>
               <w:tab/>
             </w:r>
@@ -4818,18 +5733,22 @@
           <w:p>
             <w:pPr>
               <w:snapToGrid w:val="0"/>
-              <w:spacing w:after="0" w:line="240" w:lineRule="auto"/>
-              <w:rPr>
-                <w:rFonts w:ascii="Times New Roman Regular" w:hAnsi="Times New Roman Regular" w:cs="Times New Roman Regular"/>
-                <w:b/>
-                <w:bCs/>
-              </w:rPr>
-            </w:pPr>
-            <w:r>
-              <w:rPr>
-                <w:rFonts w:ascii="Times New Roman Regular" w:hAnsi="Times New Roman Regular" w:cs="Times New Roman Regular"/>
-                <w:b/>
-                <w:bCs/>
+              <w:spacing w:after="0" w:line="207" w:lineRule="exact"/>
+              <w:rPr>
+                <w:rFonts w:ascii="Times New Roman Regular" w:hAnsi="Times New Roman Regular" w:cs="Times New Roman Regular"/>
+                <w:b/>
+                <w:bCs/>
+                <w:w w:val="70"/>
+                <w:sz w:val="18"/>
+              </w:rPr>
+            </w:pPr>
+            <w:r>
+              <w:rPr>
+                <w:rFonts w:ascii="Times New Roman Regular" w:hAnsi="Times New Roman Regular" w:cs="Times New Roman Regular"/>
+                <w:b/>
+                <w:bCs/>
+                <w:w w:val="70"/>
+                <w:sz w:val="18"/>
               </w:rPr>
               <w:t>超声指标</w:t>
             </w:r>
@@ -4843,18 +5762,22 @@
           <w:p>
             <w:pPr>
               <w:snapToGrid w:val="0"/>
-              <w:spacing w:after="0" w:line="240" w:lineRule="auto"/>
-              <w:rPr>
-                <w:rFonts w:ascii="Times New Roman Regular" w:hAnsi="Times New Roman Regular" w:cs="Times New Roman Regular"/>
-                <w:b/>
-                <w:bCs/>
-              </w:rPr>
-            </w:pPr>
-            <w:r>
-              <w:rPr>
-                <w:rFonts w:ascii="Times New Roman Regular" w:hAnsi="Times New Roman Regular" w:cs="Times New Roman Regular"/>
-                <w:b/>
-                <w:bCs/>
+              <w:spacing w:after="0" w:line="207" w:lineRule="exact"/>
+              <w:rPr>
+                <w:rFonts w:ascii="Times New Roman Regular" w:hAnsi="Times New Roman Regular" w:cs="Times New Roman Regular"/>
+                <w:b/>
+                <w:bCs/>
+                <w:w w:val="70"/>
+                <w:sz w:val="18"/>
+              </w:rPr>
+            </w:pPr>
+            <w:r>
+              <w:rPr>
+                <w:rFonts w:ascii="Times New Roman Regular" w:hAnsi="Times New Roman Regular" w:cs="Times New Roman Regular"/>
+                <w:b/>
+                <w:bCs/>
+                <w:w w:val="70"/>
+                <w:sz w:val="18"/>
               </w:rPr>
               <w:t>获取方法</w:t>
             </w:r>
@@ -4868,18 +5791,22 @@
           <w:p>
             <w:pPr>
               <w:snapToGrid w:val="0"/>
-              <w:spacing w:after="0" w:line="240" w:lineRule="auto"/>
-              <w:rPr>
-                <w:rFonts w:ascii="Times New Roman Regular" w:hAnsi="Times New Roman Regular" w:cs="Times New Roman Regular"/>
-                <w:b/>
-                <w:bCs/>
-              </w:rPr>
-            </w:pPr>
-            <w:r>
-              <w:rPr>
-                <w:rFonts w:ascii="Times New Roman Regular" w:hAnsi="Times New Roman Regular" w:cs="Times New Roman Regular"/>
-                <w:b/>
-                <w:bCs/>
+              <w:spacing w:after="0" w:line="207" w:lineRule="exact"/>
+              <w:rPr>
+                <w:rFonts w:ascii="Times New Roman Regular" w:hAnsi="Times New Roman Regular" w:cs="Times New Roman Regular"/>
+                <w:b/>
+                <w:bCs/>
+                <w:w w:val="70"/>
+                <w:sz w:val="18"/>
+              </w:rPr>
+            </w:pPr>
+            <w:r>
+              <w:rPr>
+                <w:rFonts w:ascii="Times New Roman Regular" w:hAnsi="Times New Roman Regular" w:cs="Times New Roman Regular"/>
+                <w:b/>
+                <w:bCs/>
+                <w:w w:val="70"/>
+                <w:sz w:val="18"/>
               </w:rPr>
               <w:t>正常</w:t>
             </w:r>
@@ -4888,6 +5815,8 @@
                 <w:rFonts w:ascii="Times New Roman Regular" w:hAnsi="Times New Roman Regular" w:cs="Times New Roman Regular"/>
                 <w:b/>
                 <w:bCs/>
+                <w:w w:val="70"/>
+                <w:sz w:val="18"/>
               </w:rPr>
               <w:t>/</w:t>
             </w:r>
@@ -4896,6 +5825,8 @@
                 <w:rFonts w:ascii="Times New Roman Regular" w:hAnsi="Times New Roman Regular" w:cs="Times New Roman Regular"/>
                 <w:b/>
                 <w:bCs/>
+                <w:w w:val="70"/>
+                <w:sz w:val="18"/>
               </w:rPr>
               <w:t>目标</w:t>
             </w:r>
@@ -4909,18 +5840,22 @@
           <w:p>
             <w:pPr>
               <w:snapToGrid w:val="0"/>
-              <w:spacing w:after="0" w:line="240" w:lineRule="auto"/>
-              <w:rPr>
-                <w:rFonts w:ascii="Times New Roman Regular" w:hAnsi="Times New Roman Regular" w:cs="Times New Roman Regular"/>
-                <w:b/>
-                <w:bCs/>
-              </w:rPr>
-            </w:pPr>
-            <w:r>
-              <w:rPr>
-                <w:rFonts w:ascii="Times New Roman Regular" w:hAnsi="Times New Roman Regular" w:cs="Times New Roman Regular"/>
-                <w:b/>
-                <w:bCs/>
+              <w:spacing w:after="0" w:line="207" w:lineRule="exact"/>
+              <w:rPr>
+                <w:rFonts w:ascii="Times New Roman Regular" w:hAnsi="Times New Roman Regular" w:cs="Times New Roman Regular"/>
+                <w:b/>
+                <w:bCs/>
+                <w:w w:val="70"/>
+                <w:sz w:val="18"/>
+              </w:rPr>
+            </w:pPr>
+            <w:r>
+              <w:rPr>
+                <w:rFonts w:ascii="Times New Roman Regular" w:hAnsi="Times New Roman Regular" w:cs="Times New Roman Regular"/>
+                <w:b/>
+                <w:bCs/>
+                <w:w w:val="70"/>
+                <w:sz w:val="18"/>
               </w:rPr>
               <w:t>预警</w:t>
             </w:r>
@@ -4935,19 +5870,23 @@
           <w:p>
             <w:pPr>
               <w:snapToGrid w:val="0"/>
-              <w:spacing w:after="0" w:line="240" w:lineRule="auto"/>
+              <w:spacing w:after="0" w:line="207" w:lineRule="exact"/>
               <w:jc w:val="center"/>
               <w:rPr>
                 <w:rFonts w:ascii="Times New Roman Regular" w:hAnsi="Times New Roman Regular" w:cs="Times New Roman Regular"/>
                 <w:b/>
                 <w:bCs/>
-              </w:rPr>
-            </w:pPr>
-            <w:r>
-              <w:rPr>
-                <w:rFonts w:ascii="Times New Roman Regular" w:hAnsi="Times New Roman Regular" w:cs="Times New Roman Regular"/>
-                <w:b/>
-                <w:bCs/>
+                <w:w w:val="70"/>
+                <w:sz w:val="18"/>
+              </w:rPr>
+            </w:pPr>
+            <w:r>
+              <w:rPr>
+                <w:rFonts w:ascii="Times New Roman Regular" w:hAnsi="Times New Roman Regular" w:cs="Times New Roman Regular"/>
+                <w:b/>
+                <w:bCs/>
+                <w:w w:val="70"/>
+                <w:sz w:val="18"/>
               </w:rPr>
               <w:t>处理</w:t>
             </w:r>
@@ -4962,14 +5901,18 @@
           <w:p>
             <w:pPr>
               <w:snapToGrid w:val="0"/>
-              <w:spacing w:after="0" w:line="240" w:lineRule="auto"/>
-              <w:rPr>
-                <w:rFonts w:ascii="Times New Roman Regular" w:hAnsi="Times New Roman Regular" w:cs="Times New Roman Regular"/>
-              </w:rPr>
-            </w:pPr>
-            <w:r>
-              <w:rPr>
-                <w:rFonts w:ascii="Times New Roman Regular" w:hAnsi="Times New Roman Regular" w:cs="Times New Roman Regular"/>
+              <w:spacing w:after="0" w:line="207" w:lineRule="exact"/>
+              <w:rPr>
+                <w:rFonts w:ascii="Times New Roman Regular" w:hAnsi="Times New Roman Regular" w:cs="Times New Roman Regular"/>
+                <w:w w:val="70"/>
+                <w:sz w:val="18"/>
+              </w:rPr>
+            </w:pPr>
+            <w:r>
+              <w:rPr>
+                <w:rFonts w:ascii="Times New Roman Regular" w:hAnsi="Times New Roman Regular" w:cs="Times New Roman Regular"/>
+                <w:w w:val="70"/>
+                <w:sz w:val="18"/>
               </w:rPr>
               <w:t>心包积液</w:t>
             </w:r>
@@ -4982,14 +5925,18 @@
           <w:p>
             <w:pPr>
               <w:snapToGrid w:val="0"/>
-              <w:spacing w:after="0" w:line="240" w:lineRule="auto"/>
-              <w:rPr>
-                <w:rFonts w:ascii="Times New Roman Regular" w:hAnsi="Times New Roman Regular" w:cs="Times New Roman Regular"/>
-              </w:rPr>
-            </w:pPr>
-            <w:r>
-              <w:rPr>
-                <w:rFonts w:ascii="Times New Roman Regular" w:hAnsi="Times New Roman Regular" w:cs="Times New Roman Regular"/>
+              <w:spacing w:after="0" w:line="207" w:lineRule="exact"/>
+              <w:rPr>
+                <w:rFonts w:ascii="Times New Roman Regular" w:hAnsi="Times New Roman Regular" w:cs="Times New Roman Regular"/>
+                <w:w w:val="70"/>
+                <w:sz w:val="18"/>
+              </w:rPr>
+            </w:pPr>
+            <w:r>
+              <w:rPr>
+                <w:rFonts w:ascii="Times New Roman Regular" w:hAnsi="Times New Roman Regular" w:cs="Times New Roman Regular"/>
+                <w:w w:val="70"/>
+                <w:sz w:val="18"/>
               </w:rPr>
               <w:t>各切面</w:t>
             </w:r>
@@ -5002,14 +5949,18 @@
           <w:p>
             <w:pPr>
               <w:snapToGrid w:val="0"/>
-              <w:spacing w:after="0" w:line="240" w:lineRule="auto"/>
-              <w:rPr>
-                <w:rFonts w:ascii="Times New Roman Regular" w:hAnsi="Times New Roman Regular" w:cs="Times New Roman Regular"/>
-              </w:rPr>
-            </w:pPr>
-            <w:r>
-              <w:rPr>
-                <w:rFonts w:ascii="Times New Roman Regular" w:hAnsi="Times New Roman Regular" w:cs="Times New Roman Regular"/>
+              <w:spacing w:after="0" w:line="207" w:lineRule="exact"/>
+              <w:rPr>
+                <w:rFonts w:ascii="Times New Roman Regular" w:hAnsi="Times New Roman Regular" w:cs="Times New Roman Regular"/>
+                <w:w w:val="70"/>
+                <w:sz w:val="18"/>
+              </w:rPr>
+            </w:pPr>
+            <w:r>
+              <w:rPr>
+                <w:rFonts w:ascii="Times New Roman Regular" w:hAnsi="Times New Roman Regular" w:cs="Times New Roman Regular"/>
+                <w:w w:val="70"/>
+                <w:sz w:val="18"/>
               </w:rPr>
               <w:t>无或少量</w:t>
             </w:r>
@@ -5022,26 +5973,34 @@
           <w:p>
             <w:pPr>
               <w:snapToGrid w:val="0"/>
-              <w:spacing w:after="0" w:line="240" w:lineRule="auto"/>
-              <w:rPr>
-                <w:rFonts w:ascii="Times New Roman Regular" w:hAnsi="Times New Roman Regular" w:cs="Times New Roman Regular"/>
-              </w:rPr>
-            </w:pPr>
-            <w:r>
-              <w:rPr>
-                <w:rFonts w:ascii="Times New Roman Regular" w:hAnsi="Times New Roman Regular" w:cs="Times New Roman Regular"/>
+              <w:spacing w:after="0" w:line="207" w:lineRule="exact"/>
+              <w:rPr>
+                <w:rFonts w:ascii="Times New Roman Regular" w:hAnsi="Times New Roman Regular" w:cs="Times New Roman Regular"/>
+                <w:w w:val="70"/>
+                <w:sz w:val="18"/>
+              </w:rPr>
+            </w:pPr>
+            <w:r>
+              <w:rPr>
+                <w:rFonts w:ascii="Times New Roman Regular" w:hAnsi="Times New Roman Regular" w:cs="Times New Roman Regular"/>
+                <w:w w:val="70"/>
+                <w:sz w:val="18"/>
               </w:rPr>
               <w:t>增多</w:t>
             </w:r>
             <w:r>
               <w:rPr>
                 <w:rFonts w:ascii="Times New Roman Regular" w:hAnsi="Times New Roman Regular" w:cs="Times New Roman Regular"/>
+                <w:w w:val="70"/>
+                <w:sz w:val="18"/>
               </w:rPr>
               <w:t>/</w:t>
             </w:r>
             <w:r>
               <w:rPr>
                 <w:rFonts w:ascii="Times New Roman Regular" w:hAnsi="Times New Roman Regular" w:cs="Times New Roman Regular"/>
+                <w:w w:val="70"/>
+                <w:sz w:val="18"/>
               </w:rPr>
               <w:t>填塞</w:t>
             </w:r>
@@ -5055,15 +6014,19 @@
           <w:p>
             <w:pPr>
               <w:snapToGrid w:val="0"/>
-              <w:spacing w:after="0" w:line="240" w:lineRule="auto"/>
+              <w:spacing w:after="0" w:line="207" w:lineRule="exact"/>
               <w:jc w:val="center"/>
               <w:rPr>
                 <w:rFonts w:ascii="Times New Roman Regular" w:hAnsi="Times New Roman Regular" w:cs="Times New Roman Regular"/>
-              </w:rPr>
-            </w:pPr>
-            <w:r>
-              <w:rPr>
-                <w:rFonts w:ascii="Times New Roman Regular" w:hAnsi="Times New Roman Regular" w:cs="Times New Roman Regular"/>
+                <w:w w:val="70"/>
+                <w:sz w:val="18"/>
+              </w:rPr>
+            </w:pPr>
+            <w:r>
+              <w:rPr>
+                <w:rFonts w:ascii="Times New Roman Regular" w:hAnsi="Times New Roman Regular" w:cs="Times New Roman Regular"/>
+                <w:w w:val="70"/>
+                <w:sz w:val="18"/>
               </w:rPr>
               <w:t>引流</w:t>
             </w:r>
@@ -5078,14 +6041,18 @@
           <w:p>
             <w:pPr>
               <w:snapToGrid w:val="0"/>
-              <w:spacing w:after="0" w:line="240" w:lineRule="auto"/>
-              <w:rPr>
-                <w:rFonts w:ascii="Times New Roman Regular" w:hAnsi="Times New Roman Regular" w:cs="Times New Roman Regular"/>
-              </w:rPr>
-            </w:pPr>
-            <w:r>
-              <w:rPr>
-                <w:rFonts w:ascii="Times New Roman Regular" w:hAnsi="Times New Roman Regular" w:cs="Times New Roman Regular"/>
+              <w:spacing w:after="0" w:line="207" w:lineRule="exact"/>
+              <w:rPr>
+                <w:rFonts w:ascii="Times New Roman Regular" w:hAnsi="Times New Roman Regular" w:cs="Times New Roman Regular"/>
+                <w:w w:val="70"/>
+                <w:sz w:val="18"/>
+              </w:rPr>
+            </w:pPr>
+            <w:r>
+              <w:rPr>
+                <w:rFonts w:ascii="Times New Roman Regular" w:hAnsi="Times New Roman Regular" w:cs="Times New Roman Regular"/>
+                <w:w w:val="70"/>
+                <w:sz w:val="18"/>
               </w:rPr>
               <w:t>胸腔积液</w:t>
             </w:r>
@@ -5098,14 +6065,18 @@
           <w:p>
             <w:pPr>
               <w:snapToGrid w:val="0"/>
-              <w:spacing w:after="0" w:line="240" w:lineRule="auto"/>
-              <w:rPr>
-                <w:rFonts w:ascii="Times New Roman Regular" w:hAnsi="Times New Roman Regular" w:cs="Times New Roman Regular"/>
-              </w:rPr>
-            </w:pPr>
-            <w:r>
-              <w:rPr>
-                <w:rFonts w:ascii="Times New Roman Regular" w:hAnsi="Times New Roman Regular" w:cs="Times New Roman Regular"/>
+              <w:spacing w:after="0" w:line="207" w:lineRule="exact"/>
+              <w:rPr>
+                <w:rFonts w:ascii="Times New Roman Regular" w:hAnsi="Times New Roman Regular" w:cs="Times New Roman Regular"/>
+                <w:w w:val="70"/>
+                <w:sz w:val="18"/>
+              </w:rPr>
+            </w:pPr>
+            <w:r>
+              <w:rPr>
+                <w:rFonts w:ascii="Times New Roman Regular" w:hAnsi="Times New Roman Regular" w:cs="Times New Roman Regular"/>
+                <w:w w:val="70"/>
+                <w:sz w:val="18"/>
               </w:rPr>
               <w:t>双侧背侧</w:t>
             </w:r>
@@ -5118,14 +6089,18 @@
           <w:p>
             <w:pPr>
               <w:snapToGrid w:val="0"/>
-              <w:spacing w:after="0" w:line="240" w:lineRule="auto"/>
-              <w:rPr>
-                <w:rFonts w:ascii="Times New Roman Regular" w:hAnsi="Times New Roman Regular" w:cs="Times New Roman Regular"/>
-              </w:rPr>
-            </w:pPr>
-            <w:r>
-              <w:rPr>
-                <w:rFonts w:ascii="Times New Roman Regular" w:hAnsi="Times New Roman Regular" w:cs="Times New Roman Regular"/>
+              <w:spacing w:after="0" w:line="207" w:lineRule="exact"/>
+              <w:rPr>
+                <w:rFonts w:ascii="Times New Roman Regular" w:hAnsi="Times New Roman Regular" w:cs="Times New Roman Regular"/>
+                <w:w w:val="70"/>
+                <w:sz w:val="18"/>
+              </w:rPr>
+            </w:pPr>
+            <w:r>
+              <w:rPr>
+                <w:rFonts w:ascii="Times New Roman Regular" w:hAnsi="Times New Roman Regular" w:cs="Times New Roman Regular"/>
+                <w:w w:val="70"/>
+                <w:sz w:val="18"/>
               </w:rPr>
               <w:t>无或少量</w:t>
             </w:r>
@@ -5138,14 +6113,18 @@
           <w:p>
             <w:pPr>
               <w:snapToGrid w:val="0"/>
-              <w:spacing w:after="0" w:line="240" w:lineRule="auto"/>
-              <w:rPr>
-                <w:rFonts w:ascii="Times New Roman Regular" w:hAnsi="Times New Roman Regular" w:cs="Times New Roman Regular"/>
-              </w:rPr>
-            </w:pPr>
-            <w:r>
-              <w:rPr>
-                <w:rFonts w:ascii="Times New Roman Regular" w:hAnsi="Times New Roman Regular" w:cs="Times New Roman Regular"/>
+              <w:spacing w:after="0" w:line="207" w:lineRule="exact"/>
+              <w:rPr>
+                <w:rFonts w:ascii="Times New Roman Regular" w:hAnsi="Times New Roman Regular" w:cs="Times New Roman Regular"/>
+                <w:w w:val="70"/>
+                <w:sz w:val="18"/>
+              </w:rPr>
+            </w:pPr>
+            <w:r>
+              <w:rPr>
+                <w:rFonts w:ascii="Times New Roman Regular" w:hAnsi="Times New Roman Regular" w:cs="Times New Roman Regular"/>
+                <w:w w:val="70"/>
+                <w:sz w:val="18"/>
               </w:rPr>
               <w:t>&gt; 50mm</w:t>
             </w:r>
@@ -5159,15 +6138,19 @@
           <w:p>
             <w:pPr>
               <w:snapToGrid w:val="0"/>
-              <w:spacing w:after="0" w:line="240" w:lineRule="auto"/>
+              <w:spacing w:after="0" w:line="207" w:lineRule="exact"/>
               <w:jc w:val="center"/>
               <w:rPr>
                 <w:rFonts w:ascii="Times New Roman Regular" w:hAnsi="Times New Roman Regular" w:cs="Times New Roman Regular"/>
-              </w:rPr>
-            </w:pPr>
-            <w:r>
-              <w:rPr>
-                <w:rFonts w:ascii="Times New Roman Regular" w:hAnsi="Times New Roman Regular" w:cs="Times New Roman Regular"/>
+                <w:w w:val="70"/>
+                <w:sz w:val="18"/>
+              </w:rPr>
+            </w:pPr>
+            <w:r>
+              <w:rPr>
+                <w:rFonts w:ascii="Times New Roman Regular" w:hAnsi="Times New Roman Regular" w:cs="Times New Roman Regular"/>
+                <w:w w:val="70"/>
+                <w:sz w:val="18"/>
               </w:rPr>
               <w:t>引流</w:t>
             </w:r>
@@ -5182,14 +6165,18 @@
           <w:p>
             <w:pPr>
               <w:snapToGrid w:val="0"/>
-              <w:spacing w:after="0" w:line="240" w:lineRule="auto"/>
-              <w:rPr>
-                <w:rFonts w:ascii="Times New Roman Regular" w:hAnsi="Times New Roman Regular" w:cs="Times New Roman Regular"/>
-              </w:rPr>
-            </w:pPr>
-            <w:r>
-              <w:rPr>
-                <w:rFonts w:ascii="Times New Roman Regular" w:hAnsi="Times New Roman Regular" w:cs="Times New Roman Regular"/>
+              <w:spacing w:after="0" w:line="207" w:lineRule="exact"/>
+              <w:rPr>
+                <w:rFonts w:ascii="Times New Roman Regular" w:hAnsi="Times New Roman Regular" w:cs="Times New Roman Regular"/>
+                <w:w w:val="70"/>
+                <w:sz w:val="18"/>
+              </w:rPr>
+            </w:pPr>
+            <w:r>
+              <w:rPr>
+                <w:rFonts w:ascii="Times New Roman Regular" w:hAnsi="Times New Roman Regular" w:cs="Times New Roman Regular"/>
+                <w:w w:val="70"/>
+                <w:sz w:val="18"/>
               </w:rPr>
               <w:t>置管处</w:t>
             </w:r>
@@ -5202,14 +6189,18 @@
           <w:p>
             <w:pPr>
               <w:snapToGrid w:val="0"/>
-              <w:spacing w:after="0" w:line="240" w:lineRule="auto"/>
-              <w:rPr>
-                <w:rFonts w:ascii="Times New Roman Regular" w:hAnsi="Times New Roman Regular" w:cs="Times New Roman Regular"/>
-              </w:rPr>
-            </w:pPr>
-            <w:r>
-              <w:rPr>
-                <w:rFonts w:ascii="Times New Roman Regular" w:hAnsi="Times New Roman Regular" w:cs="Times New Roman Regular"/>
+              <w:spacing w:after="0" w:line="207" w:lineRule="exact"/>
+              <w:rPr>
+                <w:rFonts w:ascii="Times New Roman Regular" w:hAnsi="Times New Roman Regular" w:cs="Times New Roman Regular"/>
+                <w:w w:val="70"/>
+                <w:sz w:val="18"/>
+              </w:rPr>
+            </w:pPr>
+            <w:r>
+              <w:rPr>
+                <w:rFonts w:ascii="Times New Roman Regular" w:hAnsi="Times New Roman Regular" w:cs="Times New Roman Regular"/>
+                <w:w w:val="70"/>
+                <w:sz w:val="18"/>
               </w:rPr>
               <w:t>穿刺点</w:t>
             </w:r>
@@ -5222,14 +6213,18 @@
           <w:p>
             <w:pPr>
               <w:snapToGrid w:val="0"/>
-              <w:spacing w:after="0" w:line="240" w:lineRule="auto"/>
-              <w:rPr>
-                <w:rFonts w:ascii="Times New Roman Regular" w:hAnsi="Times New Roman Regular" w:cs="Times New Roman Regular"/>
-              </w:rPr>
-            </w:pPr>
-            <w:r>
-              <w:rPr>
-                <w:rFonts w:ascii="Times New Roman Regular" w:hAnsi="Times New Roman Regular" w:cs="Times New Roman Regular"/>
+              <w:spacing w:after="0" w:line="207" w:lineRule="exact"/>
+              <w:rPr>
+                <w:rFonts w:ascii="Times New Roman Regular" w:hAnsi="Times New Roman Regular" w:cs="Times New Roman Regular"/>
+                <w:w w:val="70"/>
+                <w:sz w:val="18"/>
+              </w:rPr>
+            </w:pPr>
+            <w:r>
+              <w:rPr>
+                <w:rFonts w:ascii="Times New Roman Regular" w:hAnsi="Times New Roman Regular" w:cs="Times New Roman Regular"/>
+                <w:w w:val="70"/>
+                <w:sz w:val="18"/>
               </w:rPr>
               <w:t>无血肿</w:t>
             </w:r>
@@ -5242,26 +6237,34 @@
           <w:p>
             <w:pPr>
               <w:snapToGrid w:val="0"/>
-              <w:spacing w:after="0" w:line="240" w:lineRule="auto"/>
-              <w:rPr>
-                <w:rFonts w:ascii="Times New Roman Regular" w:hAnsi="Times New Roman Regular" w:cs="Times New Roman Regular"/>
-              </w:rPr>
-            </w:pPr>
-            <w:r>
-              <w:rPr>
-                <w:rFonts w:ascii="Times New Roman Regular" w:hAnsi="Times New Roman Regular" w:cs="Times New Roman Regular"/>
+              <w:spacing w:after="0" w:line="207" w:lineRule="exact"/>
+              <w:rPr>
+                <w:rFonts w:ascii="Times New Roman Regular" w:hAnsi="Times New Roman Regular" w:cs="Times New Roman Regular"/>
+                <w:w w:val="70"/>
+                <w:sz w:val="18"/>
+              </w:rPr>
+            </w:pPr>
+            <w:r>
+              <w:rPr>
+                <w:rFonts w:ascii="Times New Roman Regular" w:hAnsi="Times New Roman Regular" w:cs="Times New Roman Regular"/>
+                <w:w w:val="70"/>
+                <w:sz w:val="18"/>
               </w:rPr>
               <w:t>血肿</w:t>
             </w:r>
             <w:r>
               <w:rPr>
                 <w:rFonts w:ascii="Times New Roman Regular" w:hAnsi="Times New Roman Regular" w:cs="Times New Roman Regular"/>
+                <w:w w:val="70"/>
+                <w:sz w:val="18"/>
               </w:rPr>
               <w:t>/</w:t>
             </w:r>
             <w:r>
               <w:rPr>
                 <w:rFonts w:ascii="Times New Roman Regular" w:hAnsi="Times New Roman Regular" w:cs="Times New Roman Regular"/>
+                <w:w w:val="70"/>
+                <w:sz w:val="18"/>
               </w:rPr>
               <w:t>假性动脉瘤</w:t>
             </w:r>
@@ -5275,27 +6278,35 @@
           <w:p>
             <w:pPr>
               <w:snapToGrid w:val="0"/>
-              <w:spacing w:after="0" w:line="240" w:lineRule="auto"/>
+              <w:spacing w:after="0" w:line="207" w:lineRule="exact"/>
               <w:jc w:val="center"/>
               <w:rPr>
                 <w:rFonts w:ascii="Times New Roman Regular" w:hAnsi="Times New Roman Regular" w:cs="Times New Roman Regular"/>
-              </w:rPr>
-            </w:pPr>
-            <w:r>
-              <w:rPr>
-                <w:rFonts w:ascii="Times New Roman Regular" w:hAnsi="Times New Roman Regular" w:cs="Times New Roman Regular"/>
+                <w:w w:val="70"/>
+                <w:sz w:val="18"/>
+              </w:rPr>
+            </w:pPr>
+            <w:r>
+              <w:rPr>
+                <w:rFonts w:ascii="Times New Roman Regular" w:hAnsi="Times New Roman Regular" w:cs="Times New Roman Regular"/>
+                <w:w w:val="70"/>
+                <w:sz w:val="18"/>
               </w:rPr>
               <w:t>加压</w:t>
             </w:r>
             <w:r>
               <w:rPr>
                 <w:rFonts w:ascii="Times New Roman Regular" w:hAnsi="Times New Roman Regular" w:cs="Times New Roman Regular"/>
+                <w:w w:val="70"/>
+                <w:sz w:val="18"/>
               </w:rPr>
               <w:t>/</w:t>
             </w:r>
             <w:r>
               <w:rPr>
                 <w:rFonts w:ascii="Times New Roman Regular" w:hAnsi="Times New Roman Regular" w:cs="Times New Roman Regular"/>
+                <w:w w:val="70"/>
+                <w:sz w:val="18"/>
               </w:rPr>
               <w:t>外科评估</w:t>
             </w:r>
@@ -5310,9 +6321,11 @@
           <w:p>
             <w:pPr>
               <w:snapToGrid w:val="0"/>
-              <w:spacing w:after="0" w:line="240" w:lineRule="auto"/>
-              <w:rPr>
-                <w:rFonts w:ascii="Times New Roman Regular" w:hAnsi="Times New Roman Regular" w:cs="Times New Roman Regular"/>
+              <w:spacing w:after="0" w:line="207" w:lineRule="exact"/>
+              <w:rPr>
+                <w:rFonts w:ascii="Times New Roman Regular" w:hAnsi="Times New Roman Regular" w:cs="Times New Roman Regular"/>
+                <w:w w:val="70"/>
+                <w:sz w:val="18"/>
               </w:rPr>
             </w:pPr>
           </w:p>
@@ -5324,9 +6337,11 @@
           <w:p>
             <w:pPr>
               <w:snapToGrid w:val="0"/>
-              <w:spacing w:after="0" w:line="240" w:lineRule="auto"/>
-              <w:rPr>
-                <w:rFonts w:ascii="Times New Roman Regular" w:hAnsi="Times New Roman Regular" w:cs="Times New Roman Regular"/>
+              <w:spacing w:after="0" w:line="207" w:lineRule="exact"/>
+              <w:rPr>
+                <w:rFonts w:ascii="Times New Roman Regular" w:hAnsi="Times New Roman Regular" w:cs="Times New Roman Regular"/>
+                <w:w w:val="70"/>
+                <w:sz w:val="18"/>
               </w:rPr>
             </w:pPr>
           </w:p>
@@ -5338,9 +6353,11 @@
           <w:p>
             <w:pPr>
               <w:snapToGrid w:val="0"/>
-              <w:spacing w:after="0" w:line="240" w:lineRule="auto"/>
-              <w:rPr>
-                <w:rFonts w:ascii="Times New Roman Regular" w:hAnsi="Times New Roman Regular" w:cs="Times New Roman Regular"/>
+              <w:spacing w:after="0" w:line="207" w:lineRule="exact"/>
+              <w:rPr>
+                <w:rFonts w:ascii="Times New Roman Regular" w:hAnsi="Times New Roman Regular" w:cs="Times New Roman Regular"/>
+                <w:w w:val="70"/>
+                <w:sz w:val="18"/>
               </w:rPr>
             </w:pPr>
           </w:p>
@@ -5352,9 +6369,11 @@
           <w:p>
             <w:pPr>
               <w:snapToGrid w:val="0"/>
-              <w:spacing w:after="0" w:line="240" w:lineRule="auto"/>
-              <w:rPr>
-                <w:rFonts w:ascii="Times New Roman Regular" w:hAnsi="Times New Roman Regular" w:cs="Times New Roman Regular"/>
+              <w:spacing w:after="0" w:line="207" w:lineRule="exact"/>
+              <w:rPr>
+                <w:rFonts w:ascii="Times New Roman Regular" w:hAnsi="Times New Roman Regular" w:cs="Times New Roman Regular"/>
+                <w:w w:val="70"/>
+                <w:sz w:val="18"/>
               </w:rPr>
             </w:pPr>
           </w:p>
@@ -5367,10 +6386,12 @@
           <w:p>
             <w:pPr>
               <w:snapToGrid w:val="0"/>
-              <w:spacing w:after="0" w:line="240" w:lineRule="auto"/>
+              <w:spacing w:after="0" w:line="207" w:lineRule="exact"/>
               <w:jc w:val="center"/>
               <w:rPr>
                 <w:rFonts w:ascii="Times New Roman Regular" w:hAnsi="Times New Roman Regular" w:cs="Times New Roman Regular"/>
+                <w:w w:val="70"/>
+                <w:sz w:val="18"/>
               </w:rPr>
             </w:pPr>
           </w:p>
@@ -5389,9 +6410,11 @@
                 <w:tab w:val="left" w:pos="1883"/>
               </w:tabs>
               <w:snapToGrid w:val="0"/>
-              <w:spacing w:after="0" w:line="240" w:lineRule="auto"/>
-              <w:rPr>
-                <w:rFonts w:ascii="Times New Roman Regular" w:hAnsi="Times New Roman Regular" w:cs="Times New Roman Regular"/>
+              <w:spacing w:after="0" w:line="207" w:lineRule="exact"/>
+              <w:rPr>
+                <w:rFonts w:ascii="Times New Roman Regular" w:hAnsi="Times New Roman Regular" w:cs="Times New Roman Regular"/>
+                <w:w w:val="70"/>
+                <w:sz w:val="18"/>
               </w:rPr>
             </w:pPr>
             <w:r>
@@ -5399,6 +6422,8 @@
                 <w:rFonts w:ascii="Times New Roman Regular" w:hAnsi="Times New Roman Regular" w:cs="Times New Roman Regular" w:hint="eastAsia"/>
                 <w:b/>
                 <w:bCs/>
+                <w:w w:val="70"/>
+                <w:sz w:val="18"/>
               </w:rPr>
               <w:t>E</w:t>
             </w:r>
@@ -5407,6 +6432,8 @@
                 <w:rFonts w:ascii="Times New Roman Regular" w:hAnsi="Times New Roman Regular" w:cs="Times New Roman Regular"/>
                 <w:b/>
                 <w:bCs/>
+                <w:w w:val="70"/>
+                <w:sz w:val="18"/>
               </w:rPr>
               <w:t xml:space="preserve">CMO </w:t>
             </w:r>
@@ -5415,6 +6442,8 @@
                 <w:rFonts w:ascii="Times New Roman Regular" w:hAnsi="Times New Roman Regular" w:cs="Times New Roman Regular"/>
                 <w:b/>
                 <w:bCs/>
+                <w:w w:val="70"/>
+                <w:sz w:val="18"/>
               </w:rPr>
               <w:t>心包填塞极易漏诊（</w:t>
             </w:r>
@@ -5423,6 +6452,8 @@
                 <w:rFonts w:ascii="Times New Roman Regular" w:hAnsi="Times New Roman Regular" w:cs="Times New Roman Regular"/>
                 <w:b/>
                 <w:bCs/>
+                <w:w w:val="70"/>
+                <w:sz w:val="18"/>
               </w:rPr>
               <w:t>ELSO 2026</w:t>
             </w:r>
@@ -5431,36 +6462,48 @@
                 <w:rFonts w:ascii="Times New Roman Regular" w:hAnsi="Times New Roman Regular" w:cs="Times New Roman Regular"/>
                 <w:b/>
                 <w:bCs/>
+                <w:w w:val="70"/>
+                <w:sz w:val="18"/>
               </w:rPr>
               <w:t>）：</w:t>
             </w:r>
             <w:r>
               <w:rPr>
                 <w:rFonts w:ascii="Times New Roman Regular" w:hAnsi="Times New Roman Regular" w:cs="Times New Roman Regular"/>
+                <w:w w:val="70"/>
+                <w:sz w:val="18"/>
               </w:rPr>
               <w:t>经典征象在</w:t>
             </w:r>
             <w:r>
               <w:rPr>
                 <w:rFonts w:ascii="Times New Roman Regular" w:hAnsi="Times New Roman Regular" w:cs="Times New Roman Regular"/>
+                <w:w w:val="70"/>
+                <w:sz w:val="18"/>
               </w:rPr>
               <w:t xml:space="preserve"> ECMO </w:t>
             </w:r>
             <w:r>
               <w:rPr>
                 <w:rFonts w:ascii="Times New Roman Regular" w:hAnsi="Times New Roman Regular" w:cs="Times New Roman Regular"/>
+                <w:w w:val="70"/>
+                <w:sz w:val="18"/>
               </w:rPr>
               <w:t>上可能完全缺如</w:t>
             </w:r>
             <w:r>
               <w:rPr>
                 <w:rFonts w:ascii="Times New Roman Regular" w:hAnsi="Times New Roman Regular" w:cs="Times New Roman Regular"/>
+                <w:w w:val="70"/>
+                <w:sz w:val="18"/>
               </w:rPr>
               <w:t xml:space="preserve">——VV </w:t>
             </w:r>
             <w:r>
               <w:rPr>
                 <w:rFonts w:ascii="Times New Roman Regular" w:hAnsi="Times New Roman Regular" w:cs="Times New Roman Regular"/>
+                <w:w w:val="70"/>
+                <w:sz w:val="18"/>
               </w:rPr>
               <w:t>低潮气量肺休息时经瓣膜呼吸变异也可消失。</w:t>
             </w:r>
@@ -5471,28 +6514,36 @@
                 <w:tab w:val="left" w:pos="1883"/>
               </w:tabs>
               <w:snapToGrid w:val="0"/>
-              <w:spacing w:after="0" w:line="240" w:lineRule="auto"/>
-              <w:rPr>
-                <w:rFonts w:ascii="Times New Roman Regular" w:hAnsi="Times New Roman Regular" w:cs="Times New Roman Regular"/>
-                <w:b/>
-                <w:bCs/>
-              </w:rPr>
-            </w:pPr>
-            <w:r>
-              <w:rPr>
-                <w:rFonts w:ascii="Times New Roman Regular" w:hAnsi="Times New Roman Regular" w:cs="Times New Roman Regular"/>
+              <w:spacing w:after="0" w:line="207" w:lineRule="exact"/>
+              <w:rPr>
+                <w:rFonts w:ascii="Times New Roman Regular" w:hAnsi="Times New Roman Regular" w:cs="Times New Roman Regular"/>
+                <w:b/>
+                <w:bCs/>
+                <w:w w:val="70"/>
+                <w:sz w:val="18"/>
+              </w:rPr>
+            </w:pPr>
+            <w:r>
+              <w:rPr>
+                <w:rFonts w:ascii="Times New Roman Regular" w:hAnsi="Times New Roman Regular" w:cs="Times New Roman Regular"/>
+                <w:w w:val="70"/>
+                <w:sz w:val="18"/>
               </w:rPr>
               <w:t>有积液</w:t>
             </w:r>
             <w:r>
               <w:rPr>
                 <w:rFonts w:ascii="Times New Roman Regular" w:hAnsi="Times New Roman Regular" w:cs="Times New Roman Regular"/>
+                <w:w w:val="70"/>
+                <w:sz w:val="18"/>
               </w:rPr>
               <w:t xml:space="preserve"> → </w:t>
             </w:r>
             <w:r>
               <w:rPr>
                 <w:rFonts w:ascii="Times New Roman Regular" w:hAnsi="Times New Roman Regular" w:cs="Times New Roman Regular"/>
+                <w:w w:val="70"/>
+                <w:sz w:val="18"/>
               </w:rPr>
               <w:t>至少每日超声追踪；可疑表现：引流失效、入口负压增大、搏动消失、撤机失败。</w:t>
             </w:r>
@@ -5512,19 +6563,23 @@
                 <w:tab w:val="left" w:pos="1883"/>
               </w:tabs>
               <w:snapToGrid w:val="0"/>
-              <w:spacing w:after="0" w:line="240" w:lineRule="auto"/>
+              <w:spacing w:after="0" w:line="207" w:lineRule="exact"/>
               <w:jc w:val="center"/>
               <w:rPr>
                 <w:rFonts w:ascii="Times New Roman Regular" w:hAnsi="Times New Roman Regular" w:cs="Times New Roman Regular"/>
                 <w:b/>
                 <w:bCs/>
-              </w:rPr>
-            </w:pPr>
-            <w:r>
-              <w:rPr>
-                <w:rFonts w:ascii="Times New Roman Regular" w:hAnsi="Times New Roman Regular" w:cs="Times New Roman Regular"/>
-                <w:b/>
-                <w:bCs/>
+                <w:w w:val="70"/>
+                <w:sz w:val="18"/>
+              </w:rPr>
+            </w:pPr>
+            <w:r>
+              <w:rPr>
+                <w:rFonts w:ascii="Times New Roman Regular" w:hAnsi="Times New Roman Regular" w:cs="Times New Roman Regular"/>
+                <w:b/>
+                <w:bCs/>
+                <w:w w:val="70"/>
+                <w:sz w:val="18"/>
               </w:rPr>
               <w:t>检查项</w:t>
             </w:r>
@@ -5543,19 +6598,23 @@
                 <w:tab w:val="left" w:pos="1883"/>
               </w:tabs>
               <w:snapToGrid w:val="0"/>
-              <w:spacing w:after="0" w:line="240" w:lineRule="auto"/>
+              <w:spacing w:after="0" w:line="207" w:lineRule="exact"/>
               <w:jc w:val="center"/>
               <w:rPr>
                 <w:rFonts w:ascii="Times New Roman Regular" w:hAnsi="Times New Roman Regular" w:cs="Times New Roman Regular"/>
                 <w:b/>
                 <w:bCs/>
-              </w:rPr>
-            </w:pPr>
-            <w:r>
-              <w:rPr>
-                <w:rFonts w:ascii="Times New Roman Regular" w:hAnsi="Times New Roman Regular" w:cs="Times New Roman Regular"/>
-                <w:b/>
-                <w:bCs/>
+                <w:w w:val="70"/>
+                <w:sz w:val="18"/>
+              </w:rPr>
+            </w:pPr>
+            <w:r>
+              <w:rPr>
+                <w:rFonts w:ascii="Times New Roman Regular" w:hAnsi="Times New Roman Regular" w:cs="Times New Roman Regular"/>
+                <w:b/>
+                <w:bCs/>
+                <w:w w:val="70"/>
+                <w:sz w:val="18"/>
               </w:rPr>
               <w:t>要点</w:t>
             </w:r>
@@ -5573,14 +6632,18 @@
                 <w:tab w:val="left" w:pos="1883"/>
               </w:tabs>
               <w:snapToGrid w:val="0"/>
-              <w:spacing w:after="0" w:line="240" w:lineRule="auto"/>
-              <w:rPr>
-                <w:rFonts w:ascii="Times New Roman Regular" w:hAnsi="Times New Roman Regular" w:cs="Times New Roman Regular"/>
-              </w:rPr>
-            </w:pPr>
-            <w:r>
-              <w:rPr>
-                <w:rFonts w:ascii="Times New Roman Regular" w:hAnsi="Times New Roman Regular" w:cs="Times New Roman Regular"/>
+              <w:spacing w:after="0" w:line="207" w:lineRule="exact"/>
+              <w:rPr>
+                <w:rFonts w:ascii="Times New Roman Regular" w:hAnsi="Times New Roman Regular" w:cs="Times New Roman Regular"/>
+                <w:w w:val="70"/>
+                <w:sz w:val="18"/>
+              </w:rPr>
+            </w:pPr>
+            <w:r>
+              <w:rPr>
+                <w:rFonts w:ascii="Times New Roman Regular" w:hAnsi="Times New Roman Regular" w:cs="Times New Roman Regular"/>
+                <w:w w:val="70"/>
+                <w:sz w:val="18"/>
               </w:rPr>
               <w:t>肺部超声趋势追踪（核心）</w:t>
             </w:r>
@@ -5597,134 +6660,178 @@
                 <w:tab w:val="left" w:pos="1883"/>
               </w:tabs>
               <w:snapToGrid w:val="0"/>
-              <w:spacing w:after="0" w:line="240" w:lineRule="auto"/>
-              <w:rPr>
-                <w:rFonts w:ascii="Times New Roman Regular" w:hAnsi="Times New Roman Regular" w:cs="Times New Roman Regular"/>
-              </w:rPr>
-            </w:pPr>
-            <w:r>
-              <w:rPr>
-                <w:rFonts w:ascii="Times New Roman Regular" w:hAnsi="Times New Roman Regular" w:cs="Times New Roman Regular"/>
+              <w:spacing w:after="0" w:line="207" w:lineRule="exact"/>
+              <w:rPr>
+                <w:rFonts w:ascii="Times New Roman Regular" w:hAnsi="Times New Roman Regular" w:cs="Times New Roman Regular"/>
+                <w:w w:val="70"/>
+                <w:sz w:val="18"/>
+              </w:rPr>
+            </w:pPr>
+            <w:r>
+              <w:rPr>
+                <w:rFonts w:ascii="Times New Roman Regular" w:hAnsi="Times New Roman Regular" w:cs="Times New Roman Regular"/>
+                <w:w w:val="70"/>
+                <w:sz w:val="18"/>
               </w:rPr>
               <w:t>从</w:t>
             </w:r>
             <w:r>
               <w:rPr>
                 <w:rFonts w:ascii="Times New Roman Regular" w:hAnsi="Times New Roman Regular" w:cs="Times New Roman Regular"/>
+                <w:w w:val="70"/>
+                <w:sz w:val="18"/>
               </w:rPr>
               <w:t>"</w:t>
             </w:r>
             <w:r>
               <w:rPr>
                 <w:rFonts w:ascii="Times New Roman Regular" w:hAnsi="Times New Roman Regular" w:cs="Times New Roman Regular"/>
+                <w:w w:val="70"/>
+                <w:sz w:val="18"/>
               </w:rPr>
               <w:t>白肺</w:t>
             </w:r>
             <w:r>
               <w:rPr>
                 <w:rFonts w:ascii="Times New Roman Regular" w:hAnsi="Times New Roman Regular" w:cs="Times New Roman Regular"/>
+                <w:w w:val="70"/>
+                <w:sz w:val="18"/>
               </w:rPr>
               <w:t xml:space="preserve">"→ B </w:t>
             </w:r>
             <w:r>
               <w:rPr>
                 <w:rFonts w:ascii="Times New Roman Regular" w:hAnsi="Times New Roman Regular" w:cs="Times New Roman Regular"/>
+                <w:w w:val="70"/>
+                <w:sz w:val="18"/>
               </w:rPr>
               <w:t>线减少</w:t>
             </w:r>
             <w:r>
               <w:rPr>
                 <w:rFonts w:ascii="Times New Roman Regular" w:hAnsi="Times New Roman Regular" w:cs="Times New Roman Regular"/>
+                <w:w w:val="70"/>
+                <w:sz w:val="18"/>
               </w:rPr>
               <w:t xml:space="preserve"> → A </w:t>
             </w:r>
             <w:r>
               <w:rPr>
                 <w:rFonts w:ascii="Times New Roman Regular" w:hAnsi="Times New Roman Regular" w:cs="Times New Roman Regular"/>
+                <w:w w:val="70"/>
+                <w:sz w:val="18"/>
               </w:rPr>
               <w:t>线出现</w:t>
             </w:r>
             <w:r>
               <w:rPr>
                 <w:rFonts w:ascii="Times New Roman Regular" w:hAnsi="Times New Roman Regular" w:cs="Times New Roman Regular"/>
+                <w:w w:val="70"/>
+                <w:sz w:val="18"/>
               </w:rPr>
               <w:t xml:space="preserve"> </w:t>
             </w:r>
             <w:r>
               <w:rPr>
                 <w:rFonts w:ascii="Segoe UI Symbol" w:hAnsi="Segoe UI Symbol" w:cs="Times New Roman Regular"/>
+                <w:w w:val="70"/>
+                <w:sz w:val="18"/>
               </w:rPr>
               <w:t>≈</w:t>
             </w:r>
             <w:r>
               <w:rPr>
                 <w:rFonts w:ascii="Times New Roman Regular" w:hAnsi="Times New Roman Regular" w:cs="Times New Roman Regular"/>
+                <w:w w:val="70"/>
+                <w:sz w:val="18"/>
               </w:rPr>
               <w:t xml:space="preserve"> </w:t>
             </w:r>
             <w:r>
               <w:rPr>
                 <w:rFonts w:ascii="Times New Roman Regular" w:hAnsi="Times New Roman Regular" w:cs="Times New Roman Regular"/>
+                <w:w w:val="70"/>
+                <w:sz w:val="18"/>
               </w:rPr>
               <w:t>肺恢复</w:t>
             </w:r>
             <w:r>
               <w:rPr>
                 <w:rFonts w:ascii="Times New Roman Regular" w:hAnsi="Times New Roman Regular" w:cs="Times New Roman Regular"/>
+                <w:w w:val="70"/>
+                <w:sz w:val="18"/>
               </w:rPr>
               <w:t>——</w:t>
             </w:r>
             <w:r>
               <w:rPr>
                 <w:rFonts w:ascii="Times New Roman Regular" w:hAnsi="Times New Roman Regular" w:cs="Times New Roman Regular"/>
+                <w:w w:val="70"/>
+                <w:sz w:val="18"/>
               </w:rPr>
               <w:t>这是</w:t>
             </w:r>
             <w:r>
               <w:rPr>
                 <w:rFonts w:ascii="Times New Roman Regular" w:hAnsi="Times New Roman Regular" w:cs="Times New Roman Regular"/>
+                <w:w w:val="70"/>
+                <w:sz w:val="18"/>
               </w:rPr>
               <w:t xml:space="preserve"> VV </w:t>
             </w:r>
             <w:r>
               <w:rPr>
                 <w:rFonts w:ascii="Times New Roman Regular" w:hAnsi="Times New Roman Regular" w:cs="Times New Roman Regular"/>
+                <w:w w:val="70"/>
+                <w:sz w:val="18"/>
               </w:rPr>
               <w:t>撤机的最重要影像依据。记录各区</w:t>
             </w:r>
             <w:r>
               <w:rPr>
                 <w:rFonts w:ascii="Times New Roman Regular" w:hAnsi="Times New Roman Regular" w:cs="Times New Roman Regular"/>
+                <w:w w:val="70"/>
+                <w:sz w:val="18"/>
               </w:rPr>
               <w:t xml:space="preserve"> A/B/</w:t>
             </w:r>
             <w:r>
               <w:rPr>
                 <w:rFonts w:ascii="Times New Roman Regular" w:hAnsi="Times New Roman Regular" w:cs="Times New Roman Regular"/>
+                <w:w w:val="70"/>
+                <w:sz w:val="18"/>
               </w:rPr>
               <w:t>实变分布，比单纯写</w:t>
             </w:r>
             <w:r>
               <w:rPr>
                 <w:rFonts w:ascii="Times New Roman Regular" w:hAnsi="Times New Roman Regular" w:cs="Times New Roman Regular"/>
+                <w:w w:val="70"/>
+                <w:sz w:val="18"/>
               </w:rPr>
               <w:t>"</w:t>
             </w:r>
             <w:r>
               <w:rPr>
                 <w:rFonts w:ascii="Times New Roman Regular" w:hAnsi="Times New Roman Regular" w:cs="Times New Roman Regular"/>
+                <w:w w:val="70"/>
+                <w:sz w:val="18"/>
               </w:rPr>
               <w:t>有改善</w:t>
             </w:r>
             <w:r>
               <w:rPr>
                 <w:rFonts w:ascii="Times New Roman Regular" w:hAnsi="Times New Roman Regular" w:cs="Times New Roman Regular"/>
+                <w:w w:val="70"/>
+                <w:sz w:val="18"/>
               </w:rPr>
               <w:t>"</w:t>
             </w:r>
             <w:r>
               <w:rPr>
                 <w:rFonts w:ascii="Times New Roman Regular" w:hAnsi="Times New Roman Regular" w:cs="Times New Roman Regular"/>
+                <w:w w:val="70"/>
+                <w:sz w:val="18"/>
               </w:rPr>
               <w:t>更有价值。</w:t>
             </w:r>
@@ -5742,14 +6849,18 @@
                 <w:tab w:val="left" w:pos="1883"/>
               </w:tabs>
               <w:snapToGrid w:val="0"/>
-              <w:spacing w:after="0" w:line="240" w:lineRule="auto"/>
-              <w:rPr>
-                <w:rFonts w:ascii="Times New Roman Regular" w:hAnsi="Times New Roman Regular" w:cs="Times New Roman Regular"/>
-              </w:rPr>
-            </w:pPr>
-            <w:r>
-              <w:rPr>
-                <w:rFonts w:ascii="Times New Roman Regular" w:hAnsi="Times New Roman Regular" w:cs="Times New Roman Regular"/>
+              <w:spacing w:after="0" w:line="207" w:lineRule="exact"/>
+              <w:rPr>
+                <w:rFonts w:ascii="Times New Roman Regular" w:hAnsi="Times New Roman Regular" w:cs="Times New Roman Regular"/>
+                <w:w w:val="70"/>
+                <w:sz w:val="18"/>
+              </w:rPr>
+            </w:pPr>
+            <w:r>
+              <w:rPr>
+                <w:rFonts w:ascii="Times New Roman Regular" w:hAnsi="Times New Roman Regular" w:cs="Times New Roman Regular"/>
+                <w:w w:val="70"/>
+                <w:sz w:val="18"/>
               </w:rPr>
               <w:t>右心功能</w:t>
             </w:r>
@@ -5766,68 +6877,90 @@
                 <w:tab w:val="left" w:pos="1883"/>
               </w:tabs>
               <w:snapToGrid w:val="0"/>
-              <w:spacing w:after="0" w:line="240" w:lineRule="auto"/>
-              <w:rPr>
-                <w:rFonts w:ascii="Times New Roman Regular" w:hAnsi="Times New Roman Regular" w:cs="Times New Roman Regular"/>
-              </w:rPr>
-            </w:pPr>
-            <w:r>
-              <w:rPr>
-                <w:rFonts w:ascii="Times New Roman Regular" w:hAnsi="Times New Roman Regular" w:cs="Times New Roman Regular"/>
+              <w:spacing w:after="0" w:line="207" w:lineRule="exact"/>
+              <w:rPr>
+                <w:rFonts w:ascii="Times New Roman Regular" w:hAnsi="Times New Roman Regular" w:cs="Times New Roman Regular"/>
+                <w:w w:val="70"/>
+                <w:sz w:val="18"/>
+              </w:rPr>
+            </w:pPr>
+            <w:r>
+              <w:rPr>
+                <w:rFonts w:ascii="Times New Roman Regular" w:hAnsi="Times New Roman Regular" w:cs="Times New Roman Regular"/>
+                <w:w w:val="70"/>
+                <w:sz w:val="18"/>
               </w:rPr>
               <w:t>TAPSE &lt; 14 →</w:t>
             </w:r>
             <w:r>
               <w:rPr>
                 <w:rFonts w:ascii="Times New Roman Regular" w:hAnsi="Times New Roman Regular" w:cs="Times New Roman Regular"/>
+                <w:w w:val="70"/>
+                <w:sz w:val="18"/>
               </w:rPr>
               <w:t>右心衰预警；</w:t>
             </w:r>
             <w:r>
               <w:rPr>
                 <w:rFonts w:ascii="Times New Roman Regular" w:hAnsi="Times New Roman Regular" w:cs="Times New Roman Regular"/>
+                <w:w w:val="70"/>
+                <w:sz w:val="18"/>
               </w:rPr>
               <w:t>TR Vmax &gt; 2.8→</w:t>
             </w:r>
             <w:r>
               <w:rPr>
                 <w:rFonts w:ascii="Times New Roman Regular" w:hAnsi="Times New Roman Regular" w:cs="Times New Roman Regular"/>
+                <w:w w:val="70"/>
+                <w:sz w:val="18"/>
               </w:rPr>
               <w:t>肺高压；室间隔</w:t>
             </w:r>
             <w:r>
               <w:rPr>
                 <w:rFonts w:ascii="Times New Roman Regular" w:hAnsi="Times New Roman Regular" w:cs="Times New Roman Regular"/>
+                <w:w w:val="70"/>
+                <w:sz w:val="18"/>
               </w:rPr>
               <w:t xml:space="preserve"> D </w:t>
             </w:r>
             <w:r>
               <w:rPr>
                 <w:rFonts w:ascii="Times New Roman Regular" w:hAnsi="Times New Roman Regular" w:cs="Times New Roman Regular"/>
+                <w:w w:val="70"/>
+                <w:sz w:val="18"/>
               </w:rPr>
               <w:t>形</w:t>
             </w:r>
             <w:r>
               <w:rPr>
                 <w:rFonts w:ascii="Times New Roman Regular" w:hAnsi="Times New Roman Regular" w:cs="Times New Roman Regular"/>
+                <w:w w:val="70"/>
+                <w:sz w:val="18"/>
               </w:rPr>
               <w:t>→</w:t>
             </w:r>
             <w:r>
               <w:rPr>
                 <w:rFonts w:ascii="Times New Roman Regular" w:hAnsi="Times New Roman Regular" w:cs="Times New Roman Regular"/>
+                <w:w w:val="70"/>
+                <w:sz w:val="18"/>
               </w:rPr>
               <w:t>急性肺心病</w:t>
             </w:r>
             <w:r>
               <w:rPr>
                 <w:rFonts w:ascii="Times New Roman Regular" w:hAnsi="Times New Roman Regular" w:cs="Times New Roman Regular"/>
+                <w:w w:val="70"/>
+                <w:sz w:val="18"/>
               </w:rPr>
               <w:t>→</w:t>
             </w:r>
             <w:r>
               <w:rPr>
                 <w:rFonts w:ascii="Times New Roman Regular" w:hAnsi="Times New Roman Regular" w:cs="Times New Roman Regular"/>
+                <w:w w:val="70"/>
+                <w:sz w:val="18"/>
               </w:rPr>
               <w:t>评估是否需转换模式</w:t>
             </w:r>
@@ -5845,14 +6978,18 @@
                 <w:tab w:val="left" w:pos="1883"/>
               </w:tabs>
               <w:snapToGrid w:val="0"/>
-              <w:spacing w:after="0" w:line="240" w:lineRule="auto"/>
-              <w:rPr>
-                <w:rFonts w:ascii="Times New Roman Regular" w:hAnsi="Times New Roman Regular" w:cs="Times New Roman Regular"/>
-              </w:rPr>
-            </w:pPr>
-            <w:r>
-              <w:rPr>
-                <w:rFonts w:ascii="Times New Roman Regular" w:hAnsi="Times New Roman Regular" w:cs="Times New Roman Regular"/>
+              <w:spacing w:after="0" w:line="207" w:lineRule="exact"/>
+              <w:rPr>
+                <w:rFonts w:ascii="Times New Roman Regular" w:hAnsi="Times New Roman Regular" w:cs="Times New Roman Regular"/>
+                <w:w w:val="70"/>
+                <w:sz w:val="18"/>
+              </w:rPr>
+            </w:pPr>
+            <w:r>
+              <w:rPr>
+                <w:rFonts w:ascii="Times New Roman Regular" w:hAnsi="Times New Roman Regular" w:cs="Times New Roman Regular"/>
+                <w:w w:val="70"/>
+                <w:sz w:val="18"/>
               </w:rPr>
               <w:t>左心功能</w:t>
             </w:r>
@@ -5869,86 +7006,114 @@
                 <w:tab w:val="left" w:pos="1883"/>
               </w:tabs>
               <w:snapToGrid w:val="0"/>
-              <w:spacing w:after="0" w:line="240" w:lineRule="auto"/>
-              <w:rPr>
-                <w:rFonts w:ascii="Times New Roman Regular" w:hAnsi="Times New Roman Regular" w:cs="Times New Roman Regular"/>
-              </w:rPr>
-            </w:pPr>
-            <w:r>
-              <w:rPr>
-                <w:rFonts w:ascii="Times New Roman Regular" w:hAnsi="Times New Roman Regular" w:cs="Times New Roman Regular"/>
+              <w:spacing w:after="0" w:line="207" w:lineRule="exact"/>
+              <w:rPr>
+                <w:rFonts w:ascii="Times New Roman Regular" w:hAnsi="Times New Roman Regular" w:cs="Times New Roman Regular"/>
+                <w:w w:val="70"/>
+                <w:sz w:val="18"/>
+              </w:rPr>
+            </w:pPr>
+            <w:r>
+              <w:rPr>
+                <w:rFonts w:ascii="Times New Roman Regular" w:hAnsi="Times New Roman Regular" w:cs="Times New Roman Regular"/>
+                <w:w w:val="70"/>
+                <w:sz w:val="18"/>
               </w:rPr>
               <w:t xml:space="preserve">LVEF </w:t>
             </w:r>
             <w:r>
               <w:rPr>
                 <w:rFonts w:ascii="Times New Roman Regular" w:hAnsi="Times New Roman Regular" w:cs="Times New Roman Regular"/>
+                <w:w w:val="70"/>
+                <w:sz w:val="18"/>
               </w:rPr>
               <w:t>明显下降或</w:t>
             </w:r>
             <w:r>
               <w:rPr>
                 <w:rFonts w:ascii="Times New Roman Regular" w:hAnsi="Times New Roman Regular" w:cs="Times New Roman Regular"/>
+                <w:w w:val="70"/>
+                <w:sz w:val="18"/>
               </w:rPr>
               <w:t xml:space="preserve"> LVOT VTI &lt; 10→</w:t>
             </w:r>
             <w:r>
               <w:rPr>
                 <w:rFonts w:ascii="Times New Roman Regular" w:hAnsi="Times New Roman Regular" w:cs="Times New Roman Regular"/>
+                <w:w w:val="70"/>
+                <w:sz w:val="18"/>
               </w:rPr>
               <w:t>自身</w:t>
             </w:r>
             <w:r>
               <w:rPr>
                 <w:rFonts w:ascii="Times New Roman Regular" w:hAnsi="Times New Roman Regular" w:cs="Times New Roman Regular"/>
+                <w:w w:val="70"/>
+                <w:sz w:val="18"/>
               </w:rPr>
               <w:t xml:space="preserve"> CO </w:t>
             </w:r>
             <w:r>
               <w:rPr>
                 <w:rFonts w:ascii="Times New Roman Regular" w:hAnsi="Times New Roman Regular" w:cs="Times New Roman Regular"/>
+                <w:w w:val="70"/>
+                <w:sz w:val="18"/>
               </w:rPr>
               <w:t>不足</w:t>
             </w:r>
             <w:r>
               <w:rPr>
                 <w:rFonts w:ascii="Times New Roman Regular" w:hAnsi="Times New Roman Regular" w:cs="Times New Roman Regular"/>
+                <w:w w:val="70"/>
+                <w:sz w:val="18"/>
               </w:rPr>
               <w:t>→</w:t>
             </w:r>
             <w:r>
               <w:rPr>
                 <w:rFonts w:ascii="Times New Roman Regular" w:hAnsi="Times New Roman Regular" w:cs="Times New Roman Regular"/>
+                <w:w w:val="70"/>
+                <w:sz w:val="18"/>
               </w:rPr>
               <w:t>即使</w:t>
             </w:r>
             <w:r>
               <w:rPr>
                 <w:rFonts w:ascii="Times New Roman Regular" w:hAnsi="Times New Roman Regular" w:cs="Times New Roman Regular"/>
+                <w:w w:val="70"/>
+                <w:sz w:val="18"/>
               </w:rPr>
               <w:t xml:space="preserve"> VV </w:t>
             </w:r>
             <w:r>
               <w:rPr>
                 <w:rFonts w:ascii="Times New Roman Regular" w:hAnsi="Times New Roman Regular" w:cs="Times New Roman Regular"/>
+                <w:w w:val="70"/>
+                <w:sz w:val="18"/>
               </w:rPr>
               <w:t>氧合好全身仍可低灌注</w:t>
             </w:r>
             <w:r>
               <w:rPr>
                 <w:rFonts w:ascii="Times New Roman Regular" w:hAnsi="Times New Roman Regular" w:cs="Times New Roman Regular"/>
+                <w:w w:val="70"/>
+                <w:sz w:val="18"/>
               </w:rPr>
               <w:t>→</w:t>
             </w:r>
             <w:r>
               <w:rPr>
                 <w:rFonts w:ascii="Times New Roman Regular" w:hAnsi="Times New Roman Regular" w:cs="Times New Roman Regular"/>
+                <w:w w:val="70"/>
+                <w:sz w:val="18"/>
               </w:rPr>
               <w:t>考虑</w:t>
             </w:r>
             <w:r>
               <w:rPr>
                 <w:rFonts w:ascii="Times New Roman Regular" w:hAnsi="Times New Roman Regular" w:cs="Times New Roman Regular"/>
+                <w:w w:val="70"/>
+                <w:sz w:val="18"/>
               </w:rPr>
               <w:t xml:space="preserve"> V-AV</w:t>
             </w:r>
@@ -5966,20 +7131,26 @@
                 <w:tab w:val="left" w:pos="1883"/>
               </w:tabs>
               <w:snapToGrid w:val="0"/>
-              <w:spacing w:after="0" w:line="240" w:lineRule="auto"/>
-              <w:rPr>
-                <w:rFonts w:ascii="Times New Roman Regular" w:hAnsi="Times New Roman Regular" w:cs="Times New Roman Regular"/>
-              </w:rPr>
-            </w:pPr>
-            <w:r>
-              <w:rPr>
-                <w:rFonts w:ascii="Times New Roman Regular" w:hAnsi="Times New Roman Regular" w:cs="Times New Roman Regular"/>
+              <w:spacing w:after="0" w:line="207" w:lineRule="exact"/>
+              <w:rPr>
+                <w:rFonts w:ascii="Times New Roman Regular" w:hAnsi="Times New Roman Regular" w:cs="Times New Roman Regular"/>
+                <w:w w:val="70"/>
+                <w:sz w:val="18"/>
+              </w:rPr>
+            </w:pPr>
+            <w:r>
+              <w:rPr>
+                <w:rFonts w:ascii="Times New Roman Regular" w:hAnsi="Times New Roman Regular" w:cs="Times New Roman Regular"/>
+                <w:w w:val="70"/>
+                <w:sz w:val="18"/>
               </w:rPr>
               <w:t>IVC+</w:t>
             </w:r>
             <w:r>
               <w:rPr>
                 <w:rFonts w:ascii="Times New Roman Regular" w:hAnsi="Times New Roman Regular" w:cs="Times New Roman Regular"/>
+                <w:w w:val="70"/>
+                <w:sz w:val="18"/>
               </w:rPr>
               <w:t>插管位置</w:t>
             </w:r>
@@ -5996,80 +7167,106 @@
                 <w:tab w:val="left" w:pos="1883"/>
               </w:tabs>
               <w:snapToGrid w:val="0"/>
-              <w:spacing w:after="0" w:line="240" w:lineRule="auto"/>
-              <w:rPr>
-                <w:rFonts w:ascii="Times New Roman Regular" w:hAnsi="Times New Roman Regular" w:cs="Times New Roman Regular"/>
-              </w:rPr>
-            </w:pPr>
-            <w:r>
-              <w:rPr>
-                <w:rFonts w:ascii="Times New Roman Regular" w:hAnsi="Times New Roman Regular" w:cs="Times New Roman Regular"/>
+              <w:spacing w:after="0" w:line="207" w:lineRule="exact"/>
+              <w:rPr>
+                <w:rFonts w:ascii="Times New Roman Regular" w:hAnsi="Times New Roman Regular" w:cs="Times New Roman Regular"/>
+                <w:w w:val="70"/>
+                <w:sz w:val="18"/>
+              </w:rPr>
+            </w:pPr>
+            <w:r>
+              <w:rPr>
+                <w:rFonts w:ascii="Times New Roman Regular" w:hAnsi="Times New Roman Regular" w:cs="Times New Roman Regular"/>
+                <w:w w:val="70"/>
+                <w:sz w:val="18"/>
               </w:rPr>
               <w:t>容量评估</w:t>
             </w:r>
             <w:r>
               <w:rPr>
                 <w:rFonts w:ascii="Times New Roman Regular" w:hAnsi="Times New Roman Regular" w:cs="Times New Roman Regular"/>
+                <w:w w:val="70"/>
+                <w:sz w:val="18"/>
               </w:rPr>
               <w:t xml:space="preserve"> + </w:t>
             </w:r>
             <w:r>
               <w:rPr>
                 <w:rFonts w:ascii="Times New Roman Regular" w:hAnsi="Times New Roman Regular" w:cs="Times New Roman Regular"/>
+                <w:w w:val="70"/>
+                <w:sz w:val="18"/>
               </w:rPr>
               <w:t>再循环排查</w:t>
             </w:r>
             <w:r>
               <w:rPr>
                 <w:rFonts w:ascii="Times New Roman Regular" w:hAnsi="Times New Roman Regular" w:cs="Times New Roman Regular"/>
+                <w:w w:val="70"/>
+                <w:sz w:val="18"/>
               </w:rPr>
               <w:t>——SV O</w:t>
             </w:r>
             <w:r>
               <w:rPr>
                 <w:rFonts w:ascii="Segoe UI Symbol" w:hAnsi="Segoe UI Symbol" w:cs="Times New Roman Regular"/>
+                <w:w w:val="70"/>
+                <w:sz w:val="18"/>
               </w:rPr>
               <w:t>₂</w:t>
             </w:r>
             <w:r>
               <w:rPr>
                 <w:rFonts w:ascii="Times New Roman Regular" w:hAnsi="Times New Roman Regular" w:cs="Times New Roman Regular"/>
+                <w:w w:val="70"/>
+                <w:sz w:val="18"/>
               </w:rPr>
               <w:t>（膜前）偏高</w:t>
             </w:r>
             <w:r>
               <w:rPr>
                 <w:rFonts w:ascii="Times New Roman Regular" w:hAnsi="Times New Roman Regular" w:cs="Times New Roman Regular"/>
+                <w:w w:val="70"/>
+                <w:sz w:val="18"/>
               </w:rPr>
               <w:t xml:space="preserve"> + PaO</w:t>
             </w:r>
             <w:r>
               <w:rPr>
                 <w:rFonts w:ascii="Segoe UI Symbol" w:hAnsi="Segoe UI Symbol" w:cs="Times New Roman Regular"/>
+                <w:w w:val="70"/>
+                <w:sz w:val="18"/>
               </w:rPr>
               <w:t>₂</w:t>
             </w:r>
             <w:r>
               <w:rPr>
                 <w:rFonts w:ascii="Times New Roman Regular" w:hAnsi="Times New Roman Regular" w:cs="Times New Roman Regular"/>
+                <w:w w:val="70"/>
+                <w:sz w:val="18"/>
               </w:rPr>
               <w:t xml:space="preserve"> </w:t>
             </w:r>
             <w:r>
               <w:rPr>
                 <w:rFonts w:ascii="Times New Roman Regular" w:hAnsi="Times New Roman Regular" w:cs="Times New Roman Regular"/>
+                <w:w w:val="70"/>
+                <w:sz w:val="18"/>
               </w:rPr>
               <w:t>不达标</w:t>
             </w:r>
             <w:r>
               <w:rPr>
                 <w:rFonts w:ascii="Times New Roman Regular" w:hAnsi="Times New Roman Regular" w:cs="Times New Roman Regular"/>
+                <w:w w:val="70"/>
+                <w:sz w:val="18"/>
               </w:rPr>
               <w:t xml:space="preserve"> → </w:t>
             </w:r>
             <w:r>
               <w:rPr>
                 <w:rFonts w:ascii="Times New Roman Regular" w:hAnsi="Times New Roman Regular" w:cs="Times New Roman Regular"/>
+                <w:w w:val="70"/>
+                <w:sz w:val="18"/>
               </w:rPr>
               <w:t>超声确认插管距离</w:t>
             </w:r>
@@ -6087,38 +7284,50 @@
                 <w:tab w:val="left" w:pos="1883"/>
               </w:tabs>
               <w:snapToGrid w:val="0"/>
-              <w:spacing w:after="0" w:line="240" w:lineRule="auto"/>
-              <w:rPr>
-                <w:rFonts w:ascii="Times New Roman Regular" w:hAnsi="Times New Roman Regular" w:cs="Times New Roman Regular"/>
-              </w:rPr>
-            </w:pPr>
-            <w:r>
-              <w:rPr>
-                <w:rFonts w:ascii="Times New Roman Regular" w:hAnsi="Times New Roman Regular" w:cs="Times New Roman Regular"/>
+              <w:spacing w:after="0" w:line="207" w:lineRule="exact"/>
+              <w:rPr>
+                <w:rFonts w:ascii="Times New Roman Regular" w:hAnsi="Times New Roman Regular" w:cs="Times New Roman Regular"/>
+                <w:w w:val="70"/>
+                <w:sz w:val="18"/>
+              </w:rPr>
+            </w:pPr>
+            <w:r>
+              <w:rPr>
+                <w:rFonts w:ascii="Times New Roman Regular" w:hAnsi="Times New Roman Regular" w:cs="Times New Roman Regular"/>
+                <w:w w:val="70"/>
+                <w:sz w:val="18"/>
               </w:rPr>
               <w:t>心包</w:t>
             </w:r>
             <w:r>
               <w:rPr>
                 <w:rFonts w:ascii="Times New Roman Regular" w:hAnsi="Times New Roman Regular" w:cs="Times New Roman Regular"/>
+                <w:w w:val="70"/>
+                <w:sz w:val="18"/>
               </w:rPr>
               <w:t>/</w:t>
             </w:r>
             <w:r>
               <w:rPr>
                 <w:rFonts w:ascii="Times New Roman Regular" w:hAnsi="Times New Roman Regular" w:cs="Times New Roman Regular"/>
+                <w:w w:val="70"/>
+                <w:sz w:val="18"/>
               </w:rPr>
               <w:t>胸水</w:t>
             </w:r>
             <w:r>
               <w:rPr>
                 <w:rFonts w:ascii="Times New Roman Regular" w:hAnsi="Times New Roman Regular" w:cs="Times New Roman Regular"/>
+                <w:w w:val="70"/>
+                <w:sz w:val="18"/>
               </w:rPr>
               <w:t>/</w:t>
             </w:r>
             <w:r>
               <w:rPr>
                 <w:rFonts w:ascii="Times New Roman Regular" w:hAnsi="Times New Roman Regular" w:cs="Times New Roman Regular"/>
+                <w:w w:val="70"/>
+                <w:sz w:val="18"/>
               </w:rPr>
               <w:t>气胸</w:t>
             </w:r>
@@ -6135,14 +7344,18 @@
                 <w:tab w:val="left" w:pos="1883"/>
               </w:tabs>
               <w:snapToGrid w:val="0"/>
-              <w:spacing w:after="0" w:line="240" w:lineRule="auto"/>
-              <w:rPr>
-                <w:rFonts w:ascii="Times New Roman Regular" w:hAnsi="Times New Roman Regular" w:cs="Times New Roman Regular"/>
-              </w:rPr>
-            </w:pPr>
-            <w:r>
-              <w:rPr>
-                <w:rFonts w:ascii="Times New Roman Regular" w:hAnsi="Times New Roman Regular" w:cs="Times New Roman Regular"/>
+              <w:spacing w:after="0" w:line="207" w:lineRule="exact"/>
+              <w:rPr>
+                <w:rFonts w:ascii="Times New Roman Regular" w:hAnsi="Times New Roman Regular" w:cs="Times New Roman Regular"/>
+                <w:w w:val="70"/>
+                <w:sz w:val="18"/>
+              </w:rPr>
+            </w:pPr>
+            <w:r>
+              <w:rPr>
+                <w:rFonts w:ascii="Times New Roman Regular" w:hAnsi="Times New Roman Regular" w:cs="Times New Roman Regular"/>
+                <w:w w:val="70"/>
+                <w:sz w:val="18"/>
               </w:rPr>
               <w:t>有无？是否增多？</w:t>
             </w:r>
@@ -6160,9 +7373,11 @@
                 <w:tab w:val="left" w:pos="1883"/>
               </w:tabs>
               <w:snapToGrid w:val="0"/>
-              <w:spacing w:after="0" w:line="240" w:lineRule="auto"/>
-              <w:rPr>
-                <w:rFonts w:ascii="Times New Roman Regular" w:hAnsi="Times New Roman Regular" w:cs="Times New Roman Regular"/>
+              <w:spacing w:after="0" w:line="207" w:lineRule="exact"/>
+              <w:rPr>
+                <w:rFonts w:ascii="Times New Roman Regular" w:hAnsi="Times New Roman Regular" w:cs="Times New Roman Regular"/>
+                <w:w w:val="70"/>
+                <w:sz w:val="18"/>
               </w:rPr>
             </w:pPr>
           </w:p>
@@ -6178,9 +7393,11 @@
                 <w:tab w:val="left" w:pos="1883"/>
               </w:tabs>
               <w:snapToGrid w:val="0"/>
-              <w:spacing w:after="0" w:line="240" w:lineRule="auto"/>
-              <w:rPr>
-                <w:rFonts w:ascii="Times New Roman Regular" w:hAnsi="Times New Roman Regular" w:cs="Times New Roman Regular"/>
+              <w:spacing w:after="0" w:line="207" w:lineRule="exact"/>
+              <w:rPr>
+                <w:rFonts w:ascii="Times New Roman Regular" w:hAnsi="Times New Roman Regular" w:cs="Times New Roman Regular"/>
+                <w:w w:val="70"/>
+                <w:sz w:val="18"/>
               </w:rPr>
             </w:pPr>
           </w:p>
@@ -6199,18 +7416,22 @@
                 <w:tab w:val="left" w:pos="1883"/>
               </w:tabs>
               <w:snapToGrid w:val="0"/>
-              <w:spacing w:after="0" w:line="240" w:lineRule="auto"/>
-              <w:rPr>
-                <w:rFonts w:ascii="Times New Roman Regular" w:hAnsi="Times New Roman Regular" w:cs="Times New Roman Regular"/>
-                <w:b/>
-                <w:bCs/>
-              </w:rPr>
-            </w:pPr>
-            <w:r>
-              <w:rPr>
-                <w:rFonts w:ascii="Times New Roman Regular" w:hAnsi="Times New Roman Regular" w:cs="Times New Roman Regular"/>
-                <w:b/>
-                <w:bCs/>
+              <w:spacing w:after="0" w:line="207" w:lineRule="exact"/>
+              <w:rPr>
+                <w:rFonts w:ascii="Times New Roman Regular" w:hAnsi="Times New Roman Regular" w:cs="Times New Roman Regular"/>
+                <w:b/>
+                <w:bCs/>
+                <w:w w:val="70"/>
+                <w:sz w:val="18"/>
+              </w:rPr>
+            </w:pPr>
+            <w:r>
+              <w:rPr>
+                <w:rFonts w:ascii="Times New Roman Regular" w:hAnsi="Times New Roman Regular" w:cs="Times New Roman Regular"/>
+                <w:b/>
+                <w:bCs/>
+                <w:w w:val="70"/>
+                <w:sz w:val="18"/>
               </w:rPr>
               <w:t>VV — Ventilation &amp; Volume</w:t>
             </w:r>
@@ -6219,6 +7440,8 @@
                 <w:rFonts w:ascii="Times New Roman Regular" w:hAnsi="Times New Roman Regular" w:cs="Times New Roman Regular"/>
                 <w:b/>
                 <w:bCs/>
+                <w:w w:val="70"/>
+                <w:sz w:val="18"/>
               </w:rPr>
               <w:t>（通气血流与容量）</w:t>
             </w:r>
@@ -6238,19 +7461,23 @@
                 <w:tab w:val="left" w:pos="1883"/>
               </w:tabs>
               <w:snapToGrid w:val="0"/>
-              <w:spacing w:after="0" w:line="240" w:lineRule="auto"/>
+              <w:spacing w:after="0" w:line="207" w:lineRule="exact"/>
               <w:jc w:val="center"/>
               <w:rPr>
                 <w:rFonts w:ascii="Times New Roman Regular" w:hAnsi="Times New Roman Regular" w:cs="Times New Roman Regular"/>
                 <w:b/>
                 <w:bCs/>
-              </w:rPr>
-            </w:pPr>
-            <w:r>
-              <w:rPr>
-                <w:rFonts w:ascii="Times New Roman Regular" w:hAnsi="Times New Roman Regular" w:cs="Times New Roman Regular"/>
-                <w:b/>
-                <w:bCs/>
+                <w:w w:val="70"/>
+                <w:sz w:val="18"/>
+              </w:rPr>
+            </w:pPr>
+            <w:r>
+              <w:rPr>
+                <w:rFonts w:ascii="Times New Roman Regular" w:hAnsi="Times New Roman Regular" w:cs="Times New Roman Regular"/>
+                <w:b/>
+                <w:bCs/>
+                <w:w w:val="70"/>
+                <w:sz w:val="18"/>
               </w:rPr>
               <w:t>检查项</w:t>
             </w:r>
@@ -6269,19 +7496,23 @@
                 <w:tab w:val="left" w:pos="1883"/>
               </w:tabs>
               <w:snapToGrid w:val="0"/>
-              <w:spacing w:after="0" w:line="240" w:lineRule="auto"/>
+              <w:spacing w:after="0" w:line="207" w:lineRule="exact"/>
               <w:jc w:val="center"/>
               <w:rPr>
                 <w:rFonts w:ascii="Times New Roman Regular" w:hAnsi="Times New Roman Regular" w:cs="Times New Roman Regular"/>
                 <w:b/>
                 <w:bCs/>
-              </w:rPr>
-            </w:pPr>
-            <w:r>
-              <w:rPr>
-                <w:rFonts w:ascii="Times New Roman Regular" w:hAnsi="Times New Roman Regular" w:cs="Times New Roman Regular"/>
-                <w:b/>
-                <w:bCs/>
+                <w:w w:val="70"/>
+                <w:sz w:val="18"/>
+              </w:rPr>
+            </w:pPr>
+            <w:r>
+              <w:rPr>
+                <w:rFonts w:ascii="Times New Roman Regular" w:hAnsi="Times New Roman Regular" w:cs="Times New Roman Regular"/>
+                <w:b/>
+                <w:bCs/>
+                <w:w w:val="70"/>
+                <w:sz w:val="18"/>
               </w:rPr>
               <w:t>要点</w:t>
             </w:r>
@@ -6296,21 +7527,27 @@
           <w:p>
             <w:pPr>
               <w:snapToGrid w:val="0"/>
-              <w:spacing w:after="0" w:line="240" w:lineRule="auto"/>
+              <w:spacing w:after="0" w:line="207" w:lineRule="exact"/>
               <w:jc w:val="both"/>
               <w:rPr>
                 <w:rFonts w:ascii="Times New Roman Regular" w:hAnsi="Times New Roman Regular" w:cs="Times New Roman Regular"/>
-              </w:rPr>
-            </w:pPr>
-            <w:r>
-              <w:rPr>
-                <w:rFonts w:ascii="Times New Roman Regular" w:hAnsi="Times New Roman Regular" w:cs="Times New Roman Regular"/>
+                <w:w w:val="70"/>
+                <w:sz w:val="18"/>
+              </w:rPr>
+            </w:pPr>
+            <w:r>
+              <w:rPr>
+                <w:rFonts w:ascii="Times New Roman Regular" w:hAnsi="Times New Roman Regular" w:cs="Times New Roman Regular"/>
+                <w:w w:val="70"/>
+                <w:sz w:val="18"/>
               </w:rPr>
               <w:t>CO</w:t>
             </w:r>
             <w:r>
               <w:rPr>
                 <w:rFonts w:ascii="Times New Roman Regular" w:hAnsi="Times New Roman Regular" w:cs="Times New Roman Regular"/>
+                <w:w w:val="70"/>
+                <w:sz w:val="18"/>
                 <w:vertAlign w:val="subscript"/>
               </w:rPr>
               <w:t>2</w:t>
@@ -6318,6 +7555,8 @@
             <w:r>
               <w:rPr>
                 <w:rFonts w:ascii="Times New Roman Regular" w:hAnsi="Times New Roman Regular" w:cs="Times New Roman Regular"/>
+                <w:w w:val="70"/>
+                <w:sz w:val="18"/>
               </w:rPr>
               <w:t>滴定进度</w:t>
             </w:r>
@@ -6334,20 +7573,26 @@
                 <w:tab w:val="left" w:pos="1883"/>
               </w:tabs>
               <w:snapToGrid w:val="0"/>
-              <w:spacing w:after="0" w:line="240" w:lineRule="auto"/>
-              <w:rPr>
-                <w:rFonts w:ascii="Times New Roman Regular" w:hAnsi="Times New Roman Regular" w:cs="Times New Roman Regular"/>
-              </w:rPr>
-            </w:pPr>
-            <w:r>
-              <w:rPr>
-                <w:rFonts w:ascii="Times New Roman Regular" w:hAnsi="Times New Roman Regular" w:cs="Times New Roman Regular"/>
+              <w:spacing w:after="0" w:line="207" w:lineRule="exact"/>
+              <w:rPr>
+                <w:rFonts w:ascii="Times New Roman Regular" w:hAnsi="Times New Roman Regular" w:cs="Times New Roman Regular"/>
+                <w:w w:val="70"/>
+                <w:sz w:val="18"/>
+              </w:rPr>
+            </w:pPr>
+            <w:r>
+              <w:rPr>
+                <w:rFonts w:ascii="Times New Roman Regular" w:hAnsi="Times New Roman Regular" w:cs="Times New Roman Regular"/>
+                <w:w w:val="70"/>
+                <w:sz w:val="18"/>
               </w:rPr>
               <w:t>PaCO</w:t>
             </w:r>
             <w:r>
               <w:rPr>
                 <w:rFonts w:ascii="Times New Roman Regular" w:hAnsi="Times New Roman Regular" w:cs="Times New Roman Regular"/>
+                <w:w w:val="70"/>
+                <w:sz w:val="18"/>
                 <w:vertAlign w:val="subscript"/>
               </w:rPr>
               <w:t>2</w:t>
@@ -6355,18 +7600,24 @@
             <w:r>
               <w:rPr>
                 <w:rFonts w:ascii="Times New Roman Regular" w:hAnsi="Times New Roman Regular" w:cs="Times New Roman Regular"/>
+                <w:w w:val="70"/>
+                <w:sz w:val="18"/>
               </w:rPr>
               <w:t>目标</w:t>
             </w:r>
             <w:r>
               <w:rPr>
                 <w:rFonts w:ascii="Times New Roman Regular" w:hAnsi="Times New Roman Regular" w:cs="Times New Roman Regular"/>
+                <w:w w:val="70"/>
+                <w:sz w:val="18"/>
               </w:rPr>
               <w:t xml:space="preserve"> vs </w:t>
             </w:r>
             <w:r>
               <w:rPr>
                 <w:rFonts w:ascii="Times New Roman Regular" w:hAnsi="Times New Roman Regular" w:cs="Times New Roman Regular"/>
+                <w:w w:val="70"/>
+                <w:sz w:val="18"/>
               </w:rPr>
               <w:t>实际；扫气是否需要调整？</w:t>
             </w:r>
@@ -6384,14 +7635,18 @@
                 <w:tab w:val="left" w:pos="1883"/>
               </w:tabs>
               <w:snapToGrid w:val="0"/>
-              <w:spacing w:after="0" w:line="240" w:lineRule="auto"/>
-              <w:rPr>
-                <w:rFonts w:ascii="Times New Roman Regular" w:hAnsi="Times New Roman Regular" w:cs="Times New Roman Regular"/>
-              </w:rPr>
-            </w:pPr>
-            <w:r>
-              <w:rPr>
-                <w:rFonts w:ascii="Times New Roman Regular" w:hAnsi="Times New Roman Regular" w:cs="Times New Roman Regular"/>
+              <w:spacing w:after="0" w:line="207" w:lineRule="exact"/>
+              <w:rPr>
+                <w:rFonts w:ascii="Times New Roman Regular" w:hAnsi="Times New Roman Regular" w:cs="Times New Roman Regular"/>
+                <w:w w:val="70"/>
+                <w:sz w:val="18"/>
+              </w:rPr>
+            </w:pPr>
+            <w:r>
+              <w:rPr>
+                <w:rFonts w:ascii="Times New Roman Regular" w:hAnsi="Times New Roman Regular" w:cs="Times New Roman Regular"/>
+                <w:w w:val="70"/>
+                <w:sz w:val="18"/>
               </w:rPr>
               <w:t>俯卧位计划</w:t>
             </w:r>
@@ -6408,26 +7663,34 @@
                 <w:tab w:val="left" w:pos="1883"/>
               </w:tabs>
               <w:snapToGrid w:val="0"/>
-              <w:spacing w:after="0" w:line="240" w:lineRule="auto"/>
-              <w:rPr>
-                <w:rFonts w:ascii="Times New Roman Regular" w:hAnsi="Times New Roman Regular" w:cs="Times New Roman Regular"/>
-              </w:rPr>
-            </w:pPr>
-            <w:r>
-              <w:rPr>
-                <w:rFonts w:ascii="Times New Roman Regular" w:hAnsi="Times New Roman Regular" w:cs="Times New Roman Regular"/>
+              <w:spacing w:after="0" w:line="207" w:lineRule="exact"/>
+              <w:rPr>
+                <w:rFonts w:ascii="Times New Roman Regular" w:hAnsi="Times New Roman Regular" w:cs="Times New Roman Regular"/>
+                <w:w w:val="70"/>
+                <w:sz w:val="18"/>
+              </w:rPr>
+            </w:pPr>
+            <w:r>
+              <w:rPr>
+                <w:rFonts w:ascii="Times New Roman Regular" w:hAnsi="Times New Roman Regular" w:cs="Times New Roman Regular"/>
+                <w:w w:val="70"/>
+                <w:sz w:val="18"/>
               </w:rPr>
               <w:t>今日是否俯卧位？体位计划</w:t>
             </w:r>
             <w:r>
               <w:rPr>
                 <w:rFonts w:ascii="Times New Roman Regular" w:hAnsi="Times New Roman Regular" w:cs="Times New Roman Regular"/>
+                <w:w w:val="70"/>
+                <w:sz w:val="18"/>
               </w:rPr>
               <w:t>+</w:t>
             </w:r>
             <w:r>
               <w:rPr>
                 <w:rFonts w:ascii="Times New Roman Regular" w:hAnsi="Times New Roman Regular" w:cs="Times New Roman Regular"/>
+                <w:w w:val="70"/>
+                <w:sz w:val="18"/>
               </w:rPr>
               <w:t>管路保护方案</w:t>
             </w:r>
@@ -6445,14 +7708,18 @@
                 <w:tab w:val="left" w:pos="1883"/>
               </w:tabs>
               <w:snapToGrid w:val="0"/>
-              <w:spacing w:after="0" w:line="240" w:lineRule="auto"/>
-              <w:rPr>
-                <w:rFonts w:ascii="Times New Roman Regular" w:hAnsi="Times New Roman Regular" w:cs="Times New Roman Regular"/>
-              </w:rPr>
-            </w:pPr>
-            <w:r>
-              <w:rPr>
-                <w:rFonts w:ascii="Times New Roman Regular" w:hAnsi="Times New Roman Regular" w:cs="Times New Roman Regular"/>
+              <w:spacing w:after="0" w:line="207" w:lineRule="exact"/>
+              <w:rPr>
+                <w:rFonts w:ascii="Times New Roman Regular" w:hAnsi="Times New Roman Regular" w:cs="Times New Roman Regular"/>
+                <w:w w:val="70"/>
+                <w:sz w:val="18"/>
+              </w:rPr>
+            </w:pPr>
+            <w:r>
+              <w:rPr>
+                <w:rFonts w:ascii="Times New Roman Regular" w:hAnsi="Times New Roman Regular" w:cs="Times New Roman Regular"/>
+                <w:w w:val="70"/>
+                <w:sz w:val="18"/>
               </w:rPr>
               <w:t>撤机可能性</w:t>
             </w:r>
@@ -6469,56 +7736,74 @@
                 <w:tab w:val="left" w:pos="1883"/>
               </w:tabs>
               <w:snapToGrid w:val="0"/>
-              <w:spacing w:after="0" w:line="240" w:lineRule="auto"/>
-              <w:rPr>
-                <w:rFonts w:ascii="Times New Roman Regular" w:hAnsi="Times New Roman Regular" w:cs="Times New Roman Regular"/>
-              </w:rPr>
-            </w:pPr>
-            <w:r>
-              <w:rPr>
-                <w:rFonts w:ascii="Times New Roman Regular" w:hAnsi="Times New Roman Regular" w:cs="Times New Roman Regular"/>
+              <w:spacing w:after="0" w:line="207" w:lineRule="exact"/>
+              <w:rPr>
+                <w:rFonts w:ascii="Times New Roman Regular" w:hAnsi="Times New Roman Regular" w:cs="Times New Roman Regular"/>
+                <w:w w:val="70"/>
+                <w:sz w:val="18"/>
+              </w:rPr>
+            </w:pPr>
+            <w:r>
+              <w:rPr>
+                <w:rFonts w:ascii="Times New Roman Regular" w:hAnsi="Times New Roman Regular" w:cs="Times New Roman Regular"/>
+                <w:w w:val="70"/>
+                <w:sz w:val="18"/>
               </w:rPr>
               <w:t xml:space="preserve">ECMO </w:t>
             </w:r>
             <w:r>
               <w:rPr>
                 <w:rFonts w:ascii="Times New Roman Regular" w:hAnsi="Times New Roman Regular" w:cs="Times New Roman Regular"/>
+                <w:w w:val="70"/>
+                <w:sz w:val="18"/>
               </w:rPr>
               <w:t>支持</w:t>
             </w:r>
             <w:r>
               <w:rPr>
                 <w:rFonts w:ascii="Times New Roman Regular" w:hAnsi="Times New Roman Regular" w:cs="Times New Roman Regular"/>
+                <w:w w:val="70"/>
+                <w:sz w:val="18"/>
               </w:rPr>
               <w:t xml:space="preserve"> &lt; 30% </w:t>
             </w:r>
             <w:r>
               <w:rPr>
                 <w:rFonts w:ascii="Times New Roman Regular" w:hAnsi="Times New Roman Regular" w:cs="Times New Roman Regular"/>
+                <w:w w:val="70"/>
+                <w:sz w:val="18"/>
               </w:rPr>
               <w:t>总气体交换？</w:t>
             </w:r>
             <w:r>
               <w:rPr>
                 <w:rFonts w:ascii="Times New Roman Regular" w:hAnsi="Times New Roman Regular" w:cs="Times New Roman Regular"/>
+                <w:w w:val="70"/>
+                <w:sz w:val="18"/>
               </w:rPr>
               <w:t xml:space="preserve">→ </w:t>
             </w:r>
             <w:r>
               <w:rPr>
                 <w:rFonts w:ascii="Times New Roman Regular" w:hAnsi="Times New Roman Regular" w:cs="Times New Roman Regular"/>
+                <w:w w:val="70"/>
+                <w:sz w:val="18"/>
               </w:rPr>
               <w:t>启动附件</w:t>
             </w:r>
             <w:r>
               <w:rPr>
                 <w:rFonts w:ascii="Times New Roman Regular" w:hAnsi="Times New Roman Regular" w:cs="Times New Roman Regular"/>
+                <w:w w:val="70"/>
+                <w:sz w:val="18"/>
               </w:rPr>
               <w:t xml:space="preserve"> 17 </w:t>
             </w:r>
             <w:r>
               <w:rPr>
                 <w:rFonts w:ascii="Times New Roman Regular" w:hAnsi="Times New Roman Regular" w:cs="Times New Roman Regular"/>
+                <w:w w:val="70"/>
+                <w:sz w:val="18"/>
               </w:rPr>
               <w:t>撤机评估</w:t>
             </w:r>
@@ -6536,14 +7821,18 @@
                 <w:tab w:val="left" w:pos="1883"/>
               </w:tabs>
               <w:snapToGrid w:val="0"/>
-              <w:spacing w:after="0" w:line="240" w:lineRule="auto"/>
-              <w:rPr>
-                <w:rFonts w:ascii="Times New Roman Regular" w:hAnsi="Times New Roman Regular" w:cs="Times New Roman Regular"/>
-              </w:rPr>
-            </w:pPr>
-            <w:r>
-              <w:rPr>
-                <w:rFonts w:ascii="Times New Roman Regular" w:hAnsi="Times New Roman Regular" w:cs="Times New Roman Regular"/>
+              <w:spacing w:after="0" w:line="207" w:lineRule="exact"/>
+              <w:rPr>
+                <w:rFonts w:ascii="Times New Roman Regular" w:hAnsi="Times New Roman Regular" w:cs="Times New Roman Regular"/>
+                <w:w w:val="70"/>
+                <w:sz w:val="18"/>
+              </w:rPr>
+            </w:pPr>
+            <w:r>
+              <w:rPr>
+                <w:rFonts w:ascii="Times New Roman Regular" w:hAnsi="Times New Roman Regular" w:cs="Times New Roman Regular"/>
+                <w:w w:val="70"/>
+                <w:sz w:val="18"/>
               </w:rPr>
               <w:t>液体平衡</w:t>
             </w:r>
@@ -6560,56 +7849,74 @@
                 <w:tab w:val="left" w:pos="1883"/>
               </w:tabs>
               <w:snapToGrid w:val="0"/>
-              <w:spacing w:after="0" w:line="240" w:lineRule="auto"/>
-              <w:rPr>
-                <w:rFonts w:ascii="Times New Roman Regular" w:hAnsi="Times New Roman Regular" w:cs="Times New Roman Regular"/>
-              </w:rPr>
-            </w:pPr>
-            <w:r>
-              <w:rPr>
-                <w:rFonts w:ascii="Times New Roman Regular" w:hAnsi="Times New Roman Regular" w:cs="Times New Roman Regular"/>
+              <w:spacing w:after="0" w:line="207" w:lineRule="exact"/>
+              <w:rPr>
+                <w:rFonts w:ascii="Times New Roman Regular" w:hAnsi="Times New Roman Regular" w:cs="Times New Roman Regular"/>
+                <w:w w:val="70"/>
+                <w:sz w:val="18"/>
+              </w:rPr>
+            </w:pPr>
+            <w:r>
+              <w:rPr>
+                <w:rFonts w:ascii="Times New Roman Regular" w:hAnsi="Times New Roman Regular" w:cs="Times New Roman Regular"/>
+                <w:w w:val="70"/>
+                <w:sz w:val="18"/>
               </w:rPr>
               <w:t xml:space="preserve">VV-ECMO </w:t>
             </w:r>
             <w:r>
               <w:rPr>
                 <w:rFonts w:ascii="Times New Roman Regular" w:hAnsi="Times New Roman Regular" w:cs="Times New Roman Regular"/>
+                <w:w w:val="70"/>
+                <w:sz w:val="18"/>
               </w:rPr>
               <w:t>患者易液体过负荷（肺更</w:t>
             </w:r>
             <w:r>
               <w:rPr>
                 <w:rFonts w:ascii="Times New Roman Regular" w:hAnsi="Times New Roman Regular" w:cs="Times New Roman Regular"/>
+                <w:w w:val="70"/>
+                <w:sz w:val="18"/>
               </w:rPr>
               <w:t>"</w:t>
             </w:r>
             <w:r>
               <w:rPr>
                 <w:rFonts w:ascii="Times New Roman Regular" w:hAnsi="Times New Roman Regular" w:cs="Times New Roman Regular"/>
+                <w:w w:val="70"/>
+                <w:sz w:val="18"/>
               </w:rPr>
               <w:t>湿</w:t>
             </w:r>
             <w:r>
               <w:rPr>
                 <w:rFonts w:ascii="Times New Roman Regular" w:hAnsi="Times New Roman Regular" w:cs="Times New Roman Regular"/>
+                <w:w w:val="70"/>
+                <w:sz w:val="18"/>
               </w:rPr>
               <w:t>"</w:t>
             </w:r>
             <w:r>
               <w:rPr>
                 <w:rFonts w:ascii="Times New Roman Regular" w:hAnsi="Times New Roman Regular" w:cs="Times New Roman Regular"/>
+                <w:w w:val="70"/>
+                <w:sz w:val="18"/>
               </w:rPr>
               <w:t>）</w:t>
             </w:r>
             <w:r>
               <w:rPr>
                 <w:rFonts w:ascii="Times New Roman Regular" w:hAnsi="Times New Roman Regular" w:cs="Times New Roman Regular"/>
+                <w:w w:val="70"/>
+                <w:sz w:val="18"/>
               </w:rPr>
               <w:t xml:space="preserve">→ </w:t>
             </w:r>
             <w:r>
               <w:rPr>
                 <w:rFonts w:ascii="Times New Roman Regular" w:hAnsi="Times New Roman Regular" w:cs="Times New Roman Regular"/>
+                <w:w w:val="70"/>
+                <w:sz w:val="18"/>
               </w:rPr>
               <w:t>每日净平衡目标？</w:t>
             </w:r>
@@ -6627,14 +7934,18 @@
                 <w:tab w:val="left" w:pos="1883"/>
               </w:tabs>
               <w:snapToGrid w:val="0"/>
-              <w:spacing w:after="0" w:line="240" w:lineRule="auto"/>
-              <w:rPr>
-                <w:rFonts w:ascii="Times New Roman Regular" w:hAnsi="Times New Roman Regular" w:cs="Times New Roman Regular"/>
-              </w:rPr>
-            </w:pPr>
-            <w:r>
-              <w:rPr>
-                <w:rFonts w:ascii="Times New Roman Regular" w:hAnsi="Times New Roman Regular" w:cs="Times New Roman Regular"/>
+              <w:spacing w:after="0" w:line="207" w:lineRule="exact"/>
+              <w:rPr>
+                <w:rFonts w:ascii="Times New Roman Regular" w:hAnsi="Times New Roman Regular" w:cs="Times New Roman Regular"/>
+                <w:w w:val="70"/>
+                <w:sz w:val="18"/>
+              </w:rPr>
+            </w:pPr>
+            <w:r>
+              <w:rPr>
+                <w:rFonts w:ascii="Times New Roman Regular" w:hAnsi="Times New Roman Regular" w:cs="Times New Roman Regular"/>
+                <w:w w:val="70"/>
+                <w:sz w:val="18"/>
               </w:rPr>
               <w:t>呼吸机能否下调？</w:t>
             </w:r>
@@ -6651,20 +7962,26 @@
                 <w:tab w:val="left" w:pos="1883"/>
               </w:tabs>
               <w:snapToGrid w:val="0"/>
-              <w:spacing w:after="0" w:line="240" w:lineRule="auto"/>
-              <w:rPr>
-                <w:rFonts w:ascii="Times New Roman Regular" w:hAnsi="Times New Roman Regular" w:cs="Times New Roman Regular"/>
-              </w:rPr>
-            </w:pPr>
-            <w:r>
-              <w:rPr>
-                <w:rFonts w:ascii="Times New Roman Regular" w:hAnsi="Times New Roman Regular" w:cs="Times New Roman Regular"/>
+              <w:spacing w:after="0" w:line="207" w:lineRule="exact"/>
+              <w:rPr>
+                <w:rFonts w:ascii="Times New Roman Regular" w:hAnsi="Times New Roman Regular" w:cs="Times New Roman Regular"/>
+                <w:w w:val="70"/>
+                <w:sz w:val="18"/>
+              </w:rPr>
+            </w:pPr>
+            <w:r>
+              <w:rPr>
+                <w:rFonts w:ascii="Times New Roman Regular" w:hAnsi="Times New Roman Regular" w:cs="Times New Roman Regular"/>
+                <w:w w:val="70"/>
+                <w:sz w:val="18"/>
               </w:rPr>
               <w:t>FiO</w:t>
             </w:r>
             <w:r>
               <w:rPr>
                 <w:rFonts w:ascii="Times New Roman Regular" w:hAnsi="Times New Roman Regular" w:cs="Times New Roman Regular"/>
+                <w:w w:val="70"/>
+                <w:sz w:val="18"/>
                 <w:vertAlign w:val="subscript"/>
               </w:rPr>
               <w:t>2</w:t>
@@ -6672,12 +7989,16 @@
             <w:r>
               <w:rPr>
                 <w:rFonts w:ascii="Times New Roman Regular" w:hAnsi="Times New Roman Regular" w:cs="Times New Roman Regular"/>
+                <w:w w:val="70"/>
+                <w:sz w:val="18"/>
               </w:rPr>
               <w:t xml:space="preserve">↓ / Pplat↓ / PEEP </w:t>
             </w:r>
             <w:r>
               <w:rPr>
                 <w:rFonts w:ascii="Times New Roman Regular" w:hAnsi="Times New Roman Regular" w:cs="Times New Roman Regular"/>
+                <w:w w:val="70"/>
+                <w:sz w:val="18"/>
               </w:rPr>
               <w:t>可否优化？每日目标设定</w:t>
             </w:r>
@@ -6695,9 +8016,11 @@
                 <w:tab w:val="left" w:pos="1883"/>
               </w:tabs>
               <w:snapToGrid w:val="0"/>
-              <w:spacing w:after="0" w:line="240" w:lineRule="auto"/>
-              <w:rPr>
-                <w:rFonts w:ascii="Times New Roman Regular" w:hAnsi="Times New Roman Regular" w:cs="Times New Roman Regular"/>
+              <w:spacing w:after="0" w:line="207" w:lineRule="exact"/>
+              <w:rPr>
+                <w:rFonts w:ascii="Times New Roman Regular" w:hAnsi="Times New Roman Regular" w:cs="Times New Roman Regular"/>
+                <w:w w:val="70"/>
+                <w:sz w:val="18"/>
               </w:rPr>
             </w:pPr>
           </w:p>
@@ -6713,9 +8036,11 @@
                 <w:tab w:val="left" w:pos="1883"/>
               </w:tabs>
               <w:snapToGrid w:val="0"/>
-              <w:spacing w:after="0" w:line="240" w:lineRule="auto"/>
-              <w:rPr>
-                <w:rFonts w:ascii="Times New Roman Regular" w:hAnsi="Times New Roman Regular" w:cs="Times New Roman Regular"/>
+              <w:spacing w:after="0" w:line="207" w:lineRule="exact"/>
+              <w:rPr>
+                <w:rFonts w:ascii="Times New Roman Regular" w:hAnsi="Times New Roman Regular" w:cs="Times New Roman Regular"/>
+                <w:w w:val="70"/>
+                <w:sz w:val="18"/>
               </w:rPr>
             </w:pPr>
           </w:p>
@@ -6927,7 +8252,7 @@
     <w:sectPr>
       <w:headerReference w:type="default" r:id="rId6"/>
       <w:pgSz w:w="11906" w:h="16838"/>
-      <w:pgMar w:top="720" w:right="720" w:bottom="720" w:left="720" w:header="851" w:footer="992" w:gutter="0"/>
+      <w:pgMar w:top="340" w:right="340" w:bottom="340" w:left="340" w:header="851" w:footer="992" w:gutter="0"/>
       <w:cols w:space="425"/>
       <w:docGrid w:type="lines" w:linePitch="312"/>
     </w:sectPr>
